--- a/Capstone_Day_Wise_Schedule.docx
+++ b/Capstone_Day_Wise_Schedule.docx
@@ -1422,6 +1422,73 @@
                 <w:sz w:val="15"/>
               </w:rPr>
               <w:t>POM structure, fixtures, and final automation readiness.</w:t>
+            </w:r>
+          </w:p>
+        </w:tc>
+      </w:tr>
+      <w:tr>
+        <w:tc>
+          <w:tcPr>
+            <w:tcW w:type="dxa" w:w="1872"/>
+          </w:tcPr>
+          <w:p>
+            <w:r>
+              <w:rPr>
+                <w:sz w:val="17"/>
+              </w:rPr>
+              <w:t>Capstone Day 8</w:t>
+            </w:r>
+          </w:p>
+        </w:tc>
+        <w:tc>
+          <w:tcPr>
+            <w:tcW w:type="dxa" w:w="1872"/>
+          </w:tcPr>
+          <w:p>
+            <w:r>
+              <w:rPr>
+                <w:sz w:val="17"/>
+              </w:rPr>
+              <w:t>Trainer Day 21</w:t>
+            </w:r>
+          </w:p>
+        </w:tc>
+        <w:tc>
+          <w:tcPr>
+            <w:tcW w:type="dxa" w:w="1872"/>
+          </w:tcPr>
+          <w:p>
+            <w:r>
+              <w:rPr>
+                <w:sz w:val="17"/>
+              </w:rPr>
+              <w:t>Allure reporting, auth.json session saving, manual login storage, and authenticated tests</w:t>
+            </w:r>
+          </w:p>
+        </w:tc>
+        <w:tc>
+          <w:tcPr>
+            <w:tcW w:type="dxa" w:w="1872"/>
+          </w:tcPr>
+          <w:p>
+            <w:r>
+              <w:rPr>
+                <w:sz w:val="17"/>
+              </w:rPr>
+              <w:t>Install Allure packages, configure html + allure reporter, generate/open Allure report, create save-auth.js, save browser session into auth.json, reuse storageState in tests, and ignore generated report/auth files.</w:t>
+            </w:r>
+          </w:p>
+        </w:tc>
+        <w:tc>
+          <w:tcPr>
+            <w:tcW w:type="dxa" w:w="1872"/>
+          </w:tcPr>
+          <w:p>
+            <w:r>
+              <w:rPr>
+                <w:sz w:val="17"/>
+              </w:rPr>
+              <w:t>Allure reporting and authenticated session reuse plan.</w:t>
             </w:r>
           </w:p>
         </w:tc>
@@ -3544,6 +3611,416 @@
           </w:p>
         </w:tc>
       </w:tr>
+      <w:tr>
+        <w:tc>
+          <w:tcPr>
+            <w:tcW w:type="dxa" w:w="3120"/>
+          </w:tcPr>
+          <w:p>
+            <w:r>
+              <w:rPr>
+                <w:sz w:val="17"/>
+              </w:rPr>
+              <w:t>allure-playwright and allure-commandline dependencies</w:t>
+            </w:r>
+          </w:p>
+        </w:tc>
+        <w:tc>
+          <w:tcPr>
+            <w:tcW w:type="dxa" w:w="3120"/>
+          </w:tcPr>
+          <w:p>
+            <w:r>
+              <w:rPr>
+                <w:sz w:val="17"/>
+              </w:rPr>
+              <w:t>Day 21</w:t>
+            </w:r>
+          </w:p>
+        </w:tc>
+        <w:tc>
+          <w:tcPr>
+            <w:tcW w:type="dxa" w:w="3120"/>
+          </w:tcPr>
+          <w:p>
+            <w:r>
+              <w:rPr>
+                <w:sz w:val="17"/>
+              </w:rPr>
+              <w:t>Covered on Capstone Day 8</w:t>
+            </w:r>
+          </w:p>
+        </w:tc>
+      </w:tr>
+      <w:tr>
+        <w:tc>
+          <w:tcPr>
+            <w:tcW w:type="dxa" w:w="3120"/>
+          </w:tcPr>
+          <w:p>
+            <w:r>
+              <w:rPr>
+                <w:sz w:val="17"/>
+              </w:rPr>
+              <w:t>Playwright reporter configured as html plus allure-playwright</w:t>
+            </w:r>
+          </w:p>
+        </w:tc>
+        <w:tc>
+          <w:tcPr>
+            <w:tcW w:type="dxa" w:w="3120"/>
+          </w:tcPr>
+          <w:p>
+            <w:r>
+              <w:rPr>
+                <w:sz w:val="17"/>
+              </w:rPr>
+              <w:t>Day 21</w:t>
+            </w:r>
+          </w:p>
+        </w:tc>
+        <w:tc>
+          <w:tcPr>
+            <w:tcW w:type="dxa" w:w="3120"/>
+          </w:tcPr>
+          <w:p>
+            <w:r>
+              <w:rPr>
+                <w:sz w:val="17"/>
+              </w:rPr>
+              <w:t>Covered on Capstone Day 8</w:t>
+            </w:r>
+          </w:p>
+        </w:tc>
+      </w:tr>
+      <w:tr>
+        <w:tc>
+          <w:tcPr>
+            <w:tcW w:type="dxa" w:w="3120"/>
+          </w:tcPr>
+          <w:p>
+            <w:r>
+              <w:rPr>
+                <w:sz w:val="17"/>
+              </w:rPr>
+              <w:t>allure-results and allure-report folders</w:t>
+            </w:r>
+          </w:p>
+        </w:tc>
+        <w:tc>
+          <w:tcPr>
+            <w:tcW w:type="dxa" w:w="3120"/>
+          </w:tcPr>
+          <w:p>
+            <w:r>
+              <w:rPr>
+                <w:sz w:val="17"/>
+              </w:rPr>
+              <w:t>Day 21</w:t>
+            </w:r>
+          </w:p>
+        </w:tc>
+        <w:tc>
+          <w:tcPr>
+            <w:tcW w:type="dxa" w:w="3120"/>
+          </w:tcPr>
+          <w:p>
+            <w:r>
+              <w:rPr>
+                <w:sz w:val="17"/>
+              </w:rPr>
+              <w:t>Covered on Capstone Day 8</w:t>
+            </w:r>
+          </w:p>
+        </w:tc>
+      </w:tr>
+      <w:tr>
+        <w:tc>
+          <w:tcPr>
+            <w:tcW w:type="dxa" w:w="3120"/>
+          </w:tcPr>
+          <w:p>
+            <w:r>
+              <w:rPr>
+                <w:sz w:val="17"/>
+              </w:rPr>
+              <w:t>npx allure generate and npx allure open commands</w:t>
+            </w:r>
+          </w:p>
+        </w:tc>
+        <w:tc>
+          <w:tcPr>
+            <w:tcW w:type="dxa" w:w="3120"/>
+          </w:tcPr>
+          <w:p>
+            <w:r>
+              <w:rPr>
+                <w:sz w:val="17"/>
+              </w:rPr>
+              <w:t>Day 21</w:t>
+            </w:r>
+          </w:p>
+        </w:tc>
+        <w:tc>
+          <w:tcPr>
+            <w:tcW w:type="dxa" w:w="3120"/>
+          </w:tcPr>
+          <w:p>
+            <w:r>
+              <w:rPr>
+                <w:sz w:val="17"/>
+              </w:rPr>
+              <w:t>Covered on Capstone Day 8</w:t>
+            </w:r>
+          </w:p>
+        </w:tc>
+      </w:tr>
+      <w:tr>
+        <w:tc>
+          <w:tcPr>
+            <w:tcW w:type="dxa" w:w="3120"/>
+          </w:tcPr>
+          <w:p>
+            <w:r>
+              <w:rPr>
+                <w:sz w:val="17"/>
+              </w:rPr>
+              <w:t>save-auth.js for manual login session capture</w:t>
+            </w:r>
+          </w:p>
+        </w:tc>
+        <w:tc>
+          <w:tcPr>
+            <w:tcW w:type="dxa" w:w="3120"/>
+          </w:tcPr>
+          <w:p>
+            <w:r>
+              <w:rPr>
+                <w:sz w:val="17"/>
+              </w:rPr>
+              <w:t>Day 21</w:t>
+            </w:r>
+          </w:p>
+        </w:tc>
+        <w:tc>
+          <w:tcPr>
+            <w:tcW w:type="dxa" w:w="3120"/>
+          </w:tcPr>
+          <w:p>
+            <w:r>
+              <w:rPr>
+                <w:sz w:val="17"/>
+              </w:rPr>
+              <w:t>Covered on Capstone Day 8</w:t>
+            </w:r>
+          </w:p>
+        </w:tc>
+      </w:tr>
+      <w:tr>
+        <w:tc>
+          <w:tcPr>
+            <w:tcW w:type="dxa" w:w="3120"/>
+          </w:tcPr>
+          <w:p>
+            <w:r>
+              <w:rPr>
+                <w:sz w:val="17"/>
+              </w:rPr>
+              <w:t>readline prompt waits for user before saving auth</w:t>
+            </w:r>
+          </w:p>
+        </w:tc>
+        <w:tc>
+          <w:tcPr>
+            <w:tcW w:type="dxa" w:w="3120"/>
+          </w:tcPr>
+          <w:p>
+            <w:r>
+              <w:rPr>
+                <w:sz w:val="17"/>
+              </w:rPr>
+              <w:t>Day 21</w:t>
+            </w:r>
+          </w:p>
+        </w:tc>
+        <w:tc>
+          <w:tcPr>
+            <w:tcW w:type="dxa" w:w="3120"/>
+          </w:tcPr>
+          <w:p>
+            <w:r>
+              <w:rPr>
+                <w:sz w:val="17"/>
+              </w:rPr>
+              <w:t>Covered on Capstone Day 8</w:t>
+            </w:r>
+          </w:p>
+        </w:tc>
+      </w:tr>
+      <w:tr>
+        <w:tc>
+          <w:tcPr>
+            <w:tcW w:type="dxa" w:w="3120"/>
+          </w:tcPr>
+          <w:p>
+            <w:r>
+              <w:rPr>
+                <w:sz w:val="17"/>
+              </w:rPr>
+              <w:t>context.storageState saved to auth.json</w:t>
+            </w:r>
+          </w:p>
+        </w:tc>
+        <w:tc>
+          <w:tcPr>
+            <w:tcW w:type="dxa" w:w="3120"/>
+          </w:tcPr>
+          <w:p>
+            <w:r>
+              <w:rPr>
+                <w:sz w:val="17"/>
+              </w:rPr>
+              <w:t>Day 21</w:t>
+            </w:r>
+          </w:p>
+        </w:tc>
+        <w:tc>
+          <w:tcPr>
+            <w:tcW w:type="dxa" w:w="3120"/>
+          </w:tcPr>
+          <w:p>
+            <w:r>
+              <w:rPr>
+                <w:sz w:val="17"/>
+              </w:rPr>
+              <w:t>Covered on Capstone Day 8</w:t>
+            </w:r>
+          </w:p>
+        </w:tc>
+      </w:tr>
+      <w:tr>
+        <w:tc>
+          <w:tcPr>
+            <w:tcW w:type="dxa" w:w="3120"/>
+          </w:tcPr>
+          <w:p>
+            <w:r>
+              <w:rPr>
+                <w:sz w:val="17"/>
+              </w:rPr>
+              <w:t>test.use with storageState auth.json</w:t>
+            </w:r>
+          </w:p>
+        </w:tc>
+        <w:tc>
+          <w:tcPr>
+            <w:tcW w:type="dxa" w:w="3120"/>
+          </w:tcPr>
+          <w:p>
+            <w:r>
+              <w:rPr>
+                <w:sz w:val="17"/>
+              </w:rPr>
+              <w:t>Day 21</w:t>
+            </w:r>
+          </w:p>
+        </w:tc>
+        <w:tc>
+          <w:tcPr>
+            <w:tcW w:type="dxa" w:w="3120"/>
+          </w:tcPr>
+          <w:p>
+            <w:r>
+              <w:rPr>
+                <w:sz w:val="17"/>
+              </w:rPr>
+              <w:t>Covered on Capstone Day 8</w:t>
+            </w:r>
+          </w:p>
+        </w:tc>
+      </w:tr>
+      <w:tr>
+        <w:tc>
+          <w:tcPr>
+            <w:tcW w:type="dxa" w:w="3120"/>
+          </w:tcPr>
+          <w:p>
+            <w:r>
+              <w:rPr>
+                <w:sz w:val="17"/>
+              </w:rPr>
+              <w:t>authenticated profile test using saved session</w:t>
+            </w:r>
+          </w:p>
+        </w:tc>
+        <w:tc>
+          <w:tcPr>
+            <w:tcW w:type="dxa" w:w="3120"/>
+          </w:tcPr>
+          <w:p>
+            <w:r>
+              <w:rPr>
+                <w:sz w:val="17"/>
+              </w:rPr>
+              <w:t>Day 21</w:t>
+            </w:r>
+          </w:p>
+        </w:tc>
+        <w:tc>
+          <w:tcPr>
+            <w:tcW w:type="dxa" w:w="3120"/>
+          </w:tcPr>
+          <w:p>
+            <w:r>
+              <w:rPr>
+                <w:sz w:val="17"/>
+              </w:rPr>
+              <w:t>Covered on Capstone Day 8</w:t>
+            </w:r>
+          </w:p>
+        </w:tc>
+      </w:tr>
+      <w:tr>
+        <w:tc>
+          <w:tcPr>
+            <w:tcW w:type="dxa" w:w="3120"/>
+          </w:tcPr>
+          <w:p>
+            <w:r>
+              <w:rPr>
+                <w:sz w:val="17"/>
+              </w:rPr>
+              <w:t>.gitignore entries for auth.json and Allure output folders</w:t>
+            </w:r>
+          </w:p>
+        </w:tc>
+        <w:tc>
+          <w:tcPr>
+            <w:tcW w:type="dxa" w:w="3120"/>
+          </w:tcPr>
+          <w:p>
+            <w:r>
+              <w:rPr>
+                <w:sz w:val="17"/>
+              </w:rPr>
+              <w:t>Day 21</w:t>
+            </w:r>
+          </w:p>
+        </w:tc>
+        <w:tc>
+          <w:tcPr>
+            <w:tcW w:type="dxa" w:w="3120"/>
+          </w:tcPr>
+          <w:p>
+            <w:r>
+              <w:rPr>
+                <w:sz w:val="17"/>
+              </w:rPr>
+              <w:t>Covered on Capstone Day 8</w:t>
+            </w:r>
+          </w:p>
+        </w:tc>
+      </w:tr>
     </w:tbl>
     <w:p>
       <w:r>
@@ -3699,15 +4176,11 @@
             <w:shd w:fill="FFFFFF"/>
           </w:tcPr>
           <w:p>
-            <w:pPr>
-              <w:spacing w:after="0" w:line="250" w:lineRule="auto"/>
-            </w:pPr>
             <w:r>
               <w:rPr>
-                <w:rFonts w:ascii="Calibri" w:hAnsi="Calibri" w:eastAsia="Calibri"/>
                 <w:sz w:val="17"/>
               </w:rPr>
-              <w:t>Day 1, Day 2, Day 4, Day 5, Day 7</w:t>
+              <w:t>Day 1, Day 2, Day 4, Day 5, Day 7, Day 8</w:t>
             </w:r>
           </w:p>
         </w:tc>
@@ -3724,15 +4197,11 @@
             <w:shd w:fill="FFFFFF"/>
           </w:tcPr>
           <w:p>
-            <w:pPr>
-              <w:spacing w:after="0" w:line="250" w:lineRule="auto"/>
-            </w:pPr>
             <w:r>
               <w:rPr>
-                <w:rFonts w:ascii="Calibri" w:hAnsi="Calibri" w:eastAsia="Calibri"/>
                 <w:sz w:val="17"/>
               </w:rPr>
-              <w:t>Smoke navigation, login/register validation, helper reuse, data-driven login, storage state, LoginPage object.</w:t>
+              <w:t>Smoke navigation, login/register validation, helper reuse, data-driven login, storage state, LoginPage object. Day 8 adds saved auth session and authenticated profile/account reuse.</w:t>
             </w:r>
           </w:p>
         </w:tc>
@@ -4084,15 +4553,11 @@
             <w:shd w:fill="FFFFFF"/>
           </w:tcPr>
           <w:p>
-            <w:pPr>
-              <w:spacing w:after="0" w:line="250" w:lineRule="auto"/>
-            </w:pPr>
             <w:r>
               <w:rPr>
-                <w:rFonts w:ascii="Calibri" w:hAnsi="Calibri" w:eastAsia="Calibri"/>
                 <w:sz w:val="17"/>
               </w:rPr>
-              <w:t>Day 5, Day 6, Day 7</w:t>
+              <w:t>Day 5, Day 6, Day 7, Day 8</w:t>
             </w:r>
           </w:p>
         </w:tc>
@@ -4109,15 +4574,11 @@
             <w:shd w:fill="FFFFFF"/>
           </w:tcPr>
           <w:p>
-            <w:pPr>
-              <w:spacing w:after="0" w:line="250" w:lineRule="auto"/>
-            </w:pPr>
             <w:r>
               <w:rPr>
-                <w:rFonts w:ascii="Calibri" w:hAnsi="Calibri" w:eastAsia="Calibri"/>
                 <w:sz w:val="17"/>
               </w:rPr>
-              <w:t>Storage state, test data review, checkout page object, final flow execution.</w:t>
+              <w:t>Storage state, test data review, checkout page object, final flow execution. Day 8 session reuse can support authenticated checkout flow later.</w:t>
             </w:r>
           </w:p>
         </w:tc>
@@ -4161,15 +4622,11 @@
             <w:shd w:fill="FFFFFF"/>
           </w:tcPr>
           <w:p>
-            <w:pPr>
-              <w:spacing w:after="0" w:line="250" w:lineRule="auto"/>
-            </w:pPr>
             <w:r>
               <w:rPr>
-                <w:rFonts w:ascii="Calibri" w:hAnsi="Calibri" w:eastAsia="Calibri"/>
                 <w:sz w:val="17"/>
               </w:rPr>
-              <w:t>Day 5, Day 6, Day 7</w:t>
+              <w:t>Day 5, Day 6, Day 7, Day 8</w:t>
             </w:r>
           </w:p>
         </w:tc>
@@ -4186,15 +4643,11 @@
             <w:shd w:fill="FFFFFF"/>
           </w:tcPr>
           <w:p>
-            <w:pPr>
-              <w:spacing w:after="0" w:line="250" w:lineRule="auto"/>
-            </w:pPr>
             <w:r>
               <w:rPr>
-                <w:rFonts w:ascii="Calibri" w:hAnsi="Calibri" w:eastAsia="Calibri"/>
                 <w:sz w:val="17"/>
               </w:rPr>
-              <w:t>Saved login state, address test data, account/address page object.</w:t>
+              <w:t>Saved login state, address test data, account/address page object. Day 8 session reuse can support authenticated address/account flow later.</w:t>
             </w:r>
           </w:p>
         </w:tc>
@@ -4238,15 +4691,11 @@
             <w:shd w:fill="FFFFFF"/>
           </w:tcPr>
           <w:p>
-            <w:pPr>
-              <w:spacing w:after="0" w:line="250" w:lineRule="auto"/>
-            </w:pPr>
             <w:r>
               <w:rPr>
-                <w:rFonts w:ascii="Calibri" w:hAnsi="Calibri" w:eastAsia="Calibri"/>
                 <w:sz w:val="17"/>
               </w:rPr>
-              <w:t>Day 2, Day 4, Day 7</w:t>
+              <w:t>Day 2, Day 4, Day 7, Day 8</w:t>
             </w:r>
           </w:p>
         </w:tc>
@@ -4263,15 +4712,11 @@
             <w:shd w:fill="FFFFFF"/>
           </w:tcPr>
           <w:p>
-            <w:pPr>
-              <w:spacing w:after="0" w:line="250" w:lineRule="auto"/>
-            </w:pPr>
             <w:r>
               <w:rPr>
-                <w:rFonts w:ascii="Calibri" w:hAnsi="Calibri" w:eastAsia="Calibri"/>
                 <w:sz w:val="17"/>
               </w:rPr>
-              <w:t>Form validation, Contact Us tests, account navigation, helper functions, POM methods.</w:t>
+              <w:t>Form validation, Contact Us tests, account navigation, helper functions, POM methods. Day 8 adds authenticated profile/account session validation and reporting evidence.</w:t>
             </w:r>
           </w:p>
         </w:tc>
@@ -4730,6 +5175,34 @@
           </w:p>
         </w:tc>
       </w:tr>
+      <w:tr>
+        <w:tc>
+          <w:tcPr>
+            <w:tcW w:type="dxa" w:w="4680"/>
+          </w:tcPr>
+          <w:p>
+            <w:r>
+              <w:rPr>
+                <w:sz w:val="17"/>
+              </w:rPr>
+              <w:t>Capstone Day 8</w:t>
+            </w:r>
+          </w:p>
+        </w:tc>
+        <w:tc>
+          <w:tcPr>
+            <w:tcW w:type="dxa" w:w="4680"/>
+          </w:tcPr>
+          <w:p>
+            <w:r>
+              <w:rPr>
+                <w:sz w:val="17"/>
+              </w:rPr>
+              <w:t>Allure report setup, auth session saving with auth.json, storageState reuse, authenticated account/profile flow plan, and updated gitignore notes.</w:t>
+            </w:r>
+          </w:p>
+        </w:tc>
+      </w:tr>
     </w:tbl>
     <w:p>
       <w:pPr>
@@ -4768,7 +5241,7 @@
         <w:pStyle w:val="ListBullet"/>
       </w:pPr>
       <w:r>
-        <w:t>All Playwright/testing topics found in Day 12, Day 13 &amp; 14, Day 15, Day 16, Day 17, and Day 19 are included in the checklist above.</w:t>
+        <w:t>All Playwright/testing topics found in Day 12, Day 13 &amp; 14, Day 15, Day 16, Day 17, Day 19, and Day 21 are included in the checklist above.</w:t>
       </w:r>
     </w:p>
     <w:p>

--- a/Capstone_Day_Wise_Schedule.docx
+++ b/Capstone_Day_Wise_Schedule.docx
@@ -5,101 +5,133 @@
     <w:p>
       <w:pPr>
         <w:spacing w:after="80"/>
+        <w:jc w:val="center"/>
       </w:pPr>
       <w:r>
         <w:rPr>
-          <w:rFonts w:ascii="Calibri" w:hAnsi="Calibri" w:eastAsia="Calibri"/>
           <w:b/>
-          <w:color w:val="0B2545"/>
+          <w:color w:val="1F4D78"/>
           <w:sz w:val="44"/>
         </w:rPr>
-        <w:t>Capstone Project Day-Wise Schedule</w:t>
+        <w:t>Demo Web Shop Capstone Day-Wise Schedule</w:t>
       </w:r>
     </w:p>
     <w:p>
       <w:pPr>
-        <w:spacing w:after="200"/>
+        <w:jc w:val="center"/>
       </w:pPr>
       <w:r>
         <w:rPr>
-          <w:rFonts w:ascii="Calibri" w:hAnsi="Calibri" w:eastAsia="Calibri"/>
           <w:i/>
-          <w:color w:val="505050"/>
-          <w:sz w:val="22"/>
         </w:rPr>
-        <w:t>Trainer topic-wise work plan for nopCommerce automation testing</w:t>
+        <w:t>Project work plan for Playwright JavaScript automation capstone</w:t>
+      </w:r>
+    </w:p>
+    <w:p>
+      <w:pPr>
+        <w:pStyle w:val="Heading1"/>
+      </w:pPr>
+      <w:r>
+        <w:t>Capstone Work Schedule</w:t>
+      </w:r>
+    </w:p>
+    <w:p>
+      <w:r>
+        <w:t>This schedule shows what will be completed for the Demo Web Shop automation capstone. It is aligned with the training flow and the final project requirement of 8 services, 120 test cases, Allure report, and GitHub Pages hosting.</w:t>
       </w:r>
     </w:p>
     <w:tbl>
       <w:tblPr>
-        <w:tblW w:type="dxa" w:w="9360"/>
-        <w:jc w:val="left"/>
+        <w:tblStyle w:val="TableGrid"/>
+        <w:tblW w:type="auto" w:w="0"/>
+        <w:jc w:val="center"/>
         <w:tblLayout w:type="fixed"/>
         <w:tblLook w:firstColumn="1" w:firstRow="1" w:lastColumn="0" w:lastRow="0" w:noHBand="0" w:noVBand="1" w:val="04A0"/>
-        <w:tblInd w:w="120" w:type="dxa"/>
-        <w:tblCellMar>
-          <w:top w:w="80" w:type="dxa"/>
-          <w:start w:w="120" w:type="dxa"/>
-          <w:bottom w:w="80" w:type="dxa"/>
-          <w:end w:w="120" w:type="dxa"/>
-        </w:tblCellMar>
       </w:tblPr>
       <w:tblGrid>
-        <w:gridCol w:w="4680"/>
-        <w:gridCol w:w="4680"/>
+        <w:gridCol w:w="3120"/>
+        <w:gridCol w:w="3120"/>
+        <w:gridCol w:w="3120"/>
       </w:tblGrid>
       <w:tr>
         <w:tc>
           <w:tcPr>
-            <w:tcW w:type="dxa" w:w="2376"/>
-            <w:tcBorders>
-              <w:top w:val="single" w:sz="6" w:space="0" w:color="B7C9DC"/>
-              <w:left w:val="single" w:sz="6" w:space="0" w:color="B7C9DC"/>
-              <w:bottom w:val="single" w:sz="6" w:space="0" w:color="B7C9DC"/>
-              <w:right w:val="single" w:sz="6" w:space="0" w:color="B7C9DC"/>
-            </w:tcBorders>
+            <w:tcW w:type="dxa" w:w="1800"/>
             <w:vAlign w:val="center"/>
-            <w:shd w:fill="E8EEF5"/>
+            <w:tcMar>
+              <w:top w:w="80" w:type="dxa"/>
+              <w:start w:w="120" w:type="dxa"/>
+              <w:bottom w:w="80" w:type="dxa"/>
+              <w:end w:w="120" w:type="dxa"/>
+            </w:tcMar>
+            <w:shd w:fill="1F4D78"/>
           </w:tcPr>
           <w:p>
             <w:pPr>
-              <w:spacing w:after="0" w:line="250" w:lineRule="auto"/>
+              <w:spacing w:after="0"/>
             </w:pPr>
+            <w:r/>
             <w:r>
               <w:rPr>
-                <w:rFonts w:ascii="Calibri" w:hAnsi="Calibri" w:eastAsia="Calibri"/>
                 <w:b/>
-                <w:color w:val="0B2545"/>
-                <w:sz w:val="18"/>
+                <w:color w:val="FFFFFF"/>
+                <w:sz w:val="19"/>
               </w:rPr>
-              <w:t>Field</w:t>
+              <w:t>Day</w:t>
             </w:r>
           </w:p>
         </w:tc>
         <w:tc>
           <w:tcPr>
-            <w:tcW w:type="dxa" w:w="6984"/>
-            <w:tcBorders>
-              <w:top w:val="single" w:sz="6" w:space="0" w:color="B7C9DC"/>
-              <w:left w:val="single" w:sz="6" w:space="0" w:color="B7C9DC"/>
-              <w:bottom w:val="single" w:sz="6" w:space="0" w:color="B7C9DC"/>
-              <w:right w:val="single" w:sz="6" w:space="0" w:color="B7C9DC"/>
-            </w:tcBorders>
+            <w:tcW w:type="dxa" w:w="2520"/>
             <w:vAlign w:val="center"/>
-            <w:shd w:fill="E8EEF5"/>
+            <w:tcMar>
+              <w:top w:w="80" w:type="dxa"/>
+              <w:start w:w="120" w:type="dxa"/>
+              <w:bottom w:w="80" w:type="dxa"/>
+              <w:end w:w="120" w:type="dxa"/>
+            </w:tcMar>
+            <w:shd w:fill="1F4D78"/>
           </w:tcPr>
           <w:p>
             <w:pPr>
-              <w:spacing w:after="0" w:line="250" w:lineRule="auto"/>
+              <w:spacing w:after="0"/>
             </w:pPr>
+            <w:r/>
             <w:r>
               <w:rPr>
-                <w:rFonts w:ascii="Calibri" w:hAnsi="Calibri" w:eastAsia="Calibri"/>
                 <w:b/>
-                <w:color w:val="0B2545"/>
-                <w:sz w:val="18"/>
+                <w:color w:val="FFFFFF"/>
+                <w:sz w:val="19"/>
               </w:rPr>
-              <w:t>Details</w:t>
+              <w:t>Focus</w:t>
+            </w:r>
+          </w:p>
+        </w:tc>
+        <w:tc>
+          <w:tcPr>
+            <w:tcW w:type="dxa" w:w="5040"/>
+            <w:vAlign w:val="center"/>
+            <w:tcMar>
+              <w:top w:w="80" w:type="dxa"/>
+              <w:start w:w="120" w:type="dxa"/>
+              <w:bottom w:w="80" w:type="dxa"/>
+              <w:end w:w="120" w:type="dxa"/>
+            </w:tcMar>
+            <w:shd w:fill="1F4D78"/>
+          </w:tcPr>
+          <w:p>
+            <w:pPr>
+              <w:spacing w:after="0"/>
+            </w:pPr>
+            <w:r/>
+            <w:r>
+              <w:rPr>
+                <w:b/>
+                <w:color w:val="FFFFFF"/>
+                <w:sz w:val="19"/>
+              </w:rPr>
+              <w:t>Work To Be Done</w:t>
             </w:r>
           </w:p>
         </w:tc>
@@ -107,52 +139,77 @@
       <w:tr>
         <w:tc>
           <w:tcPr>
-            <w:tcW w:type="dxa" w:w="2376"/>
-            <w:tcBorders>
-              <w:top w:val="single" w:sz="6" w:space="0" w:color="B7C9DC"/>
-              <w:left w:val="single" w:sz="6" w:space="0" w:color="B7C9DC"/>
-              <w:bottom w:val="single" w:sz="6" w:space="0" w:color="B7C9DC"/>
-              <w:right w:val="single" w:sz="6" w:space="0" w:color="B7C9DC"/>
-            </w:tcBorders>
+            <w:tcW w:type="dxa" w:w="3120"/>
             <w:vAlign w:val="center"/>
+            <w:tcMar>
+              <w:top w:w="80" w:type="dxa"/>
+              <w:start w:w="120" w:type="dxa"/>
+              <w:bottom w:w="80" w:type="dxa"/>
+              <w:end w:w="120" w:type="dxa"/>
+            </w:tcMar>
             <w:shd w:fill="F2F4F7"/>
           </w:tcPr>
           <w:p>
             <w:pPr>
-              <w:spacing w:after="0" w:line="250" w:lineRule="auto"/>
+              <w:spacing w:after="0"/>
             </w:pPr>
+            <w:r/>
             <w:r>
               <w:rPr>
-                <w:rFonts w:ascii="Calibri" w:hAnsi="Calibri" w:eastAsia="Calibri"/>
-                <w:b/>
-                <w:sz w:val="18"/>
+                <w:b w:val="0"/>
+                <w:sz w:val="19"/>
               </w:rPr>
-              <w:t>Project folder</w:t>
+              <w:t>Capstone Day 1</w:t>
             </w:r>
           </w:p>
         </w:tc>
         <w:tc>
           <w:tcPr>
-            <w:tcW w:type="dxa" w:w="6984"/>
-            <w:tcBorders>
-              <w:top w:val="single" w:sz="6" w:space="0" w:color="B7C9DC"/>
-              <w:left w:val="single" w:sz="6" w:space="0" w:color="B7C9DC"/>
-              <w:bottom w:val="single" w:sz="6" w:space="0" w:color="B7C9DC"/>
-              <w:right w:val="single" w:sz="6" w:space="0" w:color="B7C9DC"/>
-            </w:tcBorders>
+            <w:tcW w:type="dxa" w:w="3120"/>
             <w:vAlign w:val="center"/>
-            <w:shd w:fill="FFFFFF"/>
+            <w:tcMar>
+              <w:top w:w="80" w:type="dxa"/>
+              <w:start w:w="120" w:type="dxa"/>
+              <w:bottom w:w="80" w:type="dxa"/>
+              <w:end w:w="120" w:type="dxa"/>
+            </w:tcMar>
           </w:tcPr>
           <w:p>
             <w:pPr>
-              <w:spacing w:after="0" w:line="250" w:lineRule="auto"/>
+              <w:spacing w:after="0"/>
             </w:pPr>
+            <w:r/>
             <w:r>
               <w:rPr>
-                <w:rFonts w:ascii="Calibri" w:hAnsi="Calibri" w:eastAsia="Calibri"/>
-                <w:sz w:val="18"/>
+                <w:b w:val="0"/>
+                <w:sz w:val="19"/>
               </w:rPr>
-              <w:t>D:\WIPRO\Capstone_Project</w:t>
+              <w:t>Project setup and website selection</w:t>
+            </w:r>
+          </w:p>
+        </w:tc>
+        <w:tc>
+          <w:tcPr>
+            <w:tcW w:type="dxa" w:w="3120"/>
+            <w:vAlign w:val="center"/>
+            <w:tcMar>
+              <w:top w:w="80" w:type="dxa"/>
+              <w:start w:w="120" w:type="dxa"/>
+              <w:bottom w:w="80" w:type="dxa"/>
+              <w:end w:w="120" w:type="dxa"/>
+            </w:tcMar>
+          </w:tcPr>
+          <w:p>
+            <w:pPr>
+              <w:spacing w:after="0"/>
+            </w:pPr>
+            <w:r/>
+            <w:r>
+              <w:rPr>
+                <w:b w:val="0"/>
+                <w:sz w:val="19"/>
+              </w:rPr>
+              <w:t>Create Playwright project structure, choose Demo Web Shop, confirm testing scope and service list.</w:t>
             </w:r>
           </w:p>
         </w:tc>
@@ -160,52 +217,77 @@
       <w:tr>
         <w:tc>
           <w:tcPr>
-            <w:tcW w:type="dxa" w:w="2376"/>
-            <w:tcBorders>
-              <w:top w:val="single" w:sz="6" w:space="0" w:color="B7C9DC"/>
-              <w:left w:val="single" w:sz="6" w:space="0" w:color="B7C9DC"/>
-              <w:bottom w:val="single" w:sz="6" w:space="0" w:color="B7C9DC"/>
-              <w:right w:val="single" w:sz="6" w:space="0" w:color="B7C9DC"/>
-            </w:tcBorders>
+            <w:tcW w:type="dxa" w:w="3120"/>
             <w:vAlign w:val="center"/>
+            <w:tcMar>
+              <w:top w:w="80" w:type="dxa"/>
+              <w:start w:w="120" w:type="dxa"/>
+              <w:bottom w:w="80" w:type="dxa"/>
+              <w:end w:w="120" w:type="dxa"/>
+            </w:tcMar>
             <w:shd w:fill="F2F4F7"/>
           </w:tcPr>
           <w:p>
             <w:pPr>
-              <w:spacing w:after="0" w:line="250" w:lineRule="auto"/>
+              <w:spacing w:after="0"/>
             </w:pPr>
+            <w:r/>
             <w:r>
               <w:rPr>
-                <w:rFonts w:ascii="Calibri" w:hAnsi="Calibri" w:eastAsia="Calibri"/>
-                <w:b/>
-                <w:sz w:val="18"/>
+                <w:b w:val="0"/>
+                <w:sz w:val="19"/>
               </w:rPr>
-              <w:t>Training folder</w:t>
+              <w:t>Capstone Day 2</w:t>
             </w:r>
           </w:p>
         </w:tc>
         <w:tc>
           <w:tcPr>
-            <w:tcW w:type="dxa" w:w="6984"/>
-            <w:tcBorders>
-              <w:top w:val="single" w:sz="6" w:space="0" w:color="B7C9DC"/>
-              <w:left w:val="single" w:sz="6" w:space="0" w:color="B7C9DC"/>
-              <w:bottom w:val="single" w:sz="6" w:space="0" w:color="B7C9DC"/>
-              <w:right w:val="single" w:sz="6" w:space="0" w:color="B7C9DC"/>
-            </w:tcBorders>
+            <w:tcW w:type="dxa" w:w="3120"/>
             <w:vAlign w:val="center"/>
-            <w:shd w:fill="FFFFFF"/>
+            <w:tcMar>
+              <w:top w:w="80" w:type="dxa"/>
+              <w:start w:w="120" w:type="dxa"/>
+              <w:bottom w:w="80" w:type="dxa"/>
+              <w:end w:w="120" w:type="dxa"/>
+            </w:tcMar>
           </w:tcPr>
           <w:p>
             <w:pPr>
-              <w:spacing w:after="0" w:line="250" w:lineRule="auto"/>
+              <w:spacing w:after="0"/>
             </w:pPr>
+            <w:r/>
             <w:r>
               <w:rPr>
-                <w:rFonts w:ascii="Calibri" w:hAnsi="Calibri" w:eastAsia="Calibri"/>
-                <w:sz w:val="18"/>
+                <w:b w:val="0"/>
+                <w:sz w:val="19"/>
               </w:rPr>
-              <w:t>D:\WIPRO\Training</w:t>
+              <w:t>Basic Playwright tests and locators</w:t>
+            </w:r>
+          </w:p>
+        </w:tc>
+        <w:tc>
+          <w:tcPr>
+            <w:tcW w:type="dxa" w:w="3120"/>
+            <w:vAlign w:val="center"/>
+            <w:tcMar>
+              <w:top w:w="80" w:type="dxa"/>
+              <w:start w:w="120" w:type="dxa"/>
+              <w:bottom w:w="80" w:type="dxa"/>
+              <w:end w:w="120" w:type="dxa"/>
+            </w:tcMar>
+          </w:tcPr>
+          <w:p>
+            <w:pPr>
+              <w:spacing w:after="0"/>
+            </w:pPr>
+            <w:r/>
+            <w:r>
+              <w:rPr>
+                <w:b w:val="0"/>
+                <w:sz w:val="19"/>
+              </w:rPr>
+              <w:t>Create first service tests with page navigation, titles, headings, text checks, and visible element checks.</w:t>
             </w:r>
           </w:p>
         </w:tc>
@@ -213,52 +295,77 @@
       <w:tr>
         <w:tc>
           <w:tcPr>
-            <w:tcW w:type="dxa" w:w="2376"/>
-            <w:tcBorders>
-              <w:top w:val="single" w:sz="6" w:space="0" w:color="B7C9DC"/>
-              <w:left w:val="single" w:sz="6" w:space="0" w:color="B7C9DC"/>
-              <w:bottom w:val="single" w:sz="6" w:space="0" w:color="B7C9DC"/>
-              <w:right w:val="single" w:sz="6" w:space="0" w:color="B7C9DC"/>
-            </w:tcBorders>
+            <w:tcW w:type="dxa" w:w="3120"/>
             <w:vAlign w:val="center"/>
+            <w:tcMar>
+              <w:top w:w="80" w:type="dxa"/>
+              <w:start w:w="120" w:type="dxa"/>
+              <w:bottom w:w="80" w:type="dxa"/>
+              <w:end w:w="120" w:type="dxa"/>
+            </w:tcMar>
             <w:shd w:fill="F2F4F7"/>
           </w:tcPr>
           <w:p>
             <w:pPr>
-              <w:spacing w:after="0" w:line="250" w:lineRule="auto"/>
+              <w:spacing w:after="0"/>
             </w:pPr>
+            <w:r/>
             <w:r>
               <w:rPr>
-                <w:rFonts w:ascii="Calibri" w:hAnsi="Calibri" w:eastAsia="Calibri"/>
-                <w:b/>
-                <w:sz w:val="18"/>
+                <w:b w:val="0"/>
+                <w:sz w:val="19"/>
               </w:rPr>
-              <w:t>Website</w:t>
+              <w:t>Capstone Day 3</w:t>
             </w:r>
           </w:p>
         </w:tc>
         <w:tc>
           <w:tcPr>
-            <w:tcW w:type="dxa" w:w="6984"/>
-            <w:tcBorders>
-              <w:top w:val="single" w:sz="6" w:space="0" w:color="B7C9DC"/>
-              <w:left w:val="single" w:sz="6" w:space="0" w:color="B7C9DC"/>
-              <w:bottom w:val="single" w:sz="6" w:space="0" w:color="B7C9DC"/>
-              <w:right w:val="single" w:sz="6" w:space="0" w:color="B7C9DC"/>
-            </w:tcBorders>
+            <w:tcW w:type="dxa" w:w="3120"/>
             <w:vAlign w:val="center"/>
-            <w:shd w:fill="FFFFFF"/>
+            <w:tcMar>
+              <w:top w:w="80" w:type="dxa"/>
+              <w:start w:w="120" w:type="dxa"/>
+              <w:bottom w:w="80" w:type="dxa"/>
+              <w:end w:w="120" w:type="dxa"/>
+            </w:tcMar>
           </w:tcPr>
           <w:p>
             <w:pPr>
-              <w:spacing w:after="0" w:line="250" w:lineRule="auto"/>
+              <w:spacing w:after="0"/>
             </w:pPr>
+            <w:r/>
             <w:r>
               <w:rPr>
-                <w:rFonts w:ascii="Calibri" w:hAnsi="Calibri" w:eastAsia="Calibri"/>
-                <w:sz w:val="18"/>
+                <w:b w:val="0"/>
+                <w:sz w:val="19"/>
               </w:rPr>
-              <w:t>nopCommerce demo store</w:t>
+              <w:t>Reports, screenshots, and annotations</w:t>
+            </w:r>
+          </w:p>
+        </w:tc>
+        <w:tc>
+          <w:tcPr>
+            <w:tcW w:type="dxa" w:w="3120"/>
+            <w:vAlign w:val="center"/>
+            <w:tcMar>
+              <w:top w:w="80" w:type="dxa"/>
+              <w:start w:w="120" w:type="dxa"/>
+              <w:bottom w:w="80" w:type="dxa"/>
+              <w:end w:w="120" w:type="dxa"/>
+            </w:tcMar>
+          </w:tcPr>
+          <w:p>
+            <w:pPr>
+              <w:spacing w:after="0"/>
+            </w:pPr>
+            <w:r/>
+            <w:r>
+              <w:rPr>
+                <w:b w:val="0"/>
+                <w:sz w:val="19"/>
+              </w:rPr>
+              <w:t>Configure Playwright HTML report, screenshots/traces on failure, and readable test names.</w:t>
             </w:r>
           </w:p>
         </w:tc>
@@ -266,52 +373,77 @@
       <w:tr>
         <w:tc>
           <w:tcPr>
-            <w:tcW w:type="dxa" w:w="2376"/>
-            <w:tcBorders>
-              <w:top w:val="single" w:sz="6" w:space="0" w:color="B7C9DC"/>
-              <w:left w:val="single" w:sz="6" w:space="0" w:color="B7C9DC"/>
-              <w:bottom w:val="single" w:sz="6" w:space="0" w:color="B7C9DC"/>
-              <w:right w:val="single" w:sz="6" w:space="0" w:color="B7C9DC"/>
-            </w:tcBorders>
+            <w:tcW w:type="dxa" w:w="3120"/>
             <w:vAlign w:val="center"/>
+            <w:tcMar>
+              <w:top w:w="80" w:type="dxa"/>
+              <w:start w:w="120" w:type="dxa"/>
+              <w:bottom w:w="80" w:type="dxa"/>
+              <w:end w:w="120" w:type="dxa"/>
+            </w:tcMar>
             <w:shd w:fill="F2F4F7"/>
           </w:tcPr>
           <w:p>
             <w:pPr>
-              <w:spacing w:after="0" w:line="250" w:lineRule="auto"/>
+              <w:spacing w:after="0"/>
             </w:pPr>
+            <w:r/>
             <w:r>
               <w:rPr>
-                <w:rFonts w:ascii="Calibri" w:hAnsi="Calibri" w:eastAsia="Calibri"/>
-                <w:b/>
-                <w:sz w:val="18"/>
+                <w:b w:val="0"/>
+                <w:sz w:val="19"/>
               </w:rPr>
-              <w:t>Automation stack</w:t>
+              <w:t>Capstone Day 4</w:t>
             </w:r>
           </w:p>
         </w:tc>
         <w:tc>
           <w:tcPr>
-            <w:tcW w:type="dxa" w:w="6984"/>
-            <w:tcBorders>
-              <w:top w:val="single" w:sz="6" w:space="0" w:color="B7C9DC"/>
-              <w:left w:val="single" w:sz="6" w:space="0" w:color="B7C9DC"/>
-              <w:bottom w:val="single" w:sz="6" w:space="0" w:color="B7C9DC"/>
-              <w:right w:val="single" w:sz="6" w:space="0" w:color="B7C9DC"/>
-            </w:tcBorders>
+            <w:tcW w:type="dxa" w:w="3120"/>
             <w:vAlign w:val="center"/>
-            <w:shd w:fill="FFFFFF"/>
+            <w:tcMar>
+              <w:top w:w="80" w:type="dxa"/>
+              <w:start w:w="120" w:type="dxa"/>
+              <w:bottom w:w="80" w:type="dxa"/>
+              <w:end w:w="120" w:type="dxa"/>
+            </w:tcMar>
           </w:tcPr>
           <w:p>
             <w:pPr>
-              <w:spacing w:after="0" w:line="250" w:lineRule="auto"/>
+              <w:spacing w:after="0"/>
             </w:pPr>
+            <w:r/>
             <w:r>
               <w:rPr>
-                <w:rFonts w:ascii="Calibri" w:hAnsi="Calibri" w:eastAsia="Calibri"/>
-                <w:sz w:val="18"/>
+                <w:b w:val="0"/>
+                <w:sz w:val="19"/>
               </w:rPr>
-              <w:t>Playwright with JavaScript</w:t>
+              <w:t>Validation and grouping</w:t>
+            </w:r>
+          </w:p>
+        </w:tc>
+        <w:tc>
+          <w:tcPr>
+            <w:tcW w:type="dxa" w:w="3120"/>
+            <w:vAlign w:val="center"/>
+            <w:tcMar>
+              <w:top w:w="80" w:type="dxa"/>
+              <w:start w:w="120" w:type="dxa"/>
+              <w:bottom w:w="80" w:type="dxa"/>
+              <w:end w:w="120" w:type="dxa"/>
+            </w:tcMar>
+          </w:tcPr>
+          <w:p>
+            <w:pPr>
+              <w:spacing w:after="0"/>
+            </w:pPr>
+            <w:r/>
+            <w:r>
+              <w:rPr>
+                <w:b w:val="0"/>
+                <w:sz w:val="19"/>
+              </w:rPr>
+              <w:t>Organize tests service-wise and implement reusable scenario runner for repeated validation patterns.</w:t>
             </w:r>
           </w:p>
         </w:tc>
@@ -319,52 +451,311 @@
       <w:tr>
         <w:tc>
           <w:tcPr>
-            <w:tcW w:type="dxa" w:w="2376"/>
-            <w:tcBorders>
-              <w:top w:val="single" w:sz="6" w:space="0" w:color="B7C9DC"/>
-              <w:left w:val="single" w:sz="6" w:space="0" w:color="B7C9DC"/>
-              <w:bottom w:val="single" w:sz="6" w:space="0" w:color="B7C9DC"/>
-              <w:right w:val="single" w:sz="6" w:space="0" w:color="B7C9DC"/>
-            </w:tcBorders>
+            <w:tcW w:type="dxa" w:w="3120"/>
             <w:vAlign w:val="center"/>
+            <w:tcMar>
+              <w:top w:w="80" w:type="dxa"/>
+              <w:start w:w="120" w:type="dxa"/>
+              <w:bottom w:w="80" w:type="dxa"/>
+              <w:end w:w="120" w:type="dxa"/>
+            </w:tcMar>
             <w:shd w:fill="F2F4F7"/>
           </w:tcPr>
           <w:p>
             <w:pPr>
-              <w:spacing w:after="0" w:line="250" w:lineRule="auto"/>
+              <w:spacing w:after="0"/>
             </w:pPr>
+            <w:r/>
             <w:r>
               <w:rPr>
-                <w:rFonts w:ascii="Calibri" w:hAnsi="Calibri" w:eastAsia="Calibri"/>
-                <w:b/>
-                <w:sz w:val="18"/>
+                <w:b w:val="0"/>
+                <w:sz w:val="19"/>
               </w:rPr>
-              <w:t>Capstone requirement</w:t>
+              <w:t>Capstone Day 5</w:t>
             </w:r>
           </w:p>
         </w:tc>
         <w:tc>
           <w:tcPr>
-            <w:tcW w:type="dxa" w:w="6984"/>
-            <w:tcBorders>
-              <w:top w:val="single" w:sz="6" w:space="0" w:color="B7C9DC"/>
-              <w:left w:val="single" w:sz="6" w:space="0" w:color="B7C9DC"/>
-              <w:bottom w:val="single" w:sz="6" w:space="0" w:color="B7C9DC"/>
-              <w:right w:val="single" w:sz="6" w:space="0" w:color="B7C9DC"/>
-            </w:tcBorders>
+            <w:tcW w:type="dxa" w:w="3120"/>
             <w:vAlign w:val="center"/>
-            <w:shd w:fill="FFFFFF"/>
+            <w:tcMar>
+              <w:top w:w="80" w:type="dxa"/>
+              <w:start w:w="120" w:type="dxa"/>
+              <w:bottom w:w="80" w:type="dxa"/>
+              <w:end w:w="120" w:type="dxa"/>
+            </w:tcMar>
           </w:tcPr>
           <w:p>
             <w:pPr>
-              <w:spacing w:after="0" w:line="250" w:lineRule="auto"/>
+              <w:spacing w:after="0"/>
             </w:pPr>
+            <w:r/>
             <w:r>
               <w:rPr>
-                <w:rFonts w:ascii="Calibri" w:hAnsi="Calibri" w:eastAsia="Calibri"/>
-                <w:sz w:val="18"/>
+                <w:b w:val="0"/>
+                <w:sz w:val="19"/>
               </w:rPr>
-              <w:t>8 services, 15 test cases per service, total 120 test cases</w:t>
+              <w:t>Advanced project structure</w:t>
+            </w:r>
+          </w:p>
+        </w:tc>
+        <w:tc>
+          <w:tcPr>
+            <w:tcW w:type="dxa" w:w="3120"/>
+            <w:vAlign w:val="center"/>
+            <w:tcMar>
+              <w:top w:w="80" w:type="dxa"/>
+              <w:start w:w="120" w:type="dxa"/>
+              <w:bottom w:w="80" w:type="dxa"/>
+              <w:end w:w="120" w:type="dxa"/>
+            </w:tcMar>
+          </w:tcPr>
+          <w:p>
+            <w:pPr>
+              <w:spacing w:after="0"/>
+            </w:pPr>
+            <w:r/>
+            <w:r>
+              <w:rPr>
+                <w:b w:val="0"/>
+                <w:sz w:val="19"/>
+              </w:rPr>
+              <w:t>Use data-driven scenario arrays and shared support helpers for maintainable automation.</w:t>
+            </w:r>
+          </w:p>
+        </w:tc>
+      </w:tr>
+      <w:tr>
+        <w:tc>
+          <w:tcPr>
+            <w:tcW w:type="dxa" w:w="3120"/>
+            <w:vAlign w:val="center"/>
+            <w:tcMar>
+              <w:top w:w="80" w:type="dxa"/>
+              <w:start w:w="120" w:type="dxa"/>
+              <w:bottom w:w="80" w:type="dxa"/>
+              <w:end w:w="120" w:type="dxa"/>
+            </w:tcMar>
+            <w:shd w:fill="F2F4F7"/>
+          </w:tcPr>
+          <w:p>
+            <w:pPr>
+              <w:spacing w:after="0"/>
+            </w:pPr>
+            <w:r/>
+            <w:r>
+              <w:rPr>
+                <w:b w:val="0"/>
+                <w:sz w:val="19"/>
+              </w:rPr>
+              <w:t>Capstone Day 6</w:t>
+            </w:r>
+          </w:p>
+        </w:tc>
+        <w:tc>
+          <w:tcPr>
+            <w:tcW w:type="dxa" w:w="3120"/>
+            <w:vAlign w:val="center"/>
+            <w:tcMar>
+              <w:top w:w="80" w:type="dxa"/>
+              <w:start w:w="120" w:type="dxa"/>
+              <w:bottom w:w="80" w:type="dxa"/>
+              <w:end w:w="120" w:type="dxa"/>
+            </w:tcMar>
+          </w:tcPr>
+          <w:p>
+            <w:pPr>
+              <w:spacing w:after="0"/>
+            </w:pPr>
+            <w:r/>
+            <w:r>
+              <w:rPr>
+                <w:b w:val="0"/>
+                <w:sz w:val="19"/>
+              </w:rPr>
+              <w:t>Review and cleanup</w:t>
+            </w:r>
+          </w:p>
+        </w:tc>
+        <w:tc>
+          <w:tcPr>
+            <w:tcW w:type="dxa" w:w="3120"/>
+            <w:vAlign w:val="center"/>
+            <w:tcMar>
+              <w:top w:w="80" w:type="dxa"/>
+              <w:start w:w="120" w:type="dxa"/>
+              <w:bottom w:w="80" w:type="dxa"/>
+              <w:end w:w="120" w:type="dxa"/>
+            </w:tcMar>
+          </w:tcPr>
+          <w:p>
+            <w:pPr>
+              <w:spacing w:after="0"/>
+            </w:pPr>
+            <w:r/>
+            <w:r>
+              <w:rPr>
+                <w:b w:val="0"/>
+                <w:sz w:val="19"/>
+              </w:rPr>
+              <w:t>Clean old files, verify service coverage, and keep the project focused on Demo Web Shop only.</w:t>
+            </w:r>
+          </w:p>
+        </w:tc>
+      </w:tr>
+      <w:tr>
+        <w:tc>
+          <w:tcPr>
+            <w:tcW w:type="dxa" w:w="3120"/>
+            <w:vAlign w:val="center"/>
+            <w:tcMar>
+              <w:top w:w="80" w:type="dxa"/>
+              <w:start w:w="120" w:type="dxa"/>
+              <w:bottom w:w="80" w:type="dxa"/>
+              <w:end w:w="120" w:type="dxa"/>
+            </w:tcMar>
+            <w:shd w:fill="F2F4F7"/>
+          </w:tcPr>
+          <w:p>
+            <w:pPr>
+              <w:spacing w:after="0"/>
+            </w:pPr>
+            <w:r/>
+            <w:r>
+              <w:rPr>
+                <w:b w:val="0"/>
+                <w:sz w:val="19"/>
+              </w:rPr>
+              <w:t>Capstone Day 7</w:t>
+            </w:r>
+          </w:p>
+        </w:tc>
+        <w:tc>
+          <w:tcPr>
+            <w:tcW w:type="dxa" w:w="3120"/>
+            <w:vAlign w:val="center"/>
+            <w:tcMar>
+              <w:top w:w="80" w:type="dxa"/>
+              <w:start w:w="120" w:type="dxa"/>
+              <w:bottom w:w="80" w:type="dxa"/>
+              <w:end w:w="120" w:type="dxa"/>
+            </w:tcMar>
+          </w:tcPr>
+          <w:p>
+            <w:pPr>
+              <w:spacing w:after="0"/>
+            </w:pPr>
+            <w:r/>
+            <w:r>
+              <w:rPr>
+                <w:b w:val="0"/>
+                <w:sz w:val="19"/>
+              </w:rPr>
+              <w:t>Allure and final report</w:t>
+            </w:r>
+          </w:p>
+        </w:tc>
+        <w:tc>
+          <w:tcPr>
+            <w:tcW w:type="dxa" w:w="3120"/>
+            <w:vAlign w:val="center"/>
+            <w:tcMar>
+              <w:top w:w="80" w:type="dxa"/>
+              <w:start w:w="120" w:type="dxa"/>
+              <w:bottom w:w="80" w:type="dxa"/>
+              <w:end w:w="120" w:type="dxa"/>
+            </w:tcMar>
+          </w:tcPr>
+          <w:p>
+            <w:pPr>
+              <w:spacing w:after="0"/>
+            </w:pPr>
+            <w:r/>
+            <w:r>
+              <w:rPr>
+                <w:b w:val="0"/>
+                <w:sz w:val="19"/>
+              </w:rPr>
+              <w:t>Generate Allure report locally, publish through GitHub Actions, and host on GitHub Pages.</w:t>
+            </w:r>
+          </w:p>
+        </w:tc>
+      </w:tr>
+      <w:tr>
+        <w:tc>
+          <w:tcPr>
+            <w:tcW w:type="dxa" w:w="3120"/>
+            <w:vAlign w:val="center"/>
+            <w:tcMar>
+              <w:top w:w="80" w:type="dxa"/>
+              <w:start w:w="120" w:type="dxa"/>
+              <w:bottom w:w="80" w:type="dxa"/>
+              <w:end w:w="120" w:type="dxa"/>
+            </w:tcMar>
+            <w:shd w:fill="F2F4F7"/>
+          </w:tcPr>
+          <w:p>
+            <w:pPr>
+              <w:spacing w:after="0"/>
+            </w:pPr>
+            <w:r/>
+            <w:r>
+              <w:rPr>
+                <w:b w:val="0"/>
+                <w:sz w:val="19"/>
+              </w:rPr>
+              <w:t>Final Review</w:t>
+            </w:r>
+          </w:p>
+        </w:tc>
+        <w:tc>
+          <w:tcPr>
+            <w:tcW w:type="dxa" w:w="3120"/>
+            <w:vAlign w:val="center"/>
+            <w:tcMar>
+              <w:top w:w="80" w:type="dxa"/>
+              <w:start w:w="120" w:type="dxa"/>
+              <w:bottom w:w="80" w:type="dxa"/>
+              <w:end w:w="120" w:type="dxa"/>
+            </w:tcMar>
+          </w:tcPr>
+          <w:p>
+            <w:pPr>
+              <w:spacing w:after="0"/>
+            </w:pPr>
+            <w:r/>
+            <w:r>
+              <w:rPr>
+                <w:b w:val="0"/>
+                <w:sz w:val="19"/>
+              </w:rPr>
+              <w:t>Submission readiness</w:t>
+            </w:r>
+          </w:p>
+        </w:tc>
+        <w:tc>
+          <w:tcPr>
+            <w:tcW w:type="dxa" w:w="3120"/>
+            <w:vAlign w:val="center"/>
+            <w:tcMar>
+              <w:top w:w="80" w:type="dxa"/>
+              <w:start w:w="120" w:type="dxa"/>
+              <w:bottom w:w="80" w:type="dxa"/>
+              <w:end w:w="120" w:type="dxa"/>
+            </w:tcMar>
+          </w:tcPr>
+          <w:p>
+            <w:pPr>
+              <w:spacing w:after="0"/>
+            </w:pPr>
+            <w:r/>
+            <w:r>
+              <w:rPr>
+                <w:b w:val="0"/>
+                <w:sz w:val="19"/>
+              </w:rPr>
+              <w:t>Confirm 120 scenarios, 360 browser executions, README, testing plan, and hosted report link.</w:t>
             </w:r>
           </w:p>
         </w:tc>
@@ -376,4886 +767,58 @@
         <w:pStyle w:val="Heading1"/>
       </w:pPr>
       <w:r>
-        <w:t>Day-Wise Work Schedule</w:t>
-      </w:r>
-    </w:p>
-    <w:tbl>
-      <w:tblPr>
-        <w:tblW w:type="dxa" w:w="9360"/>
-        <w:jc w:val="left"/>
-        <w:tblLayout w:type="fixed"/>
-        <w:tblLook w:firstColumn="1" w:firstRow="1" w:lastColumn="0" w:lastRow="0" w:noHBand="0" w:noVBand="1" w:val="04A0"/>
-        <w:tblInd w:w="120" w:type="dxa"/>
-        <w:tblCellMar>
-          <w:top w:w="80" w:type="dxa"/>
-          <w:start w:w="120" w:type="dxa"/>
-          <w:bottom w:w="80" w:type="dxa"/>
-          <w:end w:w="120" w:type="dxa"/>
-        </w:tblCellMar>
-      </w:tblPr>
-      <w:tblGrid>
-        <w:gridCol w:w="1872"/>
-        <w:gridCol w:w="1872"/>
-        <w:gridCol w:w="1872"/>
-        <w:gridCol w:w="1872"/>
-        <w:gridCol w:w="1872"/>
-      </w:tblGrid>
-      <w:tr>
-        <w:tc>
-          <w:tcPr>
-            <w:tcW w:type="dxa" w:w="1267"/>
-            <w:tcBorders>
-              <w:top w:val="single" w:sz="6" w:space="0" w:color="B7C9DC"/>
-              <w:left w:val="single" w:sz="6" w:space="0" w:color="B7C9DC"/>
-              <w:bottom w:val="single" w:sz="6" w:space="0" w:color="B7C9DC"/>
-              <w:right w:val="single" w:sz="6" w:space="0" w:color="B7C9DC"/>
-            </w:tcBorders>
-            <w:vAlign w:val="center"/>
-            <w:shd w:fill="E8EEF5"/>
-          </w:tcPr>
-          <w:p>
-            <w:pPr>
-              <w:spacing w:after="0" w:line="250" w:lineRule="auto"/>
-            </w:pPr>
-            <w:r>
-              <w:rPr>
-                <w:rFonts w:ascii="Calibri" w:hAnsi="Calibri" w:eastAsia="Calibri"/>
-                <w:b/>
-                <w:color w:val="0B2545"/>
-                <w:sz w:val="15"/>
-              </w:rPr>
-              <w:t>Capstone Day</w:t>
-            </w:r>
-          </w:p>
-        </w:tc>
-        <w:tc>
-          <w:tcPr>
-            <w:tcW w:type="dxa" w:w="1469"/>
-            <w:tcBorders>
-              <w:top w:val="single" w:sz="6" w:space="0" w:color="B7C9DC"/>
-              <w:left w:val="single" w:sz="6" w:space="0" w:color="B7C9DC"/>
-              <w:bottom w:val="single" w:sz="6" w:space="0" w:color="B7C9DC"/>
-              <w:right w:val="single" w:sz="6" w:space="0" w:color="B7C9DC"/>
-            </w:tcBorders>
-            <w:vAlign w:val="center"/>
-            <w:shd w:fill="E8EEF5"/>
-          </w:tcPr>
-          <w:p>
-            <w:pPr>
-              <w:spacing w:after="0" w:line="250" w:lineRule="auto"/>
-            </w:pPr>
-            <w:r>
-              <w:rPr>
-                <w:rFonts w:ascii="Calibri" w:hAnsi="Calibri" w:eastAsia="Calibri"/>
-                <w:b/>
-                <w:color w:val="0B2545"/>
-                <w:sz w:val="15"/>
-              </w:rPr>
-              <w:t>Trainer Day / Folder</w:t>
-            </w:r>
-          </w:p>
-        </w:tc>
-        <w:tc>
-          <w:tcPr>
-            <w:tcW w:type="dxa" w:w="2160"/>
-            <w:tcBorders>
-              <w:top w:val="single" w:sz="6" w:space="0" w:color="B7C9DC"/>
-              <w:left w:val="single" w:sz="6" w:space="0" w:color="B7C9DC"/>
-              <w:bottom w:val="single" w:sz="6" w:space="0" w:color="B7C9DC"/>
-              <w:right w:val="single" w:sz="6" w:space="0" w:color="B7C9DC"/>
-            </w:tcBorders>
-            <w:vAlign w:val="center"/>
-            <w:shd w:fill="E8EEF5"/>
-          </w:tcPr>
-          <w:p>
-            <w:pPr>
-              <w:spacing w:after="0" w:line="250" w:lineRule="auto"/>
-            </w:pPr>
-            <w:r>
-              <w:rPr>
-                <w:rFonts w:ascii="Calibri" w:hAnsi="Calibri" w:eastAsia="Calibri"/>
-                <w:b/>
-                <w:color w:val="0B2545"/>
-                <w:sz w:val="15"/>
-              </w:rPr>
-              <w:t>Topic Taught</w:t>
-            </w:r>
-          </w:p>
-        </w:tc>
-        <w:tc>
-          <w:tcPr>
-            <w:tcW w:type="dxa" w:w="3528"/>
-            <w:tcBorders>
-              <w:top w:val="single" w:sz="6" w:space="0" w:color="B7C9DC"/>
-              <w:left w:val="single" w:sz="6" w:space="0" w:color="B7C9DC"/>
-              <w:bottom w:val="single" w:sz="6" w:space="0" w:color="B7C9DC"/>
-              <w:right w:val="single" w:sz="6" w:space="0" w:color="B7C9DC"/>
-            </w:tcBorders>
-            <w:vAlign w:val="center"/>
-            <w:shd w:fill="E8EEF5"/>
-          </w:tcPr>
-          <w:p>
-            <w:pPr>
-              <w:spacing w:after="0" w:line="250" w:lineRule="auto"/>
-            </w:pPr>
-            <w:r>
-              <w:rPr>
-                <w:rFonts w:ascii="Calibri" w:hAnsi="Calibri" w:eastAsia="Calibri"/>
-                <w:b/>
-                <w:color w:val="0B2545"/>
-                <w:sz w:val="15"/>
-              </w:rPr>
-              <w:t>Work To Do In Capstone</w:t>
-            </w:r>
-          </w:p>
-        </w:tc>
-        <w:tc>
-          <w:tcPr>
-            <w:tcW w:type="dxa" w:w="936"/>
-            <w:tcBorders>
-              <w:top w:val="single" w:sz="6" w:space="0" w:color="B7C9DC"/>
-              <w:left w:val="single" w:sz="6" w:space="0" w:color="B7C9DC"/>
-              <w:bottom w:val="single" w:sz="6" w:space="0" w:color="B7C9DC"/>
-              <w:right w:val="single" w:sz="6" w:space="0" w:color="B7C9DC"/>
-            </w:tcBorders>
-            <w:vAlign w:val="center"/>
-            <w:shd w:fill="E8EEF5"/>
-          </w:tcPr>
-          <w:p>
-            <w:pPr>
-              <w:spacing w:after="0" w:line="250" w:lineRule="auto"/>
-            </w:pPr>
-            <w:r>
-              <w:rPr>
-                <w:rFonts w:ascii="Calibri" w:hAnsi="Calibri" w:eastAsia="Calibri"/>
-                <w:b/>
-                <w:color w:val="0B2545"/>
-                <w:sz w:val="15"/>
-              </w:rPr>
-              <w:t>Output</w:t>
-            </w:r>
-          </w:p>
-        </w:tc>
-      </w:tr>
-      <w:tr>
-        <w:tc>
-          <w:tcPr>
-            <w:tcW w:type="dxa" w:w="1267"/>
-            <w:tcBorders>
-              <w:top w:val="single" w:sz="6" w:space="0" w:color="B7C9DC"/>
-              <w:left w:val="single" w:sz="6" w:space="0" w:color="B7C9DC"/>
-              <w:bottom w:val="single" w:sz="6" w:space="0" w:color="B7C9DC"/>
-              <w:right w:val="single" w:sz="6" w:space="0" w:color="B7C9DC"/>
-            </w:tcBorders>
-            <w:vAlign w:val="center"/>
-            <w:shd w:fill="FFFFFF"/>
-          </w:tcPr>
-          <w:p>
-            <w:pPr>
-              <w:spacing w:after="0" w:line="250" w:lineRule="auto"/>
-            </w:pPr>
-            <w:r>
-              <w:rPr>
-                <w:rFonts w:ascii="Calibri" w:hAnsi="Calibri" w:eastAsia="Calibri"/>
-                <w:sz w:val="15"/>
-              </w:rPr>
-              <w:t>Capstone Day 1</w:t>
-            </w:r>
-          </w:p>
-        </w:tc>
-        <w:tc>
-          <w:tcPr>
-            <w:tcW w:type="dxa" w:w="1469"/>
-            <w:tcBorders>
-              <w:top w:val="single" w:sz="6" w:space="0" w:color="B7C9DC"/>
-              <w:left w:val="single" w:sz="6" w:space="0" w:color="B7C9DC"/>
-              <w:bottom w:val="single" w:sz="6" w:space="0" w:color="B7C9DC"/>
-              <w:right w:val="single" w:sz="6" w:space="0" w:color="B7C9DC"/>
-            </w:tcBorders>
-            <w:vAlign w:val="center"/>
-            <w:shd w:fill="FFFFFF"/>
-          </w:tcPr>
-          <w:p>
-            <w:pPr>
-              <w:spacing w:after="0" w:line="250" w:lineRule="auto"/>
-            </w:pPr>
-            <w:r>
-              <w:rPr>
-                <w:rFonts w:ascii="Calibri" w:hAnsi="Calibri" w:eastAsia="Calibri"/>
-                <w:sz w:val="15"/>
-              </w:rPr>
-              <w:t>Trainer Day 12</w:t>
-            </w:r>
-          </w:p>
-        </w:tc>
-        <w:tc>
-          <w:tcPr>
-            <w:tcW w:type="dxa" w:w="2160"/>
-            <w:tcBorders>
-              <w:top w:val="single" w:sz="6" w:space="0" w:color="B7C9DC"/>
-              <w:left w:val="single" w:sz="6" w:space="0" w:color="B7C9DC"/>
-              <w:bottom w:val="single" w:sz="6" w:space="0" w:color="B7C9DC"/>
-              <w:right w:val="single" w:sz="6" w:space="0" w:color="B7C9DC"/>
-            </w:tcBorders>
-            <w:vAlign w:val="center"/>
-            <w:shd w:fill="FFFFFF"/>
-          </w:tcPr>
-          <w:p>
-            <w:pPr>
-              <w:spacing w:after="0" w:line="250" w:lineRule="auto"/>
-            </w:pPr>
-            <w:r>
-              <w:rPr>
-                <w:rFonts w:ascii="Calibri" w:hAnsi="Calibri" w:eastAsia="Calibri"/>
-                <w:sz w:val="15"/>
-              </w:rPr>
-              <w:t>Playwright basic browser automation</w:t>
-            </w:r>
-          </w:p>
-        </w:tc>
-        <w:tc>
-          <w:tcPr>
-            <w:tcW w:type="dxa" w:w="3528"/>
-            <w:tcBorders>
-              <w:top w:val="single" w:sz="6" w:space="0" w:color="B7C9DC"/>
-              <w:left w:val="single" w:sz="6" w:space="0" w:color="B7C9DC"/>
-              <w:bottom w:val="single" w:sz="6" w:space="0" w:color="B7C9DC"/>
-              <w:right w:val="single" w:sz="6" w:space="0" w:color="B7C9DC"/>
-            </w:tcBorders>
-            <w:vAlign w:val="center"/>
-            <w:shd w:fill="FFFFFF"/>
-          </w:tcPr>
-          <w:p>
-            <w:pPr>
-              <w:spacing w:after="0" w:line="250" w:lineRule="auto"/>
-            </w:pPr>
-            <w:r>
-              <w:rPr>
-                <w:rFonts w:ascii="Calibri" w:hAnsi="Calibri" w:eastAsia="Calibri"/>
-                <w:sz w:val="15"/>
-              </w:rPr>
-              <w:t>Use require("playwright"), chromium.launch, headless setting, browser.newPage, page.goto, page.title, waitForTimeout, and browser.close.</w:t>
-            </w:r>
-          </w:p>
-        </w:tc>
-        <w:tc>
-          <w:tcPr>
-            <w:tcW w:type="dxa" w:w="936"/>
-            <w:tcBorders>
-              <w:top w:val="single" w:sz="6" w:space="0" w:color="B7C9DC"/>
-              <w:left w:val="single" w:sz="6" w:space="0" w:color="B7C9DC"/>
-              <w:bottom w:val="single" w:sz="6" w:space="0" w:color="B7C9DC"/>
-              <w:right w:val="single" w:sz="6" w:space="0" w:color="B7C9DC"/>
-            </w:tcBorders>
-            <w:vAlign w:val="center"/>
-            <w:shd w:fill="FFFFFF"/>
-          </w:tcPr>
-          <w:p>
-            <w:pPr>
-              <w:spacing w:after="0" w:line="250" w:lineRule="auto"/>
-            </w:pPr>
-            <w:r>
-              <w:rPr>
-                <w:rFonts w:ascii="Calibri" w:hAnsi="Calibri" w:eastAsia="Calibri"/>
-                <w:sz w:val="15"/>
-              </w:rPr>
-              <w:t>Create nopCommerce smoke test and website title check.</w:t>
-            </w:r>
-          </w:p>
-        </w:tc>
-      </w:tr>
-      <w:tr>
-        <w:tc>
-          <w:tcPr>
-            <w:tcW w:type="dxa" w:w="1267"/>
-            <w:tcBorders>
-              <w:top w:val="single" w:sz="6" w:space="0" w:color="B7C9DC"/>
-              <w:left w:val="single" w:sz="6" w:space="0" w:color="B7C9DC"/>
-              <w:bottom w:val="single" w:sz="6" w:space="0" w:color="B7C9DC"/>
-              <w:right w:val="single" w:sz="6" w:space="0" w:color="B7C9DC"/>
-            </w:tcBorders>
-            <w:vAlign w:val="center"/>
-            <w:shd w:fill="FFFFFF"/>
-          </w:tcPr>
-          <w:p>
-            <w:pPr>
-              <w:spacing w:after="0" w:line="250" w:lineRule="auto"/>
-            </w:pPr>
-            <w:r>
-              <w:rPr>
-                <w:rFonts w:ascii="Calibri" w:hAnsi="Calibri" w:eastAsia="Calibri"/>
-                <w:sz w:val="15"/>
-              </w:rPr>
-              <w:t>Capstone Day 2</w:t>
-            </w:r>
-          </w:p>
-        </w:tc>
-        <w:tc>
-          <w:tcPr>
-            <w:tcW w:type="dxa" w:w="1469"/>
-            <w:tcBorders>
-              <w:top w:val="single" w:sz="6" w:space="0" w:color="B7C9DC"/>
-              <w:left w:val="single" w:sz="6" w:space="0" w:color="B7C9DC"/>
-              <w:bottom w:val="single" w:sz="6" w:space="0" w:color="B7C9DC"/>
-              <w:right w:val="single" w:sz="6" w:space="0" w:color="B7C9DC"/>
-            </w:tcBorders>
-            <w:vAlign w:val="center"/>
-            <w:shd w:fill="FFFFFF"/>
-          </w:tcPr>
-          <w:p>
-            <w:pPr>
-              <w:spacing w:after="0" w:line="250" w:lineRule="auto"/>
-            </w:pPr>
-            <w:r>
-              <w:rPr>
-                <w:rFonts w:ascii="Calibri" w:hAnsi="Calibri" w:eastAsia="Calibri"/>
-                <w:sz w:val="15"/>
-              </w:rPr>
-              <w:t>Trainer Day 13 &amp; 14</w:t>
-            </w:r>
-          </w:p>
-        </w:tc>
-        <w:tc>
-          <w:tcPr>
-            <w:tcW w:type="dxa" w:w="2160"/>
-            <w:tcBorders>
-              <w:top w:val="single" w:sz="6" w:space="0" w:color="B7C9DC"/>
-              <w:left w:val="single" w:sz="6" w:space="0" w:color="B7C9DC"/>
-              <w:bottom w:val="single" w:sz="6" w:space="0" w:color="B7C9DC"/>
-              <w:right w:val="single" w:sz="6" w:space="0" w:color="B7C9DC"/>
-            </w:tcBorders>
-            <w:vAlign w:val="center"/>
-            <w:shd w:fill="FFFFFF"/>
-          </w:tcPr>
-          <w:p>
-            <w:pPr>
-              <w:spacing w:after="0" w:line="250" w:lineRule="auto"/>
-            </w:pPr>
-            <w:r>
-              <w:rPr>
-                <w:rFonts w:ascii="Calibri" w:hAnsi="Calibri" w:eastAsia="Calibri"/>
-                <w:sz w:val="15"/>
-              </w:rPr>
-              <w:t>Playwright Test, local Express app, login form validation, helper functions, modules, and screenshots</w:t>
-            </w:r>
-          </w:p>
-        </w:tc>
-        <w:tc>
-          <w:tcPr>
-            <w:tcW w:type="dxa" w:w="3528"/>
-            <w:tcBorders>
-              <w:top w:val="single" w:sz="6" w:space="0" w:color="B7C9DC"/>
-              <w:left w:val="single" w:sz="6" w:space="0" w:color="B7C9DC"/>
-              <w:bottom w:val="single" w:sz="6" w:space="0" w:color="B7C9DC"/>
-              <w:right w:val="single" w:sz="6" w:space="0" w:color="B7C9DC"/>
-            </w:tcBorders>
-            <w:vAlign w:val="center"/>
-            <w:shd w:fill="FFFFFF"/>
-          </w:tcPr>
-          <w:p>
-            <w:pPr>
-              <w:spacing w:after="0" w:line="250" w:lineRule="auto"/>
-            </w:pPr>
-            <w:r>
-              <w:rPr>
-                <w:rFonts w:ascii="Calibri" w:hAnsi="Calibri" w:eastAsia="Calibri"/>
-                <w:sz w:val="15"/>
-              </w:rPr>
-              <w:t>Use @playwright/test, test, expect, locators, fill, click, toHaveText, button/full-page screenshots, helper method reuse, ES module import/export, path usage, Express routes, FormData/fetch POST login validation, and local webapp testing.</w:t>
-            </w:r>
-          </w:p>
-        </w:tc>
-        <w:tc>
-          <w:tcPr>
-            <w:tcW w:type="dxa" w:w="936"/>
-            <w:tcBorders>
-              <w:top w:val="single" w:sz="6" w:space="0" w:color="B7C9DC"/>
-              <w:left w:val="single" w:sz="6" w:space="0" w:color="B7C9DC"/>
-              <w:bottom w:val="single" w:sz="6" w:space="0" w:color="B7C9DC"/>
-              <w:right w:val="single" w:sz="6" w:space="0" w:color="B7C9DC"/>
-            </w:tcBorders>
-            <w:vAlign w:val="center"/>
-            <w:shd w:fill="FFFFFF"/>
-          </w:tcPr>
-          <w:p>
-            <w:pPr>
-              <w:spacing w:after="0" w:line="250" w:lineRule="auto"/>
-            </w:pPr>
-            <w:r>
-              <w:rPr>
-                <w:rFonts w:ascii="Calibri" w:hAnsi="Calibri" w:eastAsia="Calibri"/>
-                <w:sz w:val="15"/>
-              </w:rPr>
-              <w:t>Project setup, first specs, reusable helper, local validation practice.</w:t>
-            </w:r>
-          </w:p>
-        </w:tc>
-      </w:tr>
-      <w:tr>
-        <w:tc>
-          <w:tcPr>
-            <w:tcW w:type="dxa" w:w="1267"/>
-            <w:tcBorders>
-              <w:top w:val="single" w:sz="6" w:space="0" w:color="B7C9DC"/>
-              <w:left w:val="single" w:sz="6" w:space="0" w:color="B7C9DC"/>
-              <w:bottom w:val="single" w:sz="6" w:space="0" w:color="B7C9DC"/>
-              <w:right w:val="single" w:sz="6" w:space="0" w:color="B7C9DC"/>
-            </w:tcBorders>
-            <w:vAlign w:val="center"/>
-            <w:shd w:fill="FFFFFF"/>
-          </w:tcPr>
-          <w:p>
-            <w:pPr>
-              <w:spacing w:after="0" w:line="250" w:lineRule="auto"/>
-            </w:pPr>
-            <w:r>
-              <w:rPr>
-                <w:rFonts w:ascii="Calibri" w:hAnsi="Calibri" w:eastAsia="Calibri"/>
-                <w:sz w:val="15"/>
-              </w:rPr>
-              <w:t>Capstone Day 3</w:t>
-            </w:r>
-          </w:p>
-        </w:tc>
-        <w:tc>
-          <w:tcPr>
-            <w:tcW w:type="dxa" w:w="1469"/>
-            <w:tcBorders>
-              <w:top w:val="single" w:sz="6" w:space="0" w:color="B7C9DC"/>
-              <w:left w:val="single" w:sz="6" w:space="0" w:color="B7C9DC"/>
-              <w:bottom w:val="single" w:sz="6" w:space="0" w:color="B7C9DC"/>
-              <w:right w:val="single" w:sz="6" w:space="0" w:color="B7C9DC"/>
-            </w:tcBorders>
-            <w:vAlign w:val="center"/>
-            <w:shd w:fill="FFFFFF"/>
-          </w:tcPr>
-          <w:p>
-            <w:pPr>
-              <w:spacing w:after="0" w:line="250" w:lineRule="auto"/>
-            </w:pPr>
-            <w:r>
-              <w:rPr>
-                <w:rFonts w:ascii="Calibri" w:hAnsi="Calibri" w:eastAsia="Calibri"/>
-                <w:sz w:val="15"/>
-              </w:rPr>
-              <w:t>Trainer Day 15</w:t>
-            </w:r>
-          </w:p>
-        </w:tc>
-        <w:tc>
-          <w:tcPr>
-            <w:tcW w:type="dxa" w:w="2160"/>
-            <w:tcBorders>
-              <w:top w:val="single" w:sz="6" w:space="0" w:color="B7C9DC"/>
-              <w:left w:val="single" w:sz="6" w:space="0" w:color="B7C9DC"/>
-              <w:bottom w:val="single" w:sz="6" w:space="0" w:color="B7C9DC"/>
-              <w:right w:val="single" w:sz="6" w:space="0" w:color="B7C9DC"/>
-            </w:tcBorders>
-            <w:vAlign w:val="center"/>
-            <w:shd w:fill="FFFFFF"/>
-          </w:tcPr>
-          <w:p>
-            <w:pPr>
-              <w:spacing w:after="0" w:line="250" w:lineRule="auto"/>
-            </w:pPr>
-            <w:r>
-              <w:rPr>
-                <w:rFonts w:ascii="Calibri" w:hAnsi="Calibri" w:eastAsia="Calibri"/>
-                <w:sz w:val="15"/>
-              </w:rPr>
-              <w:t>Annotations, timeouts, steps, reports, browser projects, and role locators</w:t>
-            </w:r>
-          </w:p>
-        </w:tc>
-        <w:tc>
-          <w:tcPr>
-            <w:tcW w:type="dxa" w:w="3528"/>
-            <w:tcBorders>
-              <w:top w:val="single" w:sz="6" w:space="0" w:color="B7C9DC"/>
-              <w:left w:val="single" w:sz="6" w:space="0" w:color="B7C9DC"/>
-              <w:bottom w:val="single" w:sz="6" w:space="0" w:color="B7C9DC"/>
-              <w:right w:val="single" w:sz="6" w:space="0" w:color="B7C9DC"/>
-            </w:tcBorders>
-            <w:vAlign w:val="center"/>
-            <w:shd w:fill="FFFFFF"/>
-          </w:tcPr>
-          <w:p>
-            <w:pPr>
-              <w:spacing w:after="0" w:line="250" w:lineRule="auto"/>
-            </w:pPr>
-            <w:r>
-              <w:rPr>
-                <w:rFonts w:ascii="Calibri" w:hAnsi="Calibri" w:eastAsia="Calibri"/>
-                <w:sz w:val="15"/>
-              </w:rPr>
-              <w:t>Use test.skip, test.fail, test.fixme, test.slow, test.setTimeout, test.step, toBe assertions, getByRole, HTML reporter, trace on retry, fullyParallel, forbidOnly, retries, workers, Chromium, Firefox, WebKit, and optional webServer config.</w:t>
-            </w:r>
-          </w:p>
-        </w:tc>
-        <w:tc>
-          <w:tcPr>
-            <w:tcW w:type="dxa" w:w="936"/>
-            <w:tcBorders>
-              <w:top w:val="single" w:sz="6" w:space="0" w:color="B7C9DC"/>
-              <w:left w:val="single" w:sz="6" w:space="0" w:color="B7C9DC"/>
-              <w:bottom w:val="single" w:sz="6" w:space="0" w:color="B7C9DC"/>
-              <w:right w:val="single" w:sz="6" w:space="0" w:color="B7C9DC"/>
-            </w:tcBorders>
-            <w:vAlign w:val="center"/>
-            <w:shd w:fill="FFFFFF"/>
-          </w:tcPr>
-          <w:p>
-            <w:pPr>
-              <w:spacing w:after="0" w:line="250" w:lineRule="auto"/>
-            </w:pPr>
-            <w:r>
-              <w:rPr>
-                <w:rFonts w:ascii="Calibri" w:hAnsi="Calibri" w:eastAsia="Calibri"/>
-                <w:sz w:val="15"/>
-              </w:rPr>
-              <w:t>Reporting, browser config, and evidence setup.</w:t>
-            </w:r>
-          </w:p>
-        </w:tc>
-      </w:tr>
-      <w:tr>
-        <w:tc>
-          <w:tcPr>
-            <w:tcW w:type="dxa" w:w="1267"/>
-            <w:tcBorders>
-              <w:top w:val="single" w:sz="6" w:space="0" w:color="B7C9DC"/>
-              <w:left w:val="single" w:sz="6" w:space="0" w:color="B7C9DC"/>
-              <w:bottom w:val="single" w:sz="6" w:space="0" w:color="B7C9DC"/>
-              <w:right w:val="single" w:sz="6" w:space="0" w:color="B7C9DC"/>
-            </w:tcBorders>
-            <w:vAlign w:val="center"/>
-            <w:shd w:fill="FFFFFF"/>
-          </w:tcPr>
-          <w:p>
-            <w:pPr>
-              <w:spacing w:after="0" w:line="250" w:lineRule="auto"/>
-            </w:pPr>
-            <w:r>
-              <w:rPr>
-                <w:rFonts w:ascii="Calibri" w:hAnsi="Calibri" w:eastAsia="Calibri"/>
-                <w:sz w:val="15"/>
-              </w:rPr>
-              <w:t>Capstone Day 4</w:t>
-            </w:r>
-          </w:p>
-        </w:tc>
-        <w:tc>
-          <w:tcPr>
-            <w:tcW w:type="dxa" w:w="1469"/>
-            <w:tcBorders>
-              <w:top w:val="single" w:sz="6" w:space="0" w:color="B7C9DC"/>
-              <w:left w:val="single" w:sz="6" w:space="0" w:color="B7C9DC"/>
-              <w:bottom w:val="single" w:sz="6" w:space="0" w:color="B7C9DC"/>
-              <w:right w:val="single" w:sz="6" w:space="0" w:color="B7C9DC"/>
-            </w:tcBorders>
-            <w:vAlign w:val="center"/>
-            <w:shd w:fill="FFFFFF"/>
-          </w:tcPr>
-          <w:p>
-            <w:pPr>
-              <w:spacing w:after="0" w:line="250" w:lineRule="auto"/>
-            </w:pPr>
-            <w:r>
-              <w:rPr>
-                <w:rFonts w:ascii="Calibri" w:hAnsi="Calibri" w:eastAsia="Calibri"/>
-                <w:sz w:val="15"/>
-              </w:rPr>
-              <w:t>Trainer Day 16</w:t>
-            </w:r>
-          </w:p>
-        </w:tc>
-        <w:tc>
-          <w:tcPr>
-            <w:tcW w:type="dxa" w:w="2160"/>
-            <w:tcBorders>
-              <w:top w:val="single" w:sz="6" w:space="0" w:color="B7C9DC"/>
-              <w:left w:val="single" w:sz="6" w:space="0" w:color="B7C9DC"/>
-              <w:bottom w:val="single" w:sz="6" w:space="0" w:color="B7C9DC"/>
-              <w:right w:val="single" w:sz="6" w:space="0" w:color="B7C9DC"/>
-            </w:tcBorders>
-            <w:vAlign w:val="center"/>
-            <w:shd w:fill="FFFFFF"/>
-          </w:tcPr>
-          <w:p>
-            <w:pPr>
-              <w:spacing w:after="0" w:line="250" w:lineRule="auto"/>
-            </w:pPr>
-            <w:r>
-              <w:rPr>
-                <w:rFonts w:ascii="Calibri" w:hAnsi="Calibri" w:eastAsia="Calibri"/>
-                <w:sz w:val="15"/>
-              </w:rPr>
-              <w:t>describe blocks, hooks, dialog handling, visibility assertion, and data-driven validation</w:t>
-            </w:r>
-          </w:p>
-        </w:tc>
-        <w:tc>
-          <w:tcPr>
-            <w:tcW w:type="dxa" w:w="3528"/>
-            <w:tcBorders>
-              <w:top w:val="single" w:sz="6" w:space="0" w:color="B7C9DC"/>
-              <w:left w:val="single" w:sz="6" w:space="0" w:color="B7C9DC"/>
-              <w:bottom w:val="single" w:sz="6" w:space="0" w:color="B7C9DC"/>
-              <w:right w:val="single" w:sz="6" w:space="0" w:color="B7C9DC"/>
-            </w:tcBorders>
-            <w:vAlign w:val="center"/>
-            <w:shd w:fill="FFFFFF"/>
-          </w:tcPr>
-          <w:p>
-            <w:pPr>
-              <w:spacing w:after="0" w:line="250" w:lineRule="auto"/>
-            </w:pPr>
-            <w:r>
-              <w:rPr>
-                <w:rFonts w:ascii="Calibri" w:hAnsi="Calibri" w:eastAsia="Calibri"/>
-                <w:sz w:val="15"/>
-              </w:rPr>
-              <w:t>Use test.describe, beforeEach, beforeAll/afterAll/afterEach concept, page.on("dialog"), dialog.message, dialog.accept, getByRole heading, toBeVisible, loginData array, loop-based form tests, and expected message validation.</w:t>
-            </w:r>
-          </w:p>
-        </w:tc>
-        <w:tc>
-          <w:tcPr>
-            <w:tcW w:type="dxa" w:w="936"/>
-            <w:tcBorders>
-              <w:top w:val="single" w:sz="6" w:space="0" w:color="B7C9DC"/>
-              <w:left w:val="single" w:sz="6" w:space="0" w:color="B7C9DC"/>
-              <w:bottom w:val="single" w:sz="6" w:space="0" w:color="B7C9DC"/>
-              <w:right w:val="single" w:sz="6" w:space="0" w:color="B7C9DC"/>
-            </w:tcBorders>
-            <w:vAlign w:val="center"/>
-            <w:shd w:fill="FFFFFF"/>
-          </w:tcPr>
-          <w:p>
-            <w:pPr>
-              <w:spacing w:after="0" w:line="250" w:lineRule="auto"/>
-            </w:pPr>
-            <w:r>
-              <w:rPr>
-                <w:rFonts w:ascii="Calibri" w:hAnsi="Calibri" w:eastAsia="Calibri"/>
-                <w:sz w:val="15"/>
-              </w:rPr>
-              <w:t>Grouped service tests and validation scenarios.</w:t>
-            </w:r>
-          </w:p>
-        </w:tc>
-      </w:tr>
-      <w:tr>
-        <w:tc>
-          <w:tcPr>
-            <w:tcW w:type="dxa" w:w="1267"/>
-            <w:tcBorders>
-              <w:top w:val="single" w:sz="6" w:space="0" w:color="B7C9DC"/>
-              <w:left w:val="single" w:sz="6" w:space="0" w:color="B7C9DC"/>
-              <w:bottom w:val="single" w:sz="6" w:space="0" w:color="B7C9DC"/>
-              <w:right w:val="single" w:sz="6" w:space="0" w:color="B7C9DC"/>
-            </w:tcBorders>
-            <w:vAlign w:val="center"/>
-            <w:shd w:fill="FFFFFF"/>
-          </w:tcPr>
-          <w:p>
-            <w:pPr>
-              <w:spacing w:after="0" w:line="250" w:lineRule="auto"/>
-            </w:pPr>
-            <w:r>
-              <w:rPr>
-                <w:rFonts w:ascii="Calibri" w:hAnsi="Calibri" w:eastAsia="Calibri"/>
-                <w:sz w:val="15"/>
-              </w:rPr>
-              <w:t>Capstone Day 5</w:t>
-            </w:r>
-          </w:p>
-        </w:tc>
-        <w:tc>
-          <w:tcPr>
-            <w:tcW w:type="dxa" w:w="1469"/>
-            <w:tcBorders>
-              <w:top w:val="single" w:sz="6" w:space="0" w:color="B7C9DC"/>
-              <w:left w:val="single" w:sz="6" w:space="0" w:color="B7C9DC"/>
-              <w:bottom w:val="single" w:sz="6" w:space="0" w:color="B7C9DC"/>
-              <w:right w:val="single" w:sz="6" w:space="0" w:color="B7C9DC"/>
-            </w:tcBorders>
-            <w:vAlign w:val="center"/>
-            <w:shd w:fill="FFFFFF"/>
-          </w:tcPr>
-          <w:p>
-            <w:pPr>
-              <w:spacing w:after="0" w:line="250" w:lineRule="auto"/>
-            </w:pPr>
-            <w:r>
-              <w:rPr>
-                <w:rFonts w:ascii="Calibri" w:hAnsi="Calibri" w:eastAsia="Calibri"/>
-                <w:sz w:val="15"/>
-              </w:rPr>
-              <w:t>Trainer Day 17</w:t>
-            </w:r>
-          </w:p>
-        </w:tc>
-        <w:tc>
-          <w:tcPr>
-            <w:tcW w:type="dxa" w:w="2160"/>
-            <w:tcBorders>
-              <w:top w:val="single" w:sz="6" w:space="0" w:color="B7C9DC"/>
-              <w:left w:val="single" w:sz="6" w:space="0" w:color="B7C9DC"/>
-              <w:bottom w:val="single" w:sz="6" w:space="0" w:color="B7C9DC"/>
-              <w:right w:val="single" w:sz="6" w:space="0" w:color="B7C9DC"/>
-            </w:tcBorders>
-            <w:vAlign w:val="center"/>
-            <w:shd w:fill="FFFFFF"/>
-          </w:tcPr>
-          <w:p>
-            <w:pPr>
-              <w:spacing w:after="0" w:line="250" w:lineRule="auto"/>
-            </w:pPr>
-            <w:r>
-              <w:rPr>
-                <w:rFonts w:ascii="Calibri" w:hAnsi="Calibri" w:eastAsia="Calibri"/>
-                <w:sz w:val="15"/>
-              </w:rPr>
-              <w:t>Authentication state, serial mode, parameterized tests, keyboard actions, soft assertions, and polling assertions</w:t>
-            </w:r>
-          </w:p>
-        </w:tc>
-        <w:tc>
-          <w:tcPr>
-            <w:tcW w:type="dxa" w:w="3528"/>
-            <w:tcBorders>
-              <w:top w:val="single" w:sz="6" w:space="0" w:color="B7C9DC"/>
-              <w:left w:val="single" w:sz="6" w:space="0" w:color="B7C9DC"/>
-              <w:bottom w:val="single" w:sz="6" w:space="0" w:color="B7C9DC"/>
-              <w:right w:val="single" w:sz="6" w:space="0" w:color="B7C9DC"/>
-            </w:tcBorders>
-            <w:vAlign w:val="center"/>
-            <w:shd w:fill="FFFFFF"/>
-          </w:tcPr>
-          <w:p>
-            <w:pPr>
-              <w:spacing w:after="0" w:line="250" w:lineRule="auto"/>
-            </w:pPr>
-            <w:r>
-              <w:rPr>
-                <w:rFonts w:ascii="Calibri" w:hAnsi="Calibri" w:eastAsia="Calibri"/>
-                <w:sz w:val="15"/>
-              </w:rPr>
-              <w:t>Use test.describe.configure serial, storageState, test.use storageState, protected page verification, parameterized search data, keyboard.press, RegExp title assertion, expect.soft, toBeVisible, expect.poll, timeout, and custom polling message.</w:t>
-            </w:r>
-          </w:p>
-        </w:tc>
-        <w:tc>
-          <w:tcPr>
-            <w:tcW w:type="dxa" w:w="936"/>
-            <w:tcBorders>
-              <w:top w:val="single" w:sz="6" w:space="0" w:color="B7C9DC"/>
-              <w:left w:val="single" w:sz="6" w:space="0" w:color="B7C9DC"/>
-              <w:bottom w:val="single" w:sz="6" w:space="0" w:color="B7C9DC"/>
-              <w:right w:val="single" w:sz="6" w:space="0" w:color="B7C9DC"/>
-            </w:tcBorders>
-            <w:vAlign w:val="center"/>
-            <w:shd w:fill="FFFFFF"/>
-          </w:tcPr>
-          <w:p>
-            <w:pPr>
-              <w:spacing w:after="0" w:line="250" w:lineRule="auto"/>
-            </w:pPr>
-            <w:r>
-              <w:rPr>
-                <w:rFonts w:ascii="Calibri" w:hAnsi="Calibri" w:eastAsia="Calibri"/>
-                <w:sz w:val="15"/>
-              </w:rPr>
-              <w:t>Reusable login state and stronger assertions.</w:t>
-            </w:r>
-          </w:p>
-        </w:tc>
-      </w:tr>
-      <w:tr>
-        <w:tc>
-          <w:tcPr>
-            <w:tcW w:type="dxa" w:w="1267"/>
-            <w:tcBorders>
-              <w:top w:val="single" w:sz="6" w:space="0" w:color="B7C9DC"/>
-              <w:left w:val="single" w:sz="6" w:space="0" w:color="B7C9DC"/>
-              <w:bottom w:val="single" w:sz="6" w:space="0" w:color="B7C9DC"/>
-              <w:right w:val="single" w:sz="6" w:space="0" w:color="B7C9DC"/>
-            </w:tcBorders>
-            <w:vAlign w:val="center"/>
-            <w:shd w:fill="FFFFFF"/>
-          </w:tcPr>
-          <w:p>
-            <w:pPr>
-              <w:spacing w:after="0" w:line="250" w:lineRule="auto"/>
-            </w:pPr>
-            <w:r>
-              <w:rPr>
-                <w:rFonts w:ascii="Calibri" w:hAnsi="Calibri" w:eastAsia="Calibri"/>
-                <w:sz w:val="15"/>
-              </w:rPr>
-              <w:t>Capstone Day 6</w:t>
-            </w:r>
-          </w:p>
-        </w:tc>
-        <w:tc>
-          <w:tcPr>
-            <w:tcW w:type="dxa" w:w="1469"/>
-            <w:tcBorders>
-              <w:top w:val="single" w:sz="6" w:space="0" w:color="B7C9DC"/>
-              <w:left w:val="single" w:sz="6" w:space="0" w:color="B7C9DC"/>
-              <w:bottom w:val="single" w:sz="6" w:space="0" w:color="B7C9DC"/>
-              <w:right w:val="single" w:sz="6" w:space="0" w:color="B7C9DC"/>
-            </w:tcBorders>
-            <w:vAlign w:val="center"/>
-            <w:shd w:fill="FFFFFF"/>
-          </w:tcPr>
-          <w:p>
-            <w:pPr>
-              <w:spacing w:after="0" w:line="250" w:lineRule="auto"/>
-            </w:pPr>
-            <w:r>
-              <w:rPr>
-                <w:rFonts w:ascii="Calibri" w:hAnsi="Calibri" w:eastAsia="Calibri"/>
-                <w:sz w:val="15"/>
-              </w:rPr>
-              <w:t>Holiday / No Folder</w:t>
-            </w:r>
-          </w:p>
-        </w:tc>
-        <w:tc>
-          <w:tcPr>
-            <w:tcW w:type="dxa" w:w="2160"/>
-            <w:tcBorders>
-              <w:top w:val="single" w:sz="6" w:space="0" w:color="B7C9DC"/>
-              <w:left w:val="single" w:sz="6" w:space="0" w:color="B7C9DC"/>
-              <w:bottom w:val="single" w:sz="6" w:space="0" w:color="B7C9DC"/>
-              <w:right w:val="single" w:sz="6" w:space="0" w:color="B7C9DC"/>
-            </w:tcBorders>
-            <w:vAlign w:val="center"/>
-            <w:shd w:fill="FFFFFF"/>
-          </w:tcPr>
-          <w:p>
-            <w:pPr>
-              <w:spacing w:after="0" w:line="250" w:lineRule="auto"/>
-            </w:pPr>
-            <w:r>
-              <w:rPr>
-                <w:rFonts w:ascii="Calibri" w:hAnsi="Calibri" w:eastAsia="Calibri"/>
-                <w:sz w:val="15"/>
-              </w:rPr>
-              <w:t>Holiday or non-training day</w:t>
-            </w:r>
-          </w:p>
-        </w:tc>
-        <w:tc>
-          <w:tcPr>
-            <w:tcW w:type="dxa" w:w="3528"/>
-            <w:tcBorders>
-              <w:top w:val="single" w:sz="6" w:space="0" w:color="B7C9DC"/>
-              <w:left w:val="single" w:sz="6" w:space="0" w:color="B7C9DC"/>
-              <w:bottom w:val="single" w:sz="6" w:space="0" w:color="B7C9DC"/>
-              <w:right w:val="single" w:sz="6" w:space="0" w:color="B7C9DC"/>
-            </w:tcBorders>
-            <w:vAlign w:val="center"/>
-            <w:shd w:fill="FFFFFF"/>
-          </w:tcPr>
-          <w:p>
-            <w:pPr>
-              <w:spacing w:after="0" w:line="250" w:lineRule="auto"/>
-            </w:pPr>
-            <w:r>
-              <w:rPr>
-                <w:rFonts w:ascii="Calibri" w:hAnsi="Calibri" w:eastAsia="Calibri"/>
-                <w:sz w:val="15"/>
-              </w:rPr>
-              <w:t>Review completed scripts, complete pending 120 test cases, update test data, organize folder structure, and clean reports or duplicate files.</w:t>
-            </w:r>
-          </w:p>
-        </w:tc>
-        <w:tc>
-          <w:tcPr>
-            <w:tcW w:type="dxa" w:w="936"/>
-            <w:tcBorders>
-              <w:top w:val="single" w:sz="6" w:space="0" w:color="B7C9DC"/>
-              <w:left w:val="single" w:sz="6" w:space="0" w:color="B7C9DC"/>
-              <w:bottom w:val="single" w:sz="6" w:space="0" w:color="B7C9DC"/>
-              <w:right w:val="single" w:sz="6" w:space="0" w:color="B7C9DC"/>
-            </w:tcBorders>
-            <w:vAlign w:val="center"/>
-            <w:shd w:fill="FFFFFF"/>
-          </w:tcPr>
-          <w:p>
-            <w:pPr>
-              <w:spacing w:after="0" w:line="250" w:lineRule="auto"/>
-            </w:pPr>
-            <w:r>
-              <w:rPr>
-                <w:rFonts w:ascii="Calibri" w:hAnsi="Calibri" w:eastAsia="Calibri"/>
-                <w:sz w:val="15"/>
-              </w:rPr>
-              <w:t>Review and consolidation.</w:t>
-            </w:r>
-          </w:p>
-        </w:tc>
-      </w:tr>
-      <w:tr>
-        <w:tc>
-          <w:tcPr>
-            <w:tcW w:type="dxa" w:w="1267"/>
-            <w:tcBorders>
-              <w:top w:val="single" w:sz="6" w:space="0" w:color="B7C9DC"/>
-              <w:left w:val="single" w:sz="6" w:space="0" w:color="B7C9DC"/>
-              <w:bottom w:val="single" w:sz="6" w:space="0" w:color="B7C9DC"/>
-              <w:right w:val="single" w:sz="6" w:space="0" w:color="B7C9DC"/>
-            </w:tcBorders>
-            <w:vAlign w:val="center"/>
-            <w:shd w:fill="FFFFFF"/>
-          </w:tcPr>
-          <w:p>
-            <w:pPr>
-              <w:spacing w:after="0" w:line="250" w:lineRule="auto"/>
-            </w:pPr>
-            <w:r>
-              <w:rPr>
-                <w:rFonts w:ascii="Calibri" w:hAnsi="Calibri" w:eastAsia="Calibri"/>
-                <w:sz w:val="15"/>
-              </w:rPr>
-              <w:t>Capstone Day 7</w:t>
-            </w:r>
-          </w:p>
-        </w:tc>
-        <w:tc>
-          <w:tcPr>
-            <w:tcW w:type="dxa" w:w="1469"/>
-            <w:tcBorders>
-              <w:top w:val="single" w:sz="6" w:space="0" w:color="B7C9DC"/>
-              <w:left w:val="single" w:sz="6" w:space="0" w:color="B7C9DC"/>
-              <w:bottom w:val="single" w:sz="6" w:space="0" w:color="B7C9DC"/>
-              <w:right w:val="single" w:sz="6" w:space="0" w:color="B7C9DC"/>
-            </w:tcBorders>
-            <w:vAlign w:val="center"/>
-            <w:shd w:fill="FFFFFF"/>
-          </w:tcPr>
-          <w:p>
-            <w:pPr>
-              <w:spacing w:after="0" w:line="250" w:lineRule="auto"/>
-            </w:pPr>
-            <w:r>
-              <w:rPr>
-                <w:rFonts w:ascii="Calibri" w:hAnsi="Calibri" w:eastAsia="Calibri"/>
-                <w:sz w:val="15"/>
-              </w:rPr>
-              <w:t>Trainer Day 19</w:t>
-            </w:r>
-          </w:p>
-        </w:tc>
-        <w:tc>
-          <w:tcPr>
-            <w:tcW w:type="dxa" w:w="2160"/>
-            <w:tcBorders>
-              <w:top w:val="single" w:sz="6" w:space="0" w:color="B7C9DC"/>
-              <w:left w:val="single" w:sz="6" w:space="0" w:color="B7C9DC"/>
-              <w:bottom w:val="single" w:sz="6" w:space="0" w:color="B7C9DC"/>
-              <w:right w:val="single" w:sz="6" w:space="0" w:color="B7C9DC"/>
-            </w:tcBorders>
-            <w:vAlign w:val="center"/>
-            <w:shd w:fill="FFFFFF"/>
-          </w:tcPr>
-          <w:p>
-            <w:pPr>
-              <w:spacing w:after="0" w:line="250" w:lineRule="auto"/>
-            </w:pPr>
-            <w:r>
-              <w:rPr>
-                <w:rFonts w:ascii="Calibri" w:hAnsi="Calibri" w:eastAsia="Calibri"/>
-                <w:sz w:val="15"/>
-              </w:rPr>
-              <w:t>Page Object Model, custom fixtures, prepared page, and parallel execution</w:t>
-            </w:r>
-          </w:p>
-        </w:tc>
-        <w:tc>
-          <w:tcPr>
-            <w:tcW w:type="dxa" w:w="3528"/>
-            <w:tcBorders>
-              <w:top w:val="single" w:sz="6" w:space="0" w:color="B7C9DC"/>
-              <w:left w:val="single" w:sz="6" w:space="0" w:color="B7C9DC"/>
-              <w:bottom w:val="single" w:sz="6" w:space="0" w:color="B7C9DC"/>
-              <w:right w:val="single" w:sz="6" w:space="0" w:color="B7C9DC"/>
-            </w:tcBorders>
-            <w:vAlign w:val="center"/>
-            <w:shd w:fill="FFFFFF"/>
-          </w:tcPr>
-          <w:p>
-            <w:pPr>
-              <w:spacing w:after="0" w:line="250" w:lineRule="auto"/>
-            </w:pPr>
-            <w:r>
-              <w:rPr>
-                <w:rFonts w:ascii="Calibri" w:hAnsi="Calibri" w:eastAsia="Calibri"/>
-                <w:sz w:val="15"/>
-              </w:rPr>
-              <w:t>Use class-based POM, constructor locators, navigate/fillForm/submit methods, import POM into spec, beforeEach object creation, base.extend custom fixture, preparedPage, use(page), test.describe.configure parallel, and reusable setup before test execution.</w:t>
-            </w:r>
-          </w:p>
-        </w:tc>
-        <w:tc>
-          <w:tcPr>
-            <w:tcW w:type="dxa" w:w="936"/>
-            <w:tcBorders>
-              <w:top w:val="single" w:sz="6" w:space="0" w:color="B7C9DC"/>
-              <w:left w:val="single" w:sz="6" w:space="0" w:color="B7C9DC"/>
-              <w:bottom w:val="single" w:sz="6" w:space="0" w:color="B7C9DC"/>
-              <w:right w:val="single" w:sz="6" w:space="0" w:color="B7C9DC"/>
-            </w:tcBorders>
-            <w:vAlign w:val="center"/>
-            <w:shd w:fill="FFFFFF"/>
-          </w:tcPr>
-          <w:p>
-            <w:pPr>
-              <w:spacing w:after="0" w:line="250" w:lineRule="auto"/>
-            </w:pPr>
-            <w:r>
-              <w:rPr>
-                <w:rFonts w:ascii="Calibri" w:hAnsi="Calibri" w:eastAsia="Calibri"/>
-                <w:sz w:val="15"/>
-              </w:rPr>
-              <w:t>POM structure, fixtures, and final automation readiness.</w:t>
-            </w:r>
-          </w:p>
-        </w:tc>
-      </w:tr>
-      <w:tr>
-        <w:tc>
-          <w:tcPr>
-            <w:tcW w:type="dxa" w:w="1872"/>
-          </w:tcPr>
-          <w:p>
-            <w:r>
-              <w:rPr>
-                <w:sz w:val="17"/>
-              </w:rPr>
-              <w:t>Capstone Day 8</w:t>
-            </w:r>
-          </w:p>
-        </w:tc>
-        <w:tc>
-          <w:tcPr>
-            <w:tcW w:type="dxa" w:w="1872"/>
-          </w:tcPr>
-          <w:p>
-            <w:r>
-              <w:rPr>
-                <w:sz w:val="17"/>
-              </w:rPr>
-              <w:t>Trainer Day 21</w:t>
-            </w:r>
-          </w:p>
-        </w:tc>
-        <w:tc>
-          <w:tcPr>
-            <w:tcW w:type="dxa" w:w="1872"/>
-          </w:tcPr>
-          <w:p>
-            <w:r>
-              <w:rPr>
-                <w:sz w:val="17"/>
-              </w:rPr>
-              <w:t>Allure reporting, auth.json session saving, manual login storage, and authenticated tests</w:t>
-            </w:r>
-          </w:p>
-        </w:tc>
-        <w:tc>
-          <w:tcPr>
-            <w:tcW w:type="dxa" w:w="1872"/>
-          </w:tcPr>
-          <w:p>
-            <w:r>
-              <w:rPr>
-                <w:sz w:val="17"/>
-              </w:rPr>
-              <w:t>Install Allure packages, configure html + allure reporter, generate/open Allure report, create save-auth.js, save browser session into auth.json, reuse storageState in tests, and ignore generated report/auth files.</w:t>
-            </w:r>
-          </w:p>
-        </w:tc>
-        <w:tc>
-          <w:tcPr>
-            <w:tcW w:type="dxa" w:w="1872"/>
-          </w:tcPr>
-          <w:p>
-            <w:r>
-              <w:rPr>
-                <w:sz w:val="17"/>
-              </w:rPr>
-              <w:t>Allure reporting and authenticated session reuse plan.</w:t>
-            </w:r>
-          </w:p>
-        </w:tc>
-      </w:tr>
-    </w:tbl>
-    <w:p>
-      <w:r>
-        <w:br w:type="page"/>
-      </w:r>
-    </w:p>
-    <w:p>
-      <w:pPr>
-        <w:pStyle w:val="Heading1"/>
-      </w:pPr>
-      <w:r>
-        <w:t>Trainer Topic Coverage Checklist</w:t>
-      </w:r>
-    </w:p>
-    <w:tbl>
-      <w:tblPr>
-        <w:tblW w:type="dxa" w:w="9360"/>
-        <w:jc w:val="left"/>
-        <w:tblLayout w:type="fixed"/>
-        <w:tblLook w:firstColumn="1" w:firstRow="1" w:lastColumn="0" w:lastRow="0" w:noHBand="0" w:noVBand="1" w:val="04A0"/>
-        <w:tblInd w:w="120" w:type="dxa"/>
-        <w:tblCellMar>
-          <w:top w:w="80" w:type="dxa"/>
-          <w:start w:w="120" w:type="dxa"/>
-          <w:bottom w:w="80" w:type="dxa"/>
-          <w:end w:w="120" w:type="dxa"/>
-        </w:tblCellMar>
-      </w:tblPr>
-      <w:tblGrid>
-        <w:gridCol w:w="3120"/>
-        <w:gridCol w:w="3120"/>
-        <w:gridCol w:w="3120"/>
-      </w:tblGrid>
-      <w:tr>
-        <w:tc>
-          <w:tcPr>
-            <w:tcW w:type="dxa" w:w="5256"/>
-            <w:tcBorders>
-              <w:top w:val="single" w:sz="6" w:space="0" w:color="B7C9DC"/>
-              <w:left w:val="single" w:sz="6" w:space="0" w:color="B7C9DC"/>
-              <w:bottom w:val="single" w:sz="6" w:space="0" w:color="B7C9DC"/>
-              <w:right w:val="single" w:sz="6" w:space="0" w:color="B7C9DC"/>
-            </w:tcBorders>
-            <w:vAlign w:val="center"/>
-            <w:shd w:fill="E8EEF5"/>
-          </w:tcPr>
-          <w:p>
-            <w:pPr>
-              <w:spacing w:after="0" w:line="250" w:lineRule="auto"/>
-            </w:pPr>
-            <w:r>
-              <w:rPr>
-                <w:rFonts w:ascii="Calibri" w:hAnsi="Calibri" w:eastAsia="Calibri"/>
-                <w:b/>
-                <w:color w:val="0B2545"/>
-                <w:sz w:val="16"/>
-              </w:rPr>
-              <w:t>Topic Checked From Training Folder</w:t>
-            </w:r>
-          </w:p>
-        </w:tc>
-        <w:tc>
-          <w:tcPr>
-            <w:tcW w:type="dxa" w:w="1656"/>
-            <w:tcBorders>
-              <w:top w:val="single" w:sz="6" w:space="0" w:color="B7C9DC"/>
-              <w:left w:val="single" w:sz="6" w:space="0" w:color="B7C9DC"/>
-              <w:bottom w:val="single" w:sz="6" w:space="0" w:color="B7C9DC"/>
-              <w:right w:val="single" w:sz="6" w:space="0" w:color="B7C9DC"/>
-            </w:tcBorders>
-            <w:vAlign w:val="center"/>
-            <w:shd w:fill="E8EEF5"/>
-          </w:tcPr>
-          <w:p>
-            <w:pPr>
-              <w:spacing w:after="0" w:line="250" w:lineRule="auto"/>
-            </w:pPr>
-            <w:r>
-              <w:rPr>
-                <w:rFonts w:ascii="Calibri" w:hAnsi="Calibri" w:eastAsia="Calibri"/>
-                <w:b/>
-                <w:color w:val="0B2545"/>
-                <w:sz w:val="16"/>
-              </w:rPr>
-              <w:t>Trainer Day</w:t>
-            </w:r>
-          </w:p>
-        </w:tc>
-        <w:tc>
-          <w:tcPr>
-            <w:tcW w:type="dxa" w:w="2448"/>
-            <w:tcBorders>
-              <w:top w:val="single" w:sz="6" w:space="0" w:color="B7C9DC"/>
-              <w:left w:val="single" w:sz="6" w:space="0" w:color="B7C9DC"/>
-              <w:bottom w:val="single" w:sz="6" w:space="0" w:color="B7C9DC"/>
-              <w:right w:val="single" w:sz="6" w:space="0" w:color="B7C9DC"/>
-            </w:tcBorders>
-            <w:vAlign w:val="center"/>
-            <w:shd w:fill="E8EEF5"/>
-          </w:tcPr>
-          <w:p>
-            <w:pPr>
-              <w:spacing w:after="0" w:line="250" w:lineRule="auto"/>
-            </w:pPr>
-            <w:r>
-              <w:rPr>
-                <w:rFonts w:ascii="Calibri" w:hAnsi="Calibri" w:eastAsia="Calibri"/>
-                <w:b/>
-                <w:color w:val="0B2545"/>
-                <w:sz w:val="16"/>
-              </w:rPr>
-              <w:t>Schedule Status</w:t>
-            </w:r>
-          </w:p>
-        </w:tc>
-      </w:tr>
-      <w:tr>
-        <w:tc>
-          <w:tcPr>
-            <w:tcW w:type="dxa" w:w="5256"/>
-            <w:tcBorders>
-              <w:top w:val="single" w:sz="6" w:space="0" w:color="B7C9DC"/>
-              <w:left w:val="single" w:sz="6" w:space="0" w:color="B7C9DC"/>
-              <w:bottom w:val="single" w:sz="6" w:space="0" w:color="B7C9DC"/>
-              <w:right w:val="single" w:sz="6" w:space="0" w:color="B7C9DC"/>
-            </w:tcBorders>
-            <w:vAlign w:val="center"/>
-            <w:shd w:fill="FFFFFF"/>
-          </w:tcPr>
-          <w:p>
-            <w:pPr>
-              <w:spacing w:after="0" w:line="250" w:lineRule="auto"/>
-            </w:pPr>
-            <w:r>
-              <w:rPr>
-                <w:rFonts w:ascii="Calibri" w:hAnsi="Calibri" w:eastAsia="Calibri"/>
-                <w:sz w:val="16"/>
-              </w:rPr>
-              <w:t>Playwright basic script</w:t>
-            </w:r>
-          </w:p>
-        </w:tc>
-        <w:tc>
-          <w:tcPr>
-            <w:tcW w:type="dxa" w:w="1656"/>
-            <w:tcBorders>
-              <w:top w:val="single" w:sz="6" w:space="0" w:color="B7C9DC"/>
-              <w:left w:val="single" w:sz="6" w:space="0" w:color="B7C9DC"/>
-              <w:bottom w:val="single" w:sz="6" w:space="0" w:color="B7C9DC"/>
-              <w:right w:val="single" w:sz="6" w:space="0" w:color="B7C9DC"/>
-            </w:tcBorders>
-            <w:vAlign w:val="center"/>
-            <w:shd w:fill="FFFFFF"/>
-          </w:tcPr>
-          <w:p>
-            <w:pPr>
-              <w:spacing w:after="0" w:line="250" w:lineRule="auto"/>
-            </w:pPr>
-            <w:r>
-              <w:rPr>
-                <w:rFonts w:ascii="Calibri" w:hAnsi="Calibri" w:eastAsia="Calibri"/>
-                <w:sz w:val="16"/>
-              </w:rPr>
-              <w:t>Day 12</w:t>
-            </w:r>
-          </w:p>
-        </w:tc>
-        <w:tc>
-          <w:tcPr>
-            <w:tcW w:type="dxa" w:w="2448"/>
-            <w:tcBorders>
-              <w:top w:val="single" w:sz="6" w:space="0" w:color="B7C9DC"/>
-              <w:left w:val="single" w:sz="6" w:space="0" w:color="B7C9DC"/>
-              <w:bottom w:val="single" w:sz="6" w:space="0" w:color="B7C9DC"/>
-              <w:right w:val="single" w:sz="6" w:space="0" w:color="B7C9DC"/>
-            </w:tcBorders>
-            <w:vAlign w:val="center"/>
-            <w:shd w:fill="FFFFFF"/>
-          </w:tcPr>
-          <w:p>
-            <w:pPr>
-              <w:spacing w:after="0" w:line="250" w:lineRule="auto"/>
-            </w:pPr>
-            <w:r>
-              <w:rPr>
-                <w:rFonts w:ascii="Calibri" w:hAnsi="Calibri" w:eastAsia="Calibri"/>
-                <w:sz w:val="16"/>
-              </w:rPr>
-              <w:t>Covered on Capstone Day 1</w:t>
-            </w:r>
-          </w:p>
-        </w:tc>
-      </w:tr>
-      <w:tr>
-        <w:tc>
-          <w:tcPr>
-            <w:tcW w:type="dxa" w:w="5256"/>
-            <w:tcBorders>
-              <w:top w:val="single" w:sz="6" w:space="0" w:color="B7C9DC"/>
-              <w:left w:val="single" w:sz="6" w:space="0" w:color="B7C9DC"/>
-              <w:bottom w:val="single" w:sz="6" w:space="0" w:color="B7C9DC"/>
-              <w:right w:val="single" w:sz="6" w:space="0" w:color="B7C9DC"/>
-            </w:tcBorders>
-            <w:vAlign w:val="center"/>
-            <w:shd w:fill="FFFFFF"/>
-          </w:tcPr>
-          <w:p>
-            <w:pPr>
-              <w:spacing w:after="0" w:line="250" w:lineRule="auto"/>
-            </w:pPr>
-            <w:r>
-              <w:rPr>
-                <w:rFonts w:ascii="Calibri" w:hAnsi="Calibri" w:eastAsia="Calibri"/>
-                <w:sz w:val="16"/>
-              </w:rPr>
-              <w:t>chromium launch, headless false, new page, goto, title, wait, close</w:t>
-            </w:r>
-          </w:p>
-        </w:tc>
-        <w:tc>
-          <w:tcPr>
-            <w:tcW w:type="dxa" w:w="1656"/>
-            <w:tcBorders>
-              <w:top w:val="single" w:sz="6" w:space="0" w:color="B7C9DC"/>
-              <w:left w:val="single" w:sz="6" w:space="0" w:color="B7C9DC"/>
-              <w:bottom w:val="single" w:sz="6" w:space="0" w:color="B7C9DC"/>
-              <w:right w:val="single" w:sz="6" w:space="0" w:color="B7C9DC"/>
-            </w:tcBorders>
-            <w:vAlign w:val="center"/>
-            <w:shd w:fill="FFFFFF"/>
-          </w:tcPr>
-          <w:p>
-            <w:pPr>
-              <w:spacing w:after="0" w:line="250" w:lineRule="auto"/>
-            </w:pPr>
-            <w:r>
-              <w:rPr>
-                <w:rFonts w:ascii="Calibri" w:hAnsi="Calibri" w:eastAsia="Calibri"/>
-                <w:sz w:val="16"/>
-              </w:rPr>
-              <w:t>Day 12</w:t>
-            </w:r>
-          </w:p>
-        </w:tc>
-        <w:tc>
-          <w:tcPr>
-            <w:tcW w:type="dxa" w:w="2448"/>
-            <w:tcBorders>
-              <w:top w:val="single" w:sz="6" w:space="0" w:color="B7C9DC"/>
-              <w:left w:val="single" w:sz="6" w:space="0" w:color="B7C9DC"/>
-              <w:bottom w:val="single" w:sz="6" w:space="0" w:color="B7C9DC"/>
-              <w:right w:val="single" w:sz="6" w:space="0" w:color="B7C9DC"/>
-            </w:tcBorders>
-            <w:vAlign w:val="center"/>
-            <w:shd w:fill="FFFFFF"/>
-          </w:tcPr>
-          <w:p>
-            <w:pPr>
-              <w:spacing w:after="0" w:line="250" w:lineRule="auto"/>
-            </w:pPr>
-            <w:r>
-              <w:rPr>
-                <w:rFonts w:ascii="Calibri" w:hAnsi="Calibri" w:eastAsia="Calibri"/>
-                <w:sz w:val="16"/>
-              </w:rPr>
-              <w:t>Covered on Capstone Day 1</w:t>
-            </w:r>
-          </w:p>
-        </w:tc>
-      </w:tr>
-      <w:tr>
-        <w:tc>
-          <w:tcPr>
-            <w:tcW w:type="dxa" w:w="5256"/>
-            <w:tcBorders>
-              <w:top w:val="single" w:sz="6" w:space="0" w:color="B7C9DC"/>
-              <w:left w:val="single" w:sz="6" w:space="0" w:color="B7C9DC"/>
-              <w:bottom w:val="single" w:sz="6" w:space="0" w:color="B7C9DC"/>
-              <w:right w:val="single" w:sz="6" w:space="0" w:color="B7C9DC"/>
-            </w:tcBorders>
-            <w:vAlign w:val="center"/>
-            <w:shd w:fill="FFFFFF"/>
-          </w:tcPr>
-          <w:p>
-            <w:pPr>
-              <w:spacing w:after="0" w:line="250" w:lineRule="auto"/>
-            </w:pPr>
-            <w:r>
-              <w:rPr>
-                <w:rFonts w:ascii="Calibri" w:hAnsi="Calibri" w:eastAsia="Calibri"/>
-                <w:sz w:val="16"/>
-              </w:rPr>
-              <w:t>Playwright Test import, test(), expect()</w:t>
-            </w:r>
-          </w:p>
-        </w:tc>
-        <w:tc>
-          <w:tcPr>
-            <w:tcW w:type="dxa" w:w="1656"/>
-            <w:tcBorders>
-              <w:top w:val="single" w:sz="6" w:space="0" w:color="B7C9DC"/>
-              <w:left w:val="single" w:sz="6" w:space="0" w:color="B7C9DC"/>
-              <w:bottom w:val="single" w:sz="6" w:space="0" w:color="B7C9DC"/>
-              <w:right w:val="single" w:sz="6" w:space="0" w:color="B7C9DC"/>
-            </w:tcBorders>
-            <w:vAlign w:val="center"/>
-            <w:shd w:fill="FFFFFF"/>
-          </w:tcPr>
-          <w:p>
-            <w:pPr>
-              <w:spacing w:after="0" w:line="250" w:lineRule="auto"/>
-            </w:pPr>
-            <w:r>
-              <w:rPr>
-                <w:rFonts w:ascii="Calibri" w:hAnsi="Calibri" w:eastAsia="Calibri"/>
-                <w:sz w:val="16"/>
-              </w:rPr>
-              <w:t>Day 13 &amp; 14</w:t>
-            </w:r>
-          </w:p>
-        </w:tc>
-        <w:tc>
-          <w:tcPr>
-            <w:tcW w:type="dxa" w:w="2448"/>
-            <w:tcBorders>
-              <w:top w:val="single" w:sz="6" w:space="0" w:color="B7C9DC"/>
-              <w:left w:val="single" w:sz="6" w:space="0" w:color="B7C9DC"/>
-              <w:bottom w:val="single" w:sz="6" w:space="0" w:color="B7C9DC"/>
-              <w:right w:val="single" w:sz="6" w:space="0" w:color="B7C9DC"/>
-            </w:tcBorders>
-            <w:vAlign w:val="center"/>
-            <w:shd w:fill="FFFFFF"/>
-          </w:tcPr>
-          <w:p>
-            <w:pPr>
-              <w:spacing w:after="0" w:line="250" w:lineRule="auto"/>
-            </w:pPr>
-            <w:r>
-              <w:rPr>
-                <w:rFonts w:ascii="Calibri" w:hAnsi="Calibri" w:eastAsia="Calibri"/>
-                <w:sz w:val="16"/>
-              </w:rPr>
-              <w:t>Covered on Capstone Day 2</w:t>
-            </w:r>
-          </w:p>
-        </w:tc>
-      </w:tr>
-      <w:tr>
-        <w:tc>
-          <w:tcPr>
-            <w:tcW w:type="dxa" w:w="5256"/>
-            <w:tcBorders>
-              <w:top w:val="single" w:sz="6" w:space="0" w:color="B7C9DC"/>
-              <w:left w:val="single" w:sz="6" w:space="0" w:color="B7C9DC"/>
-              <w:bottom w:val="single" w:sz="6" w:space="0" w:color="B7C9DC"/>
-              <w:right w:val="single" w:sz="6" w:space="0" w:color="B7C9DC"/>
-            </w:tcBorders>
-            <w:vAlign w:val="center"/>
-            <w:shd w:fill="FFFFFF"/>
-          </w:tcPr>
-          <w:p>
-            <w:pPr>
-              <w:spacing w:after="0" w:line="250" w:lineRule="auto"/>
-            </w:pPr>
-            <w:r>
-              <w:rPr>
-                <w:rFonts w:ascii="Calibri" w:hAnsi="Calibri" w:eastAsia="Calibri"/>
-                <w:sz w:val="16"/>
-              </w:rPr>
-              <w:t>Locators, fill, click, toHaveText</w:t>
-            </w:r>
-          </w:p>
-        </w:tc>
-        <w:tc>
-          <w:tcPr>
-            <w:tcW w:type="dxa" w:w="1656"/>
-            <w:tcBorders>
-              <w:top w:val="single" w:sz="6" w:space="0" w:color="B7C9DC"/>
-              <w:left w:val="single" w:sz="6" w:space="0" w:color="B7C9DC"/>
-              <w:bottom w:val="single" w:sz="6" w:space="0" w:color="B7C9DC"/>
-              <w:right w:val="single" w:sz="6" w:space="0" w:color="B7C9DC"/>
-            </w:tcBorders>
-            <w:vAlign w:val="center"/>
-            <w:shd w:fill="FFFFFF"/>
-          </w:tcPr>
-          <w:p>
-            <w:pPr>
-              <w:spacing w:after="0" w:line="250" w:lineRule="auto"/>
-            </w:pPr>
-            <w:r>
-              <w:rPr>
-                <w:rFonts w:ascii="Calibri" w:hAnsi="Calibri" w:eastAsia="Calibri"/>
-                <w:sz w:val="16"/>
-              </w:rPr>
-              <w:t>Day 13 &amp; 14</w:t>
-            </w:r>
-          </w:p>
-        </w:tc>
-        <w:tc>
-          <w:tcPr>
-            <w:tcW w:type="dxa" w:w="2448"/>
-            <w:tcBorders>
-              <w:top w:val="single" w:sz="6" w:space="0" w:color="B7C9DC"/>
-              <w:left w:val="single" w:sz="6" w:space="0" w:color="B7C9DC"/>
-              <w:bottom w:val="single" w:sz="6" w:space="0" w:color="B7C9DC"/>
-              <w:right w:val="single" w:sz="6" w:space="0" w:color="B7C9DC"/>
-            </w:tcBorders>
-            <w:vAlign w:val="center"/>
-            <w:shd w:fill="FFFFFF"/>
-          </w:tcPr>
-          <w:p>
-            <w:pPr>
-              <w:spacing w:after="0" w:line="250" w:lineRule="auto"/>
-            </w:pPr>
-            <w:r>
-              <w:rPr>
-                <w:rFonts w:ascii="Calibri" w:hAnsi="Calibri" w:eastAsia="Calibri"/>
-                <w:sz w:val="16"/>
-              </w:rPr>
-              <w:t>Covered on Capstone Day 2</w:t>
-            </w:r>
-          </w:p>
-        </w:tc>
-      </w:tr>
-      <w:tr>
-        <w:tc>
-          <w:tcPr>
-            <w:tcW w:type="dxa" w:w="5256"/>
-            <w:tcBorders>
-              <w:top w:val="single" w:sz="6" w:space="0" w:color="B7C9DC"/>
-              <w:left w:val="single" w:sz="6" w:space="0" w:color="B7C9DC"/>
-              <w:bottom w:val="single" w:sz="6" w:space="0" w:color="B7C9DC"/>
-              <w:right w:val="single" w:sz="6" w:space="0" w:color="B7C9DC"/>
-            </w:tcBorders>
-            <w:vAlign w:val="center"/>
-            <w:shd w:fill="FFFFFF"/>
-          </w:tcPr>
-          <w:p>
-            <w:pPr>
-              <w:spacing w:after="0" w:line="250" w:lineRule="auto"/>
-            </w:pPr>
-            <w:r>
-              <w:rPr>
-                <w:rFonts w:ascii="Calibri" w:hAnsi="Calibri" w:eastAsia="Calibri"/>
-                <w:sz w:val="16"/>
-              </w:rPr>
-              <w:t>Button screenshot and full-page screenshot</w:t>
-            </w:r>
-          </w:p>
-        </w:tc>
-        <w:tc>
-          <w:tcPr>
-            <w:tcW w:type="dxa" w:w="1656"/>
-            <w:tcBorders>
-              <w:top w:val="single" w:sz="6" w:space="0" w:color="B7C9DC"/>
-              <w:left w:val="single" w:sz="6" w:space="0" w:color="B7C9DC"/>
-              <w:bottom w:val="single" w:sz="6" w:space="0" w:color="B7C9DC"/>
-              <w:right w:val="single" w:sz="6" w:space="0" w:color="B7C9DC"/>
-            </w:tcBorders>
-            <w:vAlign w:val="center"/>
-            <w:shd w:fill="FFFFFF"/>
-          </w:tcPr>
-          <w:p>
-            <w:pPr>
-              <w:spacing w:after="0" w:line="250" w:lineRule="auto"/>
-            </w:pPr>
-            <w:r>
-              <w:rPr>
-                <w:rFonts w:ascii="Calibri" w:hAnsi="Calibri" w:eastAsia="Calibri"/>
-                <w:sz w:val="16"/>
-              </w:rPr>
-              <w:t>Day 13 &amp; 14</w:t>
-            </w:r>
-          </w:p>
-        </w:tc>
-        <w:tc>
-          <w:tcPr>
-            <w:tcW w:type="dxa" w:w="2448"/>
-            <w:tcBorders>
-              <w:top w:val="single" w:sz="6" w:space="0" w:color="B7C9DC"/>
-              <w:left w:val="single" w:sz="6" w:space="0" w:color="B7C9DC"/>
-              <w:bottom w:val="single" w:sz="6" w:space="0" w:color="B7C9DC"/>
-              <w:right w:val="single" w:sz="6" w:space="0" w:color="B7C9DC"/>
-            </w:tcBorders>
-            <w:vAlign w:val="center"/>
-            <w:shd w:fill="FFFFFF"/>
-          </w:tcPr>
-          <w:p>
-            <w:pPr>
-              <w:spacing w:after="0" w:line="250" w:lineRule="auto"/>
-            </w:pPr>
-            <w:r>
-              <w:rPr>
-                <w:rFonts w:ascii="Calibri" w:hAnsi="Calibri" w:eastAsia="Calibri"/>
-                <w:sz w:val="16"/>
-              </w:rPr>
-              <w:t>Covered on Capstone Day 2</w:t>
-            </w:r>
-          </w:p>
-        </w:tc>
-      </w:tr>
-      <w:tr>
-        <w:tc>
-          <w:tcPr>
-            <w:tcW w:type="dxa" w:w="5256"/>
-            <w:tcBorders>
-              <w:top w:val="single" w:sz="6" w:space="0" w:color="B7C9DC"/>
-              <w:left w:val="single" w:sz="6" w:space="0" w:color="B7C9DC"/>
-              <w:bottom w:val="single" w:sz="6" w:space="0" w:color="B7C9DC"/>
-              <w:right w:val="single" w:sz="6" w:space="0" w:color="B7C9DC"/>
-            </w:tcBorders>
-            <w:vAlign w:val="center"/>
-            <w:shd w:fill="FFFFFF"/>
-          </w:tcPr>
-          <w:p>
-            <w:pPr>
-              <w:spacing w:after="0" w:line="250" w:lineRule="auto"/>
-            </w:pPr>
-            <w:r>
-              <w:rPr>
-                <w:rFonts w:ascii="Calibri" w:hAnsi="Calibri" w:eastAsia="Calibri"/>
-                <w:sz w:val="16"/>
-              </w:rPr>
-              <w:t>Reusable helper function and default export</w:t>
-            </w:r>
-          </w:p>
-        </w:tc>
-        <w:tc>
-          <w:tcPr>
-            <w:tcW w:type="dxa" w:w="1656"/>
-            <w:tcBorders>
-              <w:top w:val="single" w:sz="6" w:space="0" w:color="B7C9DC"/>
-              <w:left w:val="single" w:sz="6" w:space="0" w:color="B7C9DC"/>
-              <w:bottom w:val="single" w:sz="6" w:space="0" w:color="B7C9DC"/>
-              <w:right w:val="single" w:sz="6" w:space="0" w:color="B7C9DC"/>
-            </w:tcBorders>
-            <w:vAlign w:val="center"/>
-            <w:shd w:fill="FFFFFF"/>
-          </w:tcPr>
-          <w:p>
-            <w:pPr>
-              <w:spacing w:after="0" w:line="250" w:lineRule="auto"/>
-            </w:pPr>
-            <w:r>
-              <w:rPr>
-                <w:rFonts w:ascii="Calibri" w:hAnsi="Calibri" w:eastAsia="Calibri"/>
-                <w:sz w:val="16"/>
-              </w:rPr>
-              <w:t>Day 13 &amp; 14</w:t>
-            </w:r>
-          </w:p>
-        </w:tc>
-        <w:tc>
-          <w:tcPr>
-            <w:tcW w:type="dxa" w:w="2448"/>
-            <w:tcBorders>
-              <w:top w:val="single" w:sz="6" w:space="0" w:color="B7C9DC"/>
-              <w:left w:val="single" w:sz="6" w:space="0" w:color="B7C9DC"/>
-              <w:bottom w:val="single" w:sz="6" w:space="0" w:color="B7C9DC"/>
-              <w:right w:val="single" w:sz="6" w:space="0" w:color="B7C9DC"/>
-            </w:tcBorders>
-            <w:vAlign w:val="center"/>
-            <w:shd w:fill="FFFFFF"/>
-          </w:tcPr>
-          <w:p>
-            <w:pPr>
-              <w:spacing w:after="0" w:line="250" w:lineRule="auto"/>
-            </w:pPr>
-            <w:r>
-              <w:rPr>
-                <w:rFonts w:ascii="Calibri" w:hAnsi="Calibri" w:eastAsia="Calibri"/>
-                <w:sz w:val="16"/>
-              </w:rPr>
-              <w:t>Covered on Capstone Day 2</w:t>
-            </w:r>
-          </w:p>
-        </w:tc>
-      </w:tr>
-      <w:tr>
-        <w:tc>
-          <w:tcPr>
-            <w:tcW w:type="dxa" w:w="5256"/>
-            <w:tcBorders>
-              <w:top w:val="single" w:sz="6" w:space="0" w:color="B7C9DC"/>
-              <w:left w:val="single" w:sz="6" w:space="0" w:color="B7C9DC"/>
-              <w:bottom w:val="single" w:sz="6" w:space="0" w:color="B7C9DC"/>
-              <w:right w:val="single" w:sz="6" w:space="0" w:color="B7C9DC"/>
-            </w:tcBorders>
-            <w:vAlign w:val="center"/>
-            <w:shd w:fill="FFFFFF"/>
-          </w:tcPr>
-          <w:p>
-            <w:pPr>
-              <w:spacing w:after="0" w:line="250" w:lineRule="auto"/>
-            </w:pPr>
-            <w:r>
-              <w:rPr>
-                <w:rFonts w:ascii="Calibri" w:hAnsi="Calibri" w:eastAsia="Calibri"/>
-                <w:sz w:val="16"/>
-              </w:rPr>
-              <w:t>ES module import/export, .mjs, path.resolve</w:t>
-            </w:r>
-          </w:p>
-        </w:tc>
-        <w:tc>
-          <w:tcPr>
-            <w:tcW w:type="dxa" w:w="1656"/>
-            <w:tcBorders>
-              <w:top w:val="single" w:sz="6" w:space="0" w:color="B7C9DC"/>
-              <w:left w:val="single" w:sz="6" w:space="0" w:color="B7C9DC"/>
-              <w:bottom w:val="single" w:sz="6" w:space="0" w:color="B7C9DC"/>
-              <w:right w:val="single" w:sz="6" w:space="0" w:color="B7C9DC"/>
-            </w:tcBorders>
-            <w:vAlign w:val="center"/>
-            <w:shd w:fill="FFFFFF"/>
-          </w:tcPr>
-          <w:p>
-            <w:pPr>
-              <w:spacing w:after="0" w:line="250" w:lineRule="auto"/>
-            </w:pPr>
-            <w:r>
-              <w:rPr>
-                <w:rFonts w:ascii="Calibri" w:hAnsi="Calibri" w:eastAsia="Calibri"/>
-                <w:sz w:val="16"/>
-              </w:rPr>
-              <w:t>Day 13 &amp; 14</w:t>
-            </w:r>
-          </w:p>
-        </w:tc>
-        <w:tc>
-          <w:tcPr>
-            <w:tcW w:type="dxa" w:w="2448"/>
-            <w:tcBorders>
-              <w:top w:val="single" w:sz="6" w:space="0" w:color="B7C9DC"/>
-              <w:left w:val="single" w:sz="6" w:space="0" w:color="B7C9DC"/>
-              <w:bottom w:val="single" w:sz="6" w:space="0" w:color="B7C9DC"/>
-              <w:right w:val="single" w:sz="6" w:space="0" w:color="B7C9DC"/>
-            </w:tcBorders>
-            <w:vAlign w:val="center"/>
-            <w:shd w:fill="FFFFFF"/>
-          </w:tcPr>
-          <w:p>
-            <w:pPr>
-              <w:spacing w:after="0" w:line="250" w:lineRule="auto"/>
-            </w:pPr>
-            <w:r>
-              <w:rPr>
-                <w:rFonts w:ascii="Calibri" w:hAnsi="Calibri" w:eastAsia="Calibri"/>
-                <w:sz w:val="16"/>
-              </w:rPr>
-              <w:t>Covered on Capstone Day 2</w:t>
-            </w:r>
-          </w:p>
-        </w:tc>
-      </w:tr>
-      <w:tr>
-        <w:tc>
-          <w:tcPr>
-            <w:tcW w:type="dxa" w:w="5256"/>
-            <w:tcBorders>
-              <w:top w:val="single" w:sz="6" w:space="0" w:color="B7C9DC"/>
-              <w:left w:val="single" w:sz="6" w:space="0" w:color="B7C9DC"/>
-              <w:bottom w:val="single" w:sz="6" w:space="0" w:color="B7C9DC"/>
-              <w:right w:val="single" w:sz="6" w:space="0" w:color="B7C9DC"/>
-            </w:tcBorders>
-            <w:vAlign w:val="center"/>
-            <w:shd w:fill="FFFFFF"/>
-          </w:tcPr>
-          <w:p>
-            <w:pPr>
-              <w:spacing w:after="0" w:line="250" w:lineRule="auto"/>
-            </w:pPr>
-            <w:r>
-              <w:rPr>
-                <w:rFonts w:ascii="Calibri" w:hAnsi="Calibri" w:eastAsia="Calibri"/>
-                <w:sz w:val="16"/>
-              </w:rPr>
-              <w:t>Express app, dotenv, static public folder, GET routes, POST login API</w:t>
-            </w:r>
-          </w:p>
-        </w:tc>
-        <w:tc>
-          <w:tcPr>
-            <w:tcW w:type="dxa" w:w="1656"/>
-            <w:tcBorders>
-              <w:top w:val="single" w:sz="6" w:space="0" w:color="B7C9DC"/>
-              <w:left w:val="single" w:sz="6" w:space="0" w:color="B7C9DC"/>
-              <w:bottom w:val="single" w:sz="6" w:space="0" w:color="B7C9DC"/>
-              <w:right w:val="single" w:sz="6" w:space="0" w:color="B7C9DC"/>
-            </w:tcBorders>
-            <w:vAlign w:val="center"/>
-            <w:shd w:fill="FFFFFF"/>
-          </w:tcPr>
-          <w:p>
-            <w:pPr>
-              <w:spacing w:after="0" w:line="250" w:lineRule="auto"/>
-            </w:pPr>
-            <w:r>
-              <w:rPr>
-                <w:rFonts w:ascii="Calibri" w:hAnsi="Calibri" w:eastAsia="Calibri"/>
-                <w:sz w:val="16"/>
-              </w:rPr>
-              <w:t>Day 13 &amp; 14</w:t>
-            </w:r>
-          </w:p>
-        </w:tc>
-        <w:tc>
-          <w:tcPr>
-            <w:tcW w:type="dxa" w:w="2448"/>
-            <w:tcBorders>
-              <w:top w:val="single" w:sz="6" w:space="0" w:color="B7C9DC"/>
-              <w:left w:val="single" w:sz="6" w:space="0" w:color="B7C9DC"/>
-              <w:bottom w:val="single" w:sz="6" w:space="0" w:color="B7C9DC"/>
-              <w:right w:val="single" w:sz="6" w:space="0" w:color="B7C9DC"/>
-            </w:tcBorders>
-            <w:vAlign w:val="center"/>
-            <w:shd w:fill="FFFFFF"/>
-          </w:tcPr>
-          <w:p>
-            <w:pPr>
-              <w:spacing w:after="0" w:line="250" w:lineRule="auto"/>
-            </w:pPr>
-            <w:r>
-              <w:rPr>
-                <w:rFonts w:ascii="Calibri" w:hAnsi="Calibri" w:eastAsia="Calibri"/>
-                <w:sz w:val="16"/>
-              </w:rPr>
-              <w:t>Covered on Capstone Day 2</w:t>
-            </w:r>
-          </w:p>
-        </w:tc>
-      </w:tr>
-      <w:tr>
-        <w:tc>
-          <w:tcPr>
-            <w:tcW w:type="dxa" w:w="5256"/>
-            <w:tcBorders>
-              <w:top w:val="single" w:sz="6" w:space="0" w:color="B7C9DC"/>
-              <w:left w:val="single" w:sz="6" w:space="0" w:color="B7C9DC"/>
-              <w:bottom w:val="single" w:sz="6" w:space="0" w:color="B7C9DC"/>
-              <w:right w:val="single" w:sz="6" w:space="0" w:color="B7C9DC"/>
-            </w:tcBorders>
-            <w:vAlign w:val="center"/>
-            <w:shd w:fill="FFFFFF"/>
-          </w:tcPr>
-          <w:p>
-            <w:pPr>
-              <w:spacing w:after="0" w:line="250" w:lineRule="auto"/>
-            </w:pPr>
-            <w:r>
-              <w:rPr>
-                <w:rFonts w:ascii="Calibri" w:hAnsi="Calibri" w:eastAsia="Calibri"/>
-                <w:sz w:val="16"/>
-              </w:rPr>
-              <w:t>HTML login form, FormData, fetch POST, response handling, success/error messages</w:t>
-            </w:r>
-          </w:p>
-        </w:tc>
-        <w:tc>
-          <w:tcPr>
-            <w:tcW w:type="dxa" w:w="1656"/>
-            <w:tcBorders>
-              <w:top w:val="single" w:sz="6" w:space="0" w:color="B7C9DC"/>
-              <w:left w:val="single" w:sz="6" w:space="0" w:color="B7C9DC"/>
-              <w:bottom w:val="single" w:sz="6" w:space="0" w:color="B7C9DC"/>
-              <w:right w:val="single" w:sz="6" w:space="0" w:color="B7C9DC"/>
-            </w:tcBorders>
-            <w:vAlign w:val="center"/>
-            <w:shd w:fill="FFFFFF"/>
-          </w:tcPr>
-          <w:p>
-            <w:pPr>
-              <w:spacing w:after="0" w:line="250" w:lineRule="auto"/>
-            </w:pPr>
-            <w:r>
-              <w:rPr>
-                <w:rFonts w:ascii="Calibri" w:hAnsi="Calibri" w:eastAsia="Calibri"/>
-                <w:sz w:val="16"/>
-              </w:rPr>
-              <w:t>Day 13 &amp; 14</w:t>
-            </w:r>
-          </w:p>
-        </w:tc>
-        <w:tc>
-          <w:tcPr>
-            <w:tcW w:type="dxa" w:w="2448"/>
-            <w:tcBorders>
-              <w:top w:val="single" w:sz="6" w:space="0" w:color="B7C9DC"/>
-              <w:left w:val="single" w:sz="6" w:space="0" w:color="B7C9DC"/>
-              <w:bottom w:val="single" w:sz="6" w:space="0" w:color="B7C9DC"/>
-              <w:right w:val="single" w:sz="6" w:space="0" w:color="B7C9DC"/>
-            </w:tcBorders>
-            <w:vAlign w:val="center"/>
-            <w:shd w:fill="FFFFFF"/>
-          </w:tcPr>
-          <w:p>
-            <w:pPr>
-              <w:spacing w:after="0" w:line="250" w:lineRule="auto"/>
-            </w:pPr>
-            <w:r>
-              <w:rPr>
-                <w:rFonts w:ascii="Calibri" w:hAnsi="Calibri" w:eastAsia="Calibri"/>
-                <w:sz w:val="16"/>
-              </w:rPr>
-              <w:t>Covered on Capstone Day 2</w:t>
-            </w:r>
-          </w:p>
-        </w:tc>
-      </w:tr>
-      <w:tr>
-        <w:tc>
-          <w:tcPr>
-            <w:tcW w:type="dxa" w:w="5256"/>
-            <w:tcBorders>
-              <w:top w:val="single" w:sz="6" w:space="0" w:color="B7C9DC"/>
-              <w:left w:val="single" w:sz="6" w:space="0" w:color="B7C9DC"/>
-              <w:bottom w:val="single" w:sz="6" w:space="0" w:color="B7C9DC"/>
-              <w:right w:val="single" w:sz="6" w:space="0" w:color="B7C9DC"/>
-            </w:tcBorders>
-            <w:vAlign w:val="center"/>
-            <w:shd w:fill="FFFFFF"/>
-          </w:tcPr>
-          <w:p>
-            <w:pPr>
-              <w:spacing w:after="0" w:line="250" w:lineRule="auto"/>
-            </w:pPr>
-            <w:r>
-              <w:rPr>
-                <w:rFonts w:ascii="Calibri" w:hAnsi="Calibri" w:eastAsia="Calibri"/>
-                <w:sz w:val="16"/>
-              </w:rPr>
-              <w:t>Playwright config, HTML reporter, trace, screenshot on failure, browser projects</w:t>
-            </w:r>
-          </w:p>
-        </w:tc>
-        <w:tc>
-          <w:tcPr>
-            <w:tcW w:type="dxa" w:w="1656"/>
-            <w:tcBorders>
-              <w:top w:val="single" w:sz="6" w:space="0" w:color="B7C9DC"/>
-              <w:left w:val="single" w:sz="6" w:space="0" w:color="B7C9DC"/>
-              <w:bottom w:val="single" w:sz="6" w:space="0" w:color="B7C9DC"/>
-              <w:right w:val="single" w:sz="6" w:space="0" w:color="B7C9DC"/>
-            </w:tcBorders>
-            <w:vAlign w:val="center"/>
-            <w:shd w:fill="FFFFFF"/>
-          </w:tcPr>
-          <w:p>
-            <w:pPr>
-              <w:spacing w:after="0" w:line="250" w:lineRule="auto"/>
-            </w:pPr>
-            <w:r>
-              <w:rPr>
-                <w:rFonts w:ascii="Calibri" w:hAnsi="Calibri" w:eastAsia="Calibri"/>
-                <w:sz w:val="16"/>
-              </w:rPr>
-              <w:t>Day 13 &amp; 14 / Day 15</w:t>
-            </w:r>
-          </w:p>
-        </w:tc>
-        <w:tc>
-          <w:tcPr>
-            <w:tcW w:type="dxa" w:w="2448"/>
-            <w:tcBorders>
-              <w:top w:val="single" w:sz="6" w:space="0" w:color="B7C9DC"/>
-              <w:left w:val="single" w:sz="6" w:space="0" w:color="B7C9DC"/>
-              <w:bottom w:val="single" w:sz="6" w:space="0" w:color="B7C9DC"/>
-              <w:right w:val="single" w:sz="6" w:space="0" w:color="B7C9DC"/>
-            </w:tcBorders>
-            <w:vAlign w:val="center"/>
-            <w:shd w:fill="FFFFFF"/>
-          </w:tcPr>
-          <w:p>
-            <w:pPr>
-              <w:spacing w:after="0" w:line="250" w:lineRule="auto"/>
-            </w:pPr>
-            <w:r>
-              <w:rPr>
-                <w:rFonts w:ascii="Calibri" w:hAnsi="Calibri" w:eastAsia="Calibri"/>
-                <w:sz w:val="16"/>
-              </w:rPr>
-              <w:t>Covered on Capstone Day 2 and Day 3</w:t>
-            </w:r>
-          </w:p>
-        </w:tc>
-      </w:tr>
-      <w:tr>
-        <w:tc>
-          <w:tcPr>
-            <w:tcW w:type="dxa" w:w="5256"/>
-            <w:tcBorders>
-              <w:top w:val="single" w:sz="6" w:space="0" w:color="B7C9DC"/>
-              <w:left w:val="single" w:sz="6" w:space="0" w:color="B7C9DC"/>
-              <w:bottom w:val="single" w:sz="6" w:space="0" w:color="B7C9DC"/>
-              <w:right w:val="single" w:sz="6" w:space="0" w:color="B7C9DC"/>
-            </w:tcBorders>
-            <w:vAlign w:val="center"/>
-            <w:shd w:fill="FFFFFF"/>
-          </w:tcPr>
-          <w:p>
-            <w:pPr>
-              <w:spacing w:after="0" w:line="250" w:lineRule="auto"/>
-            </w:pPr>
-            <w:r>
-              <w:rPr>
-                <w:rFonts w:ascii="Calibri" w:hAnsi="Calibri" w:eastAsia="Calibri"/>
-                <w:sz w:val="16"/>
-              </w:rPr>
-              <w:t>skip, fail, fixme, slow, setTimeout, test.step</w:t>
-            </w:r>
-          </w:p>
-        </w:tc>
-        <w:tc>
-          <w:tcPr>
-            <w:tcW w:type="dxa" w:w="1656"/>
-            <w:tcBorders>
-              <w:top w:val="single" w:sz="6" w:space="0" w:color="B7C9DC"/>
-              <w:left w:val="single" w:sz="6" w:space="0" w:color="B7C9DC"/>
-              <w:bottom w:val="single" w:sz="6" w:space="0" w:color="B7C9DC"/>
-              <w:right w:val="single" w:sz="6" w:space="0" w:color="B7C9DC"/>
-            </w:tcBorders>
-            <w:vAlign w:val="center"/>
-            <w:shd w:fill="FFFFFF"/>
-          </w:tcPr>
-          <w:p>
-            <w:pPr>
-              <w:spacing w:after="0" w:line="250" w:lineRule="auto"/>
-            </w:pPr>
-            <w:r>
-              <w:rPr>
-                <w:rFonts w:ascii="Calibri" w:hAnsi="Calibri" w:eastAsia="Calibri"/>
-                <w:sz w:val="16"/>
-              </w:rPr>
-              <w:t>Day 15</w:t>
-            </w:r>
-          </w:p>
-        </w:tc>
-        <w:tc>
-          <w:tcPr>
-            <w:tcW w:type="dxa" w:w="2448"/>
-            <w:tcBorders>
-              <w:top w:val="single" w:sz="6" w:space="0" w:color="B7C9DC"/>
-              <w:left w:val="single" w:sz="6" w:space="0" w:color="B7C9DC"/>
-              <w:bottom w:val="single" w:sz="6" w:space="0" w:color="B7C9DC"/>
-              <w:right w:val="single" w:sz="6" w:space="0" w:color="B7C9DC"/>
-            </w:tcBorders>
-            <w:vAlign w:val="center"/>
-            <w:shd w:fill="FFFFFF"/>
-          </w:tcPr>
-          <w:p>
-            <w:pPr>
-              <w:spacing w:after="0" w:line="250" w:lineRule="auto"/>
-            </w:pPr>
-            <w:r>
-              <w:rPr>
-                <w:rFonts w:ascii="Calibri" w:hAnsi="Calibri" w:eastAsia="Calibri"/>
-                <w:sz w:val="16"/>
-              </w:rPr>
-              <w:t>Covered on Capstone Day 3</w:t>
-            </w:r>
-          </w:p>
-        </w:tc>
-      </w:tr>
-      <w:tr>
-        <w:tc>
-          <w:tcPr>
-            <w:tcW w:type="dxa" w:w="5256"/>
-            <w:tcBorders>
-              <w:top w:val="single" w:sz="6" w:space="0" w:color="B7C9DC"/>
-              <w:left w:val="single" w:sz="6" w:space="0" w:color="B7C9DC"/>
-              <w:bottom w:val="single" w:sz="6" w:space="0" w:color="B7C9DC"/>
-              <w:right w:val="single" w:sz="6" w:space="0" w:color="B7C9DC"/>
-            </w:tcBorders>
-            <w:vAlign w:val="center"/>
-            <w:shd w:fill="FFFFFF"/>
-          </w:tcPr>
-          <w:p>
-            <w:pPr>
-              <w:spacing w:after="0" w:line="250" w:lineRule="auto"/>
-            </w:pPr>
-            <w:r>
-              <w:rPr>
-                <w:rFonts w:ascii="Calibri" w:hAnsi="Calibri" w:eastAsia="Calibri"/>
-                <w:sz w:val="16"/>
-              </w:rPr>
-              <w:t>getByRole and role-based locators</w:t>
-            </w:r>
-          </w:p>
-        </w:tc>
-        <w:tc>
-          <w:tcPr>
-            <w:tcW w:type="dxa" w:w="1656"/>
-            <w:tcBorders>
-              <w:top w:val="single" w:sz="6" w:space="0" w:color="B7C9DC"/>
-              <w:left w:val="single" w:sz="6" w:space="0" w:color="B7C9DC"/>
-              <w:bottom w:val="single" w:sz="6" w:space="0" w:color="B7C9DC"/>
-              <w:right w:val="single" w:sz="6" w:space="0" w:color="B7C9DC"/>
-            </w:tcBorders>
-            <w:vAlign w:val="center"/>
-            <w:shd w:fill="FFFFFF"/>
-          </w:tcPr>
-          <w:p>
-            <w:pPr>
-              <w:spacing w:after="0" w:line="250" w:lineRule="auto"/>
-            </w:pPr>
-            <w:r>
-              <w:rPr>
-                <w:rFonts w:ascii="Calibri" w:hAnsi="Calibri" w:eastAsia="Calibri"/>
-                <w:sz w:val="16"/>
-              </w:rPr>
-              <w:t>Day 15 / Day 16</w:t>
-            </w:r>
-          </w:p>
-        </w:tc>
-        <w:tc>
-          <w:tcPr>
-            <w:tcW w:type="dxa" w:w="2448"/>
-            <w:tcBorders>
-              <w:top w:val="single" w:sz="6" w:space="0" w:color="B7C9DC"/>
-              <w:left w:val="single" w:sz="6" w:space="0" w:color="B7C9DC"/>
-              <w:bottom w:val="single" w:sz="6" w:space="0" w:color="B7C9DC"/>
-              <w:right w:val="single" w:sz="6" w:space="0" w:color="B7C9DC"/>
-            </w:tcBorders>
-            <w:vAlign w:val="center"/>
-            <w:shd w:fill="FFFFFF"/>
-          </w:tcPr>
-          <w:p>
-            <w:pPr>
-              <w:spacing w:after="0" w:line="250" w:lineRule="auto"/>
-            </w:pPr>
-            <w:r>
-              <w:rPr>
-                <w:rFonts w:ascii="Calibri" w:hAnsi="Calibri" w:eastAsia="Calibri"/>
-                <w:sz w:val="16"/>
-              </w:rPr>
-              <w:t>Covered on Capstone Day 3 and Day 4</w:t>
-            </w:r>
-          </w:p>
-        </w:tc>
-      </w:tr>
-      <w:tr>
-        <w:tc>
-          <w:tcPr>
-            <w:tcW w:type="dxa" w:w="5256"/>
-            <w:tcBorders>
-              <w:top w:val="single" w:sz="6" w:space="0" w:color="B7C9DC"/>
-              <w:left w:val="single" w:sz="6" w:space="0" w:color="B7C9DC"/>
-              <w:bottom w:val="single" w:sz="6" w:space="0" w:color="B7C9DC"/>
-              <w:right w:val="single" w:sz="6" w:space="0" w:color="B7C9DC"/>
-            </w:tcBorders>
-            <w:vAlign w:val="center"/>
-            <w:shd w:fill="FFFFFF"/>
-          </w:tcPr>
-          <w:p>
-            <w:pPr>
-              <w:spacing w:after="0" w:line="250" w:lineRule="auto"/>
-            </w:pPr>
-            <w:r>
-              <w:rPr>
-                <w:rFonts w:ascii="Calibri" w:hAnsi="Calibri" w:eastAsia="Calibri"/>
-                <w:sz w:val="16"/>
-              </w:rPr>
-              <w:t>fullyParallel, forbidOnly, retries, workers, CI settings, optional webServer</w:t>
-            </w:r>
-          </w:p>
-        </w:tc>
-        <w:tc>
-          <w:tcPr>
-            <w:tcW w:type="dxa" w:w="1656"/>
-            <w:tcBorders>
-              <w:top w:val="single" w:sz="6" w:space="0" w:color="B7C9DC"/>
-              <w:left w:val="single" w:sz="6" w:space="0" w:color="B7C9DC"/>
-              <w:bottom w:val="single" w:sz="6" w:space="0" w:color="B7C9DC"/>
-              <w:right w:val="single" w:sz="6" w:space="0" w:color="B7C9DC"/>
-            </w:tcBorders>
-            <w:vAlign w:val="center"/>
-            <w:shd w:fill="FFFFFF"/>
-          </w:tcPr>
-          <w:p>
-            <w:pPr>
-              <w:spacing w:after="0" w:line="250" w:lineRule="auto"/>
-            </w:pPr>
-            <w:r>
-              <w:rPr>
-                <w:rFonts w:ascii="Calibri" w:hAnsi="Calibri" w:eastAsia="Calibri"/>
-                <w:sz w:val="16"/>
-              </w:rPr>
-              <w:t>Day 15</w:t>
-            </w:r>
-          </w:p>
-        </w:tc>
-        <w:tc>
-          <w:tcPr>
-            <w:tcW w:type="dxa" w:w="2448"/>
-            <w:tcBorders>
-              <w:top w:val="single" w:sz="6" w:space="0" w:color="B7C9DC"/>
-              <w:left w:val="single" w:sz="6" w:space="0" w:color="B7C9DC"/>
-              <w:bottom w:val="single" w:sz="6" w:space="0" w:color="B7C9DC"/>
-              <w:right w:val="single" w:sz="6" w:space="0" w:color="B7C9DC"/>
-            </w:tcBorders>
-            <w:vAlign w:val="center"/>
-            <w:shd w:fill="FFFFFF"/>
-          </w:tcPr>
-          <w:p>
-            <w:pPr>
-              <w:spacing w:after="0" w:line="250" w:lineRule="auto"/>
-            </w:pPr>
-            <w:r>
-              <w:rPr>
-                <w:rFonts w:ascii="Calibri" w:hAnsi="Calibri" w:eastAsia="Calibri"/>
-                <w:sz w:val="16"/>
-              </w:rPr>
-              <w:t>Covered on Capstone Day 3</w:t>
-            </w:r>
-          </w:p>
-        </w:tc>
-      </w:tr>
-      <w:tr>
-        <w:tc>
-          <w:tcPr>
-            <w:tcW w:type="dxa" w:w="5256"/>
-            <w:tcBorders>
-              <w:top w:val="single" w:sz="6" w:space="0" w:color="B7C9DC"/>
-              <w:left w:val="single" w:sz="6" w:space="0" w:color="B7C9DC"/>
-              <w:bottom w:val="single" w:sz="6" w:space="0" w:color="B7C9DC"/>
-              <w:right w:val="single" w:sz="6" w:space="0" w:color="B7C9DC"/>
-            </w:tcBorders>
-            <w:vAlign w:val="center"/>
-            <w:shd w:fill="FFFFFF"/>
-          </w:tcPr>
-          <w:p>
-            <w:pPr>
-              <w:spacing w:after="0" w:line="250" w:lineRule="auto"/>
-            </w:pPr>
-            <w:r>
-              <w:rPr>
-                <w:rFonts w:ascii="Calibri" w:hAnsi="Calibri" w:eastAsia="Calibri"/>
-                <w:sz w:val="16"/>
-              </w:rPr>
-              <w:t>test.describe and beforeEach hooks</w:t>
-            </w:r>
-          </w:p>
-        </w:tc>
-        <w:tc>
-          <w:tcPr>
-            <w:tcW w:type="dxa" w:w="1656"/>
-            <w:tcBorders>
-              <w:top w:val="single" w:sz="6" w:space="0" w:color="B7C9DC"/>
-              <w:left w:val="single" w:sz="6" w:space="0" w:color="B7C9DC"/>
-              <w:bottom w:val="single" w:sz="6" w:space="0" w:color="B7C9DC"/>
-              <w:right w:val="single" w:sz="6" w:space="0" w:color="B7C9DC"/>
-            </w:tcBorders>
-            <w:vAlign w:val="center"/>
-            <w:shd w:fill="FFFFFF"/>
-          </w:tcPr>
-          <w:p>
-            <w:pPr>
-              <w:spacing w:after="0" w:line="250" w:lineRule="auto"/>
-            </w:pPr>
-            <w:r>
-              <w:rPr>
-                <w:rFonts w:ascii="Calibri" w:hAnsi="Calibri" w:eastAsia="Calibri"/>
-                <w:sz w:val="16"/>
-              </w:rPr>
-              <w:t>Day 16</w:t>
-            </w:r>
-          </w:p>
-        </w:tc>
-        <w:tc>
-          <w:tcPr>
-            <w:tcW w:type="dxa" w:w="2448"/>
-            <w:tcBorders>
-              <w:top w:val="single" w:sz="6" w:space="0" w:color="B7C9DC"/>
-              <w:left w:val="single" w:sz="6" w:space="0" w:color="B7C9DC"/>
-              <w:bottom w:val="single" w:sz="6" w:space="0" w:color="B7C9DC"/>
-              <w:right w:val="single" w:sz="6" w:space="0" w:color="B7C9DC"/>
-            </w:tcBorders>
-            <w:vAlign w:val="center"/>
-            <w:shd w:fill="FFFFFF"/>
-          </w:tcPr>
-          <w:p>
-            <w:pPr>
-              <w:spacing w:after="0" w:line="250" w:lineRule="auto"/>
-            </w:pPr>
-            <w:r>
-              <w:rPr>
-                <w:rFonts w:ascii="Calibri" w:hAnsi="Calibri" w:eastAsia="Calibri"/>
-                <w:sz w:val="16"/>
-              </w:rPr>
-              <w:t>Covered on Capstone Day 4</w:t>
-            </w:r>
-          </w:p>
-        </w:tc>
-      </w:tr>
-      <w:tr>
-        <w:tc>
-          <w:tcPr>
-            <w:tcW w:type="dxa" w:w="5256"/>
-            <w:tcBorders>
-              <w:top w:val="single" w:sz="6" w:space="0" w:color="B7C9DC"/>
-              <w:left w:val="single" w:sz="6" w:space="0" w:color="B7C9DC"/>
-              <w:bottom w:val="single" w:sz="6" w:space="0" w:color="B7C9DC"/>
-              <w:right w:val="single" w:sz="6" w:space="0" w:color="B7C9DC"/>
-            </w:tcBorders>
-            <w:vAlign w:val="center"/>
-            <w:shd w:fill="FFFFFF"/>
-          </w:tcPr>
-          <w:p>
-            <w:pPr>
-              <w:spacing w:after="0" w:line="250" w:lineRule="auto"/>
-            </w:pPr>
-            <w:r>
-              <w:rPr>
-                <w:rFonts w:ascii="Calibri" w:hAnsi="Calibri" w:eastAsia="Calibri"/>
-                <w:sz w:val="16"/>
-              </w:rPr>
-              <w:t>beforeAll, afterAll, afterEach concept</w:t>
-            </w:r>
-          </w:p>
-        </w:tc>
-        <w:tc>
-          <w:tcPr>
-            <w:tcW w:type="dxa" w:w="1656"/>
-            <w:tcBorders>
-              <w:top w:val="single" w:sz="6" w:space="0" w:color="B7C9DC"/>
-              <w:left w:val="single" w:sz="6" w:space="0" w:color="B7C9DC"/>
-              <w:bottom w:val="single" w:sz="6" w:space="0" w:color="B7C9DC"/>
-              <w:right w:val="single" w:sz="6" w:space="0" w:color="B7C9DC"/>
-            </w:tcBorders>
-            <w:vAlign w:val="center"/>
-            <w:shd w:fill="FFFFFF"/>
-          </w:tcPr>
-          <w:p>
-            <w:pPr>
-              <w:spacing w:after="0" w:line="250" w:lineRule="auto"/>
-            </w:pPr>
-            <w:r>
-              <w:rPr>
-                <w:rFonts w:ascii="Calibri" w:hAnsi="Calibri" w:eastAsia="Calibri"/>
-                <w:sz w:val="16"/>
-              </w:rPr>
-              <w:t>Day 16</w:t>
-            </w:r>
-          </w:p>
-        </w:tc>
-        <w:tc>
-          <w:tcPr>
-            <w:tcW w:type="dxa" w:w="2448"/>
-            <w:tcBorders>
-              <w:top w:val="single" w:sz="6" w:space="0" w:color="B7C9DC"/>
-              <w:left w:val="single" w:sz="6" w:space="0" w:color="B7C9DC"/>
-              <w:bottom w:val="single" w:sz="6" w:space="0" w:color="B7C9DC"/>
-              <w:right w:val="single" w:sz="6" w:space="0" w:color="B7C9DC"/>
-            </w:tcBorders>
-            <w:vAlign w:val="center"/>
-            <w:shd w:fill="FFFFFF"/>
-          </w:tcPr>
-          <w:p>
-            <w:pPr>
-              <w:spacing w:after="0" w:line="250" w:lineRule="auto"/>
-            </w:pPr>
-            <w:r>
-              <w:rPr>
-                <w:rFonts w:ascii="Calibri" w:hAnsi="Calibri" w:eastAsia="Calibri"/>
-                <w:sz w:val="16"/>
-              </w:rPr>
-              <w:t>Covered on Capstone Day 4</w:t>
-            </w:r>
-          </w:p>
-        </w:tc>
-      </w:tr>
-      <w:tr>
-        <w:tc>
-          <w:tcPr>
-            <w:tcW w:type="dxa" w:w="5256"/>
-            <w:tcBorders>
-              <w:top w:val="single" w:sz="6" w:space="0" w:color="B7C9DC"/>
-              <w:left w:val="single" w:sz="6" w:space="0" w:color="B7C9DC"/>
-              <w:bottom w:val="single" w:sz="6" w:space="0" w:color="B7C9DC"/>
-              <w:right w:val="single" w:sz="6" w:space="0" w:color="B7C9DC"/>
-            </w:tcBorders>
-            <w:vAlign w:val="center"/>
-            <w:shd w:fill="FFFFFF"/>
-          </w:tcPr>
-          <w:p>
-            <w:pPr>
-              <w:spacing w:after="0" w:line="250" w:lineRule="auto"/>
-            </w:pPr>
-            <w:r>
-              <w:rPr>
-                <w:rFonts w:ascii="Calibri" w:hAnsi="Calibri" w:eastAsia="Calibri"/>
-                <w:sz w:val="16"/>
-              </w:rPr>
-              <w:t>Dialog handling: page.on dialog, message check, accept</w:t>
-            </w:r>
-          </w:p>
-        </w:tc>
-        <w:tc>
-          <w:tcPr>
-            <w:tcW w:type="dxa" w:w="1656"/>
-            <w:tcBorders>
-              <w:top w:val="single" w:sz="6" w:space="0" w:color="B7C9DC"/>
-              <w:left w:val="single" w:sz="6" w:space="0" w:color="B7C9DC"/>
-              <w:bottom w:val="single" w:sz="6" w:space="0" w:color="B7C9DC"/>
-              <w:right w:val="single" w:sz="6" w:space="0" w:color="B7C9DC"/>
-            </w:tcBorders>
-            <w:vAlign w:val="center"/>
-            <w:shd w:fill="FFFFFF"/>
-          </w:tcPr>
-          <w:p>
-            <w:pPr>
-              <w:spacing w:after="0" w:line="250" w:lineRule="auto"/>
-            </w:pPr>
-            <w:r>
-              <w:rPr>
-                <w:rFonts w:ascii="Calibri" w:hAnsi="Calibri" w:eastAsia="Calibri"/>
-                <w:sz w:val="16"/>
-              </w:rPr>
-              <w:t>Day 16</w:t>
-            </w:r>
-          </w:p>
-        </w:tc>
-        <w:tc>
-          <w:tcPr>
-            <w:tcW w:type="dxa" w:w="2448"/>
-            <w:tcBorders>
-              <w:top w:val="single" w:sz="6" w:space="0" w:color="B7C9DC"/>
-              <w:left w:val="single" w:sz="6" w:space="0" w:color="B7C9DC"/>
-              <w:bottom w:val="single" w:sz="6" w:space="0" w:color="B7C9DC"/>
-              <w:right w:val="single" w:sz="6" w:space="0" w:color="B7C9DC"/>
-            </w:tcBorders>
-            <w:vAlign w:val="center"/>
-            <w:shd w:fill="FFFFFF"/>
-          </w:tcPr>
-          <w:p>
-            <w:pPr>
-              <w:spacing w:after="0" w:line="250" w:lineRule="auto"/>
-            </w:pPr>
-            <w:r>
-              <w:rPr>
-                <w:rFonts w:ascii="Calibri" w:hAnsi="Calibri" w:eastAsia="Calibri"/>
-                <w:sz w:val="16"/>
-              </w:rPr>
-              <w:t>Covered on Capstone Day 4</w:t>
-            </w:r>
-          </w:p>
-        </w:tc>
-      </w:tr>
-      <w:tr>
-        <w:tc>
-          <w:tcPr>
-            <w:tcW w:type="dxa" w:w="5256"/>
-            <w:tcBorders>
-              <w:top w:val="single" w:sz="6" w:space="0" w:color="B7C9DC"/>
-              <w:left w:val="single" w:sz="6" w:space="0" w:color="B7C9DC"/>
-              <w:bottom w:val="single" w:sz="6" w:space="0" w:color="B7C9DC"/>
-              <w:right w:val="single" w:sz="6" w:space="0" w:color="B7C9DC"/>
-            </w:tcBorders>
-            <w:vAlign w:val="center"/>
-            <w:shd w:fill="FFFFFF"/>
-          </w:tcPr>
-          <w:p>
-            <w:pPr>
-              <w:spacing w:after="0" w:line="250" w:lineRule="auto"/>
-            </w:pPr>
-            <w:r>
-              <w:rPr>
-                <w:rFonts w:ascii="Calibri" w:hAnsi="Calibri" w:eastAsia="Calibri"/>
-                <w:sz w:val="16"/>
-              </w:rPr>
-              <w:t>Data-driven loginData array and loop-based tests</w:t>
-            </w:r>
-          </w:p>
-        </w:tc>
-        <w:tc>
-          <w:tcPr>
-            <w:tcW w:type="dxa" w:w="1656"/>
-            <w:tcBorders>
-              <w:top w:val="single" w:sz="6" w:space="0" w:color="B7C9DC"/>
-              <w:left w:val="single" w:sz="6" w:space="0" w:color="B7C9DC"/>
-              <w:bottom w:val="single" w:sz="6" w:space="0" w:color="B7C9DC"/>
-              <w:right w:val="single" w:sz="6" w:space="0" w:color="B7C9DC"/>
-            </w:tcBorders>
-            <w:vAlign w:val="center"/>
-            <w:shd w:fill="FFFFFF"/>
-          </w:tcPr>
-          <w:p>
-            <w:pPr>
-              <w:spacing w:after="0" w:line="250" w:lineRule="auto"/>
-            </w:pPr>
-            <w:r>
-              <w:rPr>
-                <w:rFonts w:ascii="Calibri" w:hAnsi="Calibri" w:eastAsia="Calibri"/>
-                <w:sz w:val="16"/>
-              </w:rPr>
-              <w:t>Day 16</w:t>
-            </w:r>
-          </w:p>
-        </w:tc>
-        <w:tc>
-          <w:tcPr>
-            <w:tcW w:type="dxa" w:w="2448"/>
-            <w:tcBorders>
-              <w:top w:val="single" w:sz="6" w:space="0" w:color="B7C9DC"/>
-              <w:left w:val="single" w:sz="6" w:space="0" w:color="B7C9DC"/>
-              <w:bottom w:val="single" w:sz="6" w:space="0" w:color="B7C9DC"/>
-              <w:right w:val="single" w:sz="6" w:space="0" w:color="B7C9DC"/>
-            </w:tcBorders>
-            <w:vAlign w:val="center"/>
-            <w:shd w:fill="FFFFFF"/>
-          </w:tcPr>
-          <w:p>
-            <w:pPr>
-              <w:spacing w:after="0" w:line="250" w:lineRule="auto"/>
-            </w:pPr>
-            <w:r>
-              <w:rPr>
-                <w:rFonts w:ascii="Calibri" w:hAnsi="Calibri" w:eastAsia="Calibri"/>
-                <w:sz w:val="16"/>
-              </w:rPr>
-              <w:t>Covered on Capstone Day 4</w:t>
-            </w:r>
-          </w:p>
-        </w:tc>
-      </w:tr>
-      <w:tr>
-        <w:tc>
-          <w:tcPr>
-            <w:tcW w:type="dxa" w:w="5256"/>
-            <w:tcBorders>
-              <w:top w:val="single" w:sz="6" w:space="0" w:color="B7C9DC"/>
-              <w:left w:val="single" w:sz="6" w:space="0" w:color="B7C9DC"/>
-              <w:bottom w:val="single" w:sz="6" w:space="0" w:color="B7C9DC"/>
-              <w:right w:val="single" w:sz="6" w:space="0" w:color="B7C9DC"/>
-            </w:tcBorders>
-            <w:vAlign w:val="center"/>
-            <w:shd w:fill="FFFFFF"/>
-          </w:tcPr>
-          <w:p>
-            <w:pPr>
-              <w:spacing w:after="0" w:line="250" w:lineRule="auto"/>
-            </w:pPr>
-            <w:r>
-              <w:rPr>
-                <w:rFonts w:ascii="Calibri" w:hAnsi="Calibri" w:eastAsia="Calibri"/>
-                <w:sz w:val="16"/>
-              </w:rPr>
-              <w:t>Authentication storageState and test.use storageState</w:t>
-            </w:r>
-          </w:p>
-        </w:tc>
-        <w:tc>
-          <w:tcPr>
-            <w:tcW w:type="dxa" w:w="1656"/>
-            <w:tcBorders>
-              <w:top w:val="single" w:sz="6" w:space="0" w:color="B7C9DC"/>
-              <w:left w:val="single" w:sz="6" w:space="0" w:color="B7C9DC"/>
-              <w:bottom w:val="single" w:sz="6" w:space="0" w:color="B7C9DC"/>
-              <w:right w:val="single" w:sz="6" w:space="0" w:color="B7C9DC"/>
-            </w:tcBorders>
-            <w:vAlign w:val="center"/>
-            <w:shd w:fill="FFFFFF"/>
-          </w:tcPr>
-          <w:p>
-            <w:pPr>
-              <w:spacing w:after="0" w:line="250" w:lineRule="auto"/>
-            </w:pPr>
-            <w:r>
-              <w:rPr>
-                <w:rFonts w:ascii="Calibri" w:hAnsi="Calibri" w:eastAsia="Calibri"/>
-                <w:sz w:val="16"/>
-              </w:rPr>
-              <w:t>Day 17</w:t>
-            </w:r>
-          </w:p>
-        </w:tc>
-        <w:tc>
-          <w:tcPr>
-            <w:tcW w:type="dxa" w:w="2448"/>
-            <w:tcBorders>
-              <w:top w:val="single" w:sz="6" w:space="0" w:color="B7C9DC"/>
-              <w:left w:val="single" w:sz="6" w:space="0" w:color="B7C9DC"/>
-              <w:bottom w:val="single" w:sz="6" w:space="0" w:color="B7C9DC"/>
-              <w:right w:val="single" w:sz="6" w:space="0" w:color="B7C9DC"/>
-            </w:tcBorders>
-            <w:vAlign w:val="center"/>
-            <w:shd w:fill="FFFFFF"/>
-          </w:tcPr>
-          <w:p>
-            <w:pPr>
-              <w:spacing w:after="0" w:line="250" w:lineRule="auto"/>
-            </w:pPr>
-            <w:r>
-              <w:rPr>
-                <w:rFonts w:ascii="Calibri" w:hAnsi="Calibri" w:eastAsia="Calibri"/>
-                <w:sz w:val="16"/>
-              </w:rPr>
-              <w:t>Covered on Capstone Day 5</w:t>
-            </w:r>
-          </w:p>
-        </w:tc>
-      </w:tr>
-      <w:tr>
-        <w:tc>
-          <w:tcPr>
-            <w:tcW w:type="dxa" w:w="5256"/>
-            <w:tcBorders>
-              <w:top w:val="single" w:sz="6" w:space="0" w:color="B7C9DC"/>
-              <w:left w:val="single" w:sz="6" w:space="0" w:color="B7C9DC"/>
-              <w:bottom w:val="single" w:sz="6" w:space="0" w:color="B7C9DC"/>
-              <w:right w:val="single" w:sz="6" w:space="0" w:color="B7C9DC"/>
-            </w:tcBorders>
-            <w:vAlign w:val="center"/>
-            <w:shd w:fill="FFFFFF"/>
-          </w:tcPr>
-          <w:p>
-            <w:pPr>
-              <w:spacing w:after="0" w:line="250" w:lineRule="auto"/>
-            </w:pPr>
-            <w:r>
-              <w:rPr>
-                <w:rFonts w:ascii="Calibri" w:hAnsi="Calibri" w:eastAsia="Calibri"/>
-                <w:sz w:val="16"/>
-              </w:rPr>
-              <w:t>Serial mode for dependent authentication flow</w:t>
-            </w:r>
-          </w:p>
-        </w:tc>
-        <w:tc>
-          <w:tcPr>
-            <w:tcW w:type="dxa" w:w="1656"/>
-            <w:tcBorders>
-              <w:top w:val="single" w:sz="6" w:space="0" w:color="B7C9DC"/>
-              <w:left w:val="single" w:sz="6" w:space="0" w:color="B7C9DC"/>
-              <w:bottom w:val="single" w:sz="6" w:space="0" w:color="B7C9DC"/>
-              <w:right w:val="single" w:sz="6" w:space="0" w:color="B7C9DC"/>
-            </w:tcBorders>
-            <w:vAlign w:val="center"/>
-            <w:shd w:fill="FFFFFF"/>
-          </w:tcPr>
-          <w:p>
-            <w:pPr>
-              <w:spacing w:after="0" w:line="250" w:lineRule="auto"/>
-            </w:pPr>
-            <w:r>
-              <w:rPr>
-                <w:rFonts w:ascii="Calibri" w:hAnsi="Calibri" w:eastAsia="Calibri"/>
-                <w:sz w:val="16"/>
-              </w:rPr>
-              <w:t>Day 17</w:t>
-            </w:r>
-          </w:p>
-        </w:tc>
-        <w:tc>
-          <w:tcPr>
-            <w:tcW w:type="dxa" w:w="2448"/>
-            <w:tcBorders>
-              <w:top w:val="single" w:sz="6" w:space="0" w:color="B7C9DC"/>
-              <w:left w:val="single" w:sz="6" w:space="0" w:color="B7C9DC"/>
-              <w:bottom w:val="single" w:sz="6" w:space="0" w:color="B7C9DC"/>
-              <w:right w:val="single" w:sz="6" w:space="0" w:color="B7C9DC"/>
-            </w:tcBorders>
-            <w:vAlign w:val="center"/>
-            <w:shd w:fill="FFFFFF"/>
-          </w:tcPr>
-          <w:p>
-            <w:pPr>
-              <w:spacing w:after="0" w:line="250" w:lineRule="auto"/>
-            </w:pPr>
-            <w:r>
-              <w:rPr>
-                <w:rFonts w:ascii="Calibri" w:hAnsi="Calibri" w:eastAsia="Calibri"/>
-                <w:sz w:val="16"/>
-              </w:rPr>
-              <w:t>Covered on Capstone Day 5</w:t>
-            </w:r>
-          </w:p>
-        </w:tc>
-      </w:tr>
-      <w:tr>
-        <w:tc>
-          <w:tcPr>
-            <w:tcW w:type="dxa" w:w="5256"/>
-            <w:tcBorders>
-              <w:top w:val="single" w:sz="6" w:space="0" w:color="B7C9DC"/>
-              <w:left w:val="single" w:sz="6" w:space="0" w:color="B7C9DC"/>
-              <w:bottom w:val="single" w:sz="6" w:space="0" w:color="B7C9DC"/>
-              <w:right w:val="single" w:sz="6" w:space="0" w:color="B7C9DC"/>
-            </w:tcBorders>
-            <w:vAlign w:val="center"/>
-            <w:shd w:fill="FFFFFF"/>
-          </w:tcPr>
-          <w:p>
-            <w:pPr>
-              <w:spacing w:after="0" w:line="250" w:lineRule="auto"/>
-            </w:pPr>
-            <w:r>
-              <w:rPr>
-                <w:rFonts w:ascii="Calibri" w:hAnsi="Calibri" w:eastAsia="Calibri"/>
-                <w:sz w:val="16"/>
-              </w:rPr>
-              <w:t>Parameterized search data, keyboard.press, RegExp title check</w:t>
-            </w:r>
-          </w:p>
-        </w:tc>
-        <w:tc>
-          <w:tcPr>
-            <w:tcW w:type="dxa" w:w="1656"/>
-            <w:tcBorders>
-              <w:top w:val="single" w:sz="6" w:space="0" w:color="B7C9DC"/>
-              <w:left w:val="single" w:sz="6" w:space="0" w:color="B7C9DC"/>
-              <w:bottom w:val="single" w:sz="6" w:space="0" w:color="B7C9DC"/>
-              <w:right w:val="single" w:sz="6" w:space="0" w:color="B7C9DC"/>
-            </w:tcBorders>
-            <w:vAlign w:val="center"/>
-            <w:shd w:fill="FFFFFF"/>
-          </w:tcPr>
-          <w:p>
-            <w:pPr>
-              <w:spacing w:after="0" w:line="250" w:lineRule="auto"/>
-            </w:pPr>
-            <w:r>
-              <w:rPr>
-                <w:rFonts w:ascii="Calibri" w:hAnsi="Calibri" w:eastAsia="Calibri"/>
-                <w:sz w:val="16"/>
-              </w:rPr>
-              <w:t>Day 17</w:t>
-            </w:r>
-          </w:p>
-        </w:tc>
-        <w:tc>
-          <w:tcPr>
-            <w:tcW w:type="dxa" w:w="2448"/>
-            <w:tcBorders>
-              <w:top w:val="single" w:sz="6" w:space="0" w:color="B7C9DC"/>
-              <w:left w:val="single" w:sz="6" w:space="0" w:color="B7C9DC"/>
-              <w:bottom w:val="single" w:sz="6" w:space="0" w:color="B7C9DC"/>
-              <w:right w:val="single" w:sz="6" w:space="0" w:color="B7C9DC"/>
-            </w:tcBorders>
-            <w:vAlign w:val="center"/>
-            <w:shd w:fill="FFFFFF"/>
-          </w:tcPr>
-          <w:p>
-            <w:pPr>
-              <w:spacing w:after="0" w:line="250" w:lineRule="auto"/>
-            </w:pPr>
-            <w:r>
-              <w:rPr>
-                <w:rFonts w:ascii="Calibri" w:hAnsi="Calibri" w:eastAsia="Calibri"/>
-                <w:sz w:val="16"/>
-              </w:rPr>
-              <w:t>Covered on Capstone Day 5</w:t>
-            </w:r>
-          </w:p>
-        </w:tc>
-      </w:tr>
-      <w:tr>
-        <w:tc>
-          <w:tcPr>
-            <w:tcW w:type="dxa" w:w="5256"/>
-            <w:tcBorders>
-              <w:top w:val="single" w:sz="6" w:space="0" w:color="B7C9DC"/>
-              <w:left w:val="single" w:sz="6" w:space="0" w:color="B7C9DC"/>
-              <w:bottom w:val="single" w:sz="6" w:space="0" w:color="B7C9DC"/>
-              <w:right w:val="single" w:sz="6" w:space="0" w:color="B7C9DC"/>
-            </w:tcBorders>
-            <w:vAlign w:val="center"/>
-            <w:shd w:fill="FFFFFF"/>
-          </w:tcPr>
-          <w:p>
-            <w:pPr>
-              <w:spacing w:after="0" w:line="250" w:lineRule="auto"/>
-            </w:pPr>
-            <w:r>
-              <w:rPr>
-                <w:rFonts w:ascii="Calibri" w:hAnsi="Calibri" w:eastAsia="Calibri"/>
-                <w:sz w:val="16"/>
-              </w:rPr>
-              <w:t>Soft assertions using expect.soft</w:t>
-            </w:r>
-          </w:p>
-        </w:tc>
-        <w:tc>
-          <w:tcPr>
-            <w:tcW w:type="dxa" w:w="1656"/>
-            <w:tcBorders>
-              <w:top w:val="single" w:sz="6" w:space="0" w:color="B7C9DC"/>
-              <w:left w:val="single" w:sz="6" w:space="0" w:color="B7C9DC"/>
-              <w:bottom w:val="single" w:sz="6" w:space="0" w:color="B7C9DC"/>
-              <w:right w:val="single" w:sz="6" w:space="0" w:color="B7C9DC"/>
-            </w:tcBorders>
-            <w:vAlign w:val="center"/>
-            <w:shd w:fill="FFFFFF"/>
-          </w:tcPr>
-          <w:p>
-            <w:pPr>
-              <w:spacing w:after="0" w:line="250" w:lineRule="auto"/>
-            </w:pPr>
-            <w:r>
-              <w:rPr>
-                <w:rFonts w:ascii="Calibri" w:hAnsi="Calibri" w:eastAsia="Calibri"/>
-                <w:sz w:val="16"/>
-              </w:rPr>
-              <w:t>Day 17</w:t>
-            </w:r>
-          </w:p>
-        </w:tc>
-        <w:tc>
-          <w:tcPr>
-            <w:tcW w:type="dxa" w:w="2448"/>
-            <w:tcBorders>
-              <w:top w:val="single" w:sz="6" w:space="0" w:color="B7C9DC"/>
-              <w:left w:val="single" w:sz="6" w:space="0" w:color="B7C9DC"/>
-              <w:bottom w:val="single" w:sz="6" w:space="0" w:color="B7C9DC"/>
-              <w:right w:val="single" w:sz="6" w:space="0" w:color="B7C9DC"/>
-            </w:tcBorders>
-            <w:vAlign w:val="center"/>
-            <w:shd w:fill="FFFFFF"/>
-          </w:tcPr>
-          <w:p>
-            <w:pPr>
-              <w:spacing w:after="0" w:line="250" w:lineRule="auto"/>
-            </w:pPr>
-            <w:r>
-              <w:rPr>
-                <w:rFonts w:ascii="Calibri" w:hAnsi="Calibri" w:eastAsia="Calibri"/>
-                <w:sz w:val="16"/>
-              </w:rPr>
-              <w:t>Covered on Capstone Day 5</w:t>
-            </w:r>
-          </w:p>
-        </w:tc>
-      </w:tr>
-      <w:tr>
-        <w:tc>
-          <w:tcPr>
-            <w:tcW w:type="dxa" w:w="5256"/>
-            <w:tcBorders>
-              <w:top w:val="single" w:sz="6" w:space="0" w:color="B7C9DC"/>
-              <w:left w:val="single" w:sz="6" w:space="0" w:color="B7C9DC"/>
-              <w:bottom w:val="single" w:sz="6" w:space="0" w:color="B7C9DC"/>
-              <w:right w:val="single" w:sz="6" w:space="0" w:color="B7C9DC"/>
-            </w:tcBorders>
-            <w:vAlign w:val="center"/>
-            <w:shd w:fill="FFFFFF"/>
-          </w:tcPr>
-          <w:p>
-            <w:pPr>
-              <w:spacing w:after="0" w:line="250" w:lineRule="auto"/>
-            </w:pPr>
-            <w:r>
-              <w:rPr>
-                <w:rFonts w:ascii="Calibri" w:hAnsi="Calibri" w:eastAsia="Calibri"/>
-                <w:sz w:val="16"/>
-              </w:rPr>
-              <w:t>Polling assertions using expect.poll</w:t>
-            </w:r>
-          </w:p>
-        </w:tc>
-        <w:tc>
-          <w:tcPr>
-            <w:tcW w:type="dxa" w:w="1656"/>
-            <w:tcBorders>
-              <w:top w:val="single" w:sz="6" w:space="0" w:color="B7C9DC"/>
-              <w:left w:val="single" w:sz="6" w:space="0" w:color="B7C9DC"/>
-              <w:bottom w:val="single" w:sz="6" w:space="0" w:color="B7C9DC"/>
-              <w:right w:val="single" w:sz="6" w:space="0" w:color="B7C9DC"/>
-            </w:tcBorders>
-            <w:vAlign w:val="center"/>
-            <w:shd w:fill="FFFFFF"/>
-          </w:tcPr>
-          <w:p>
-            <w:pPr>
-              <w:spacing w:after="0" w:line="250" w:lineRule="auto"/>
-            </w:pPr>
-            <w:r>
-              <w:rPr>
-                <w:rFonts w:ascii="Calibri" w:hAnsi="Calibri" w:eastAsia="Calibri"/>
-                <w:sz w:val="16"/>
-              </w:rPr>
-              <w:t>Day 17</w:t>
-            </w:r>
-          </w:p>
-        </w:tc>
-        <w:tc>
-          <w:tcPr>
-            <w:tcW w:type="dxa" w:w="2448"/>
-            <w:tcBorders>
-              <w:top w:val="single" w:sz="6" w:space="0" w:color="B7C9DC"/>
-              <w:left w:val="single" w:sz="6" w:space="0" w:color="B7C9DC"/>
-              <w:bottom w:val="single" w:sz="6" w:space="0" w:color="B7C9DC"/>
-              <w:right w:val="single" w:sz="6" w:space="0" w:color="B7C9DC"/>
-            </w:tcBorders>
-            <w:vAlign w:val="center"/>
-            <w:shd w:fill="FFFFFF"/>
-          </w:tcPr>
-          <w:p>
-            <w:pPr>
-              <w:spacing w:after="0" w:line="250" w:lineRule="auto"/>
-            </w:pPr>
-            <w:r>
-              <w:rPr>
-                <w:rFonts w:ascii="Calibri" w:hAnsi="Calibri" w:eastAsia="Calibri"/>
-                <w:sz w:val="16"/>
-              </w:rPr>
-              <w:t>Covered on Capstone Day 5</w:t>
-            </w:r>
-          </w:p>
-        </w:tc>
-      </w:tr>
-      <w:tr>
-        <w:tc>
-          <w:tcPr>
-            <w:tcW w:type="dxa" w:w="5256"/>
-            <w:tcBorders>
-              <w:top w:val="single" w:sz="6" w:space="0" w:color="B7C9DC"/>
-              <w:left w:val="single" w:sz="6" w:space="0" w:color="B7C9DC"/>
-              <w:bottom w:val="single" w:sz="6" w:space="0" w:color="B7C9DC"/>
-              <w:right w:val="single" w:sz="6" w:space="0" w:color="B7C9DC"/>
-            </w:tcBorders>
-            <w:vAlign w:val="center"/>
-            <w:shd w:fill="FFFFFF"/>
-          </w:tcPr>
-          <w:p>
-            <w:pPr>
-              <w:spacing w:after="0" w:line="250" w:lineRule="auto"/>
-            </w:pPr>
-            <w:r>
-              <w:rPr>
-                <w:rFonts w:ascii="Calibri" w:hAnsi="Calibri" w:eastAsia="Calibri"/>
-                <w:sz w:val="16"/>
-              </w:rPr>
-              <w:t>POM class, constructor locators, navigate/fillForm/submit methods</w:t>
-            </w:r>
-          </w:p>
-        </w:tc>
-        <w:tc>
-          <w:tcPr>
-            <w:tcW w:type="dxa" w:w="1656"/>
-            <w:tcBorders>
-              <w:top w:val="single" w:sz="6" w:space="0" w:color="B7C9DC"/>
-              <w:left w:val="single" w:sz="6" w:space="0" w:color="B7C9DC"/>
-              <w:bottom w:val="single" w:sz="6" w:space="0" w:color="B7C9DC"/>
-              <w:right w:val="single" w:sz="6" w:space="0" w:color="B7C9DC"/>
-            </w:tcBorders>
-            <w:vAlign w:val="center"/>
-            <w:shd w:fill="FFFFFF"/>
-          </w:tcPr>
-          <w:p>
-            <w:pPr>
-              <w:spacing w:after="0" w:line="250" w:lineRule="auto"/>
-            </w:pPr>
-            <w:r>
-              <w:rPr>
-                <w:rFonts w:ascii="Calibri" w:hAnsi="Calibri" w:eastAsia="Calibri"/>
-                <w:sz w:val="16"/>
-              </w:rPr>
-              <w:t>Day 19</w:t>
-            </w:r>
-          </w:p>
-        </w:tc>
-        <w:tc>
-          <w:tcPr>
-            <w:tcW w:type="dxa" w:w="2448"/>
-            <w:tcBorders>
-              <w:top w:val="single" w:sz="6" w:space="0" w:color="B7C9DC"/>
-              <w:left w:val="single" w:sz="6" w:space="0" w:color="B7C9DC"/>
-              <w:bottom w:val="single" w:sz="6" w:space="0" w:color="B7C9DC"/>
-              <w:right w:val="single" w:sz="6" w:space="0" w:color="B7C9DC"/>
-            </w:tcBorders>
-            <w:vAlign w:val="center"/>
-            <w:shd w:fill="FFFFFF"/>
-          </w:tcPr>
-          <w:p>
-            <w:pPr>
-              <w:spacing w:after="0" w:line="250" w:lineRule="auto"/>
-            </w:pPr>
-            <w:r>
-              <w:rPr>
-                <w:rFonts w:ascii="Calibri" w:hAnsi="Calibri" w:eastAsia="Calibri"/>
-                <w:sz w:val="16"/>
-              </w:rPr>
-              <w:t>Covered on Capstone Day 7</w:t>
-            </w:r>
-          </w:p>
-        </w:tc>
-      </w:tr>
-      <w:tr>
-        <w:tc>
-          <w:tcPr>
-            <w:tcW w:type="dxa" w:w="5256"/>
-            <w:tcBorders>
-              <w:top w:val="single" w:sz="6" w:space="0" w:color="B7C9DC"/>
-              <w:left w:val="single" w:sz="6" w:space="0" w:color="B7C9DC"/>
-              <w:bottom w:val="single" w:sz="6" w:space="0" w:color="B7C9DC"/>
-              <w:right w:val="single" w:sz="6" w:space="0" w:color="B7C9DC"/>
-            </w:tcBorders>
-            <w:vAlign w:val="center"/>
-            <w:shd w:fill="FFFFFF"/>
-          </w:tcPr>
-          <w:p>
-            <w:pPr>
-              <w:spacing w:after="0" w:line="250" w:lineRule="auto"/>
-            </w:pPr>
-            <w:r>
-              <w:rPr>
-                <w:rFonts w:ascii="Calibri" w:hAnsi="Calibri" w:eastAsia="Calibri"/>
-                <w:sz w:val="16"/>
-              </w:rPr>
-              <w:t>POM import in test, beforeEach object creation</w:t>
-            </w:r>
-          </w:p>
-        </w:tc>
-        <w:tc>
-          <w:tcPr>
-            <w:tcW w:type="dxa" w:w="1656"/>
-            <w:tcBorders>
-              <w:top w:val="single" w:sz="6" w:space="0" w:color="B7C9DC"/>
-              <w:left w:val="single" w:sz="6" w:space="0" w:color="B7C9DC"/>
-              <w:bottom w:val="single" w:sz="6" w:space="0" w:color="B7C9DC"/>
-              <w:right w:val="single" w:sz="6" w:space="0" w:color="B7C9DC"/>
-            </w:tcBorders>
-            <w:vAlign w:val="center"/>
-            <w:shd w:fill="FFFFFF"/>
-          </w:tcPr>
-          <w:p>
-            <w:pPr>
-              <w:spacing w:after="0" w:line="250" w:lineRule="auto"/>
-            </w:pPr>
-            <w:r>
-              <w:rPr>
-                <w:rFonts w:ascii="Calibri" w:hAnsi="Calibri" w:eastAsia="Calibri"/>
-                <w:sz w:val="16"/>
-              </w:rPr>
-              <w:t>Day 19</w:t>
-            </w:r>
-          </w:p>
-        </w:tc>
-        <w:tc>
-          <w:tcPr>
-            <w:tcW w:type="dxa" w:w="2448"/>
-            <w:tcBorders>
-              <w:top w:val="single" w:sz="6" w:space="0" w:color="B7C9DC"/>
-              <w:left w:val="single" w:sz="6" w:space="0" w:color="B7C9DC"/>
-              <w:bottom w:val="single" w:sz="6" w:space="0" w:color="B7C9DC"/>
-              <w:right w:val="single" w:sz="6" w:space="0" w:color="B7C9DC"/>
-            </w:tcBorders>
-            <w:vAlign w:val="center"/>
-            <w:shd w:fill="FFFFFF"/>
-          </w:tcPr>
-          <w:p>
-            <w:pPr>
-              <w:spacing w:after="0" w:line="250" w:lineRule="auto"/>
-            </w:pPr>
-            <w:r>
-              <w:rPr>
-                <w:rFonts w:ascii="Calibri" w:hAnsi="Calibri" w:eastAsia="Calibri"/>
-                <w:sz w:val="16"/>
-              </w:rPr>
-              <w:t>Covered on Capstone Day 7</w:t>
-            </w:r>
-          </w:p>
-        </w:tc>
-      </w:tr>
-      <w:tr>
-        <w:tc>
-          <w:tcPr>
-            <w:tcW w:type="dxa" w:w="5256"/>
-            <w:tcBorders>
-              <w:top w:val="single" w:sz="6" w:space="0" w:color="B7C9DC"/>
-              <w:left w:val="single" w:sz="6" w:space="0" w:color="B7C9DC"/>
-              <w:bottom w:val="single" w:sz="6" w:space="0" w:color="B7C9DC"/>
-              <w:right w:val="single" w:sz="6" w:space="0" w:color="B7C9DC"/>
-            </w:tcBorders>
-            <w:vAlign w:val="center"/>
-            <w:shd w:fill="FFFFFF"/>
-          </w:tcPr>
-          <w:p>
-            <w:pPr>
-              <w:spacing w:after="0" w:line="250" w:lineRule="auto"/>
-            </w:pPr>
-            <w:r>
-              <w:rPr>
-                <w:rFonts w:ascii="Calibri" w:hAnsi="Calibri" w:eastAsia="Calibri"/>
-                <w:sz w:val="16"/>
-              </w:rPr>
-              <w:t>Custom fixtures with base.extend, preparedPage, use(page)</w:t>
-            </w:r>
-          </w:p>
-        </w:tc>
-        <w:tc>
-          <w:tcPr>
-            <w:tcW w:type="dxa" w:w="1656"/>
-            <w:tcBorders>
-              <w:top w:val="single" w:sz="6" w:space="0" w:color="B7C9DC"/>
-              <w:left w:val="single" w:sz="6" w:space="0" w:color="B7C9DC"/>
-              <w:bottom w:val="single" w:sz="6" w:space="0" w:color="B7C9DC"/>
-              <w:right w:val="single" w:sz="6" w:space="0" w:color="B7C9DC"/>
-            </w:tcBorders>
-            <w:vAlign w:val="center"/>
-            <w:shd w:fill="FFFFFF"/>
-          </w:tcPr>
-          <w:p>
-            <w:pPr>
-              <w:spacing w:after="0" w:line="250" w:lineRule="auto"/>
-            </w:pPr>
-            <w:r>
-              <w:rPr>
-                <w:rFonts w:ascii="Calibri" w:hAnsi="Calibri" w:eastAsia="Calibri"/>
-                <w:sz w:val="16"/>
-              </w:rPr>
-              <w:t>Day 19</w:t>
-            </w:r>
-          </w:p>
-        </w:tc>
-        <w:tc>
-          <w:tcPr>
-            <w:tcW w:type="dxa" w:w="2448"/>
-            <w:tcBorders>
-              <w:top w:val="single" w:sz="6" w:space="0" w:color="B7C9DC"/>
-              <w:left w:val="single" w:sz="6" w:space="0" w:color="B7C9DC"/>
-              <w:bottom w:val="single" w:sz="6" w:space="0" w:color="B7C9DC"/>
-              <w:right w:val="single" w:sz="6" w:space="0" w:color="B7C9DC"/>
-            </w:tcBorders>
-            <w:vAlign w:val="center"/>
-            <w:shd w:fill="FFFFFF"/>
-          </w:tcPr>
-          <w:p>
-            <w:pPr>
-              <w:spacing w:after="0" w:line="250" w:lineRule="auto"/>
-            </w:pPr>
-            <w:r>
-              <w:rPr>
-                <w:rFonts w:ascii="Calibri" w:hAnsi="Calibri" w:eastAsia="Calibri"/>
-                <w:sz w:val="16"/>
-              </w:rPr>
-              <w:t>Covered on Capstone Day 7</w:t>
-            </w:r>
-          </w:p>
-        </w:tc>
-      </w:tr>
-      <w:tr>
-        <w:tc>
-          <w:tcPr>
-            <w:tcW w:type="dxa" w:w="5256"/>
-            <w:tcBorders>
-              <w:top w:val="single" w:sz="6" w:space="0" w:color="B7C9DC"/>
-              <w:left w:val="single" w:sz="6" w:space="0" w:color="B7C9DC"/>
-              <w:bottom w:val="single" w:sz="6" w:space="0" w:color="B7C9DC"/>
-              <w:right w:val="single" w:sz="6" w:space="0" w:color="B7C9DC"/>
-            </w:tcBorders>
-            <w:vAlign w:val="center"/>
-            <w:shd w:fill="FFFFFF"/>
-          </w:tcPr>
-          <w:p>
-            <w:pPr>
-              <w:spacing w:after="0" w:line="250" w:lineRule="auto"/>
-            </w:pPr>
-            <w:r>
-              <w:rPr>
-                <w:rFonts w:ascii="Calibri" w:hAnsi="Calibri" w:eastAsia="Calibri"/>
-                <w:sz w:val="16"/>
-              </w:rPr>
-              <w:t>Parallel execution with test.describe.configure parallel</w:t>
-            </w:r>
-          </w:p>
-        </w:tc>
-        <w:tc>
-          <w:tcPr>
-            <w:tcW w:type="dxa" w:w="1656"/>
-            <w:tcBorders>
-              <w:top w:val="single" w:sz="6" w:space="0" w:color="B7C9DC"/>
-              <w:left w:val="single" w:sz="6" w:space="0" w:color="B7C9DC"/>
-              <w:bottom w:val="single" w:sz="6" w:space="0" w:color="B7C9DC"/>
-              <w:right w:val="single" w:sz="6" w:space="0" w:color="B7C9DC"/>
-            </w:tcBorders>
-            <w:vAlign w:val="center"/>
-            <w:shd w:fill="FFFFFF"/>
-          </w:tcPr>
-          <w:p>
-            <w:pPr>
-              <w:spacing w:after="0" w:line="250" w:lineRule="auto"/>
-            </w:pPr>
-            <w:r>
-              <w:rPr>
-                <w:rFonts w:ascii="Calibri" w:hAnsi="Calibri" w:eastAsia="Calibri"/>
-                <w:sz w:val="16"/>
-              </w:rPr>
-              <w:t>Day 19</w:t>
-            </w:r>
-          </w:p>
-        </w:tc>
-        <w:tc>
-          <w:tcPr>
-            <w:tcW w:type="dxa" w:w="2448"/>
-            <w:tcBorders>
-              <w:top w:val="single" w:sz="6" w:space="0" w:color="B7C9DC"/>
-              <w:left w:val="single" w:sz="6" w:space="0" w:color="B7C9DC"/>
-              <w:bottom w:val="single" w:sz="6" w:space="0" w:color="B7C9DC"/>
-              <w:right w:val="single" w:sz="6" w:space="0" w:color="B7C9DC"/>
-            </w:tcBorders>
-            <w:vAlign w:val="center"/>
-            <w:shd w:fill="FFFFFF"/>
-          </w:tcPr>
-          <w:p>
-            <w:pPr>
-              <w:spacing w:after="0" w:line="250" w:lineRule="auto"/>
-            </w:pPr>
-            <w:r>
-              <w:rPr>
-                <w:rFonts w:ascii="Calibri" w:hAnsi="Calibri" w:eastAsia="Calibri"/>
-                <w:sz w:val="16"/>
-              </w:rPr>
-              <w:t>Covered on Capstone Day 7</w:t>
-            </w:r>
-          </w:p>
-        </w:tc>
-      </w:tr>
-      <w:tr>
-        <w:tc>
-          <w:tcPr>
-            <w:tcW w:type="dxa" w:w="3120"/>
-          </w:tcPr>
-          <w:p>
-            <w:r>
-              <w:rPr>
-                <w:sz w:val="17"/>
-              </w:rPr>
-              <w:t>allure-playwright and allure-commandline dependencies</w:t>
-            </w:r>
-          </w:p>
-        </w:tc>
-        <w:tc>
-          <w:tcPr>
-            <w:tcW w:type="dxa" w:w="3120"/>
-          </w:tcPr>
-          <w:p>
-            <w:r>
-              <w:rPr>
-                <w:sz w:val="17"/>
-              </w:rPr>
-              <w:t>Day 21</w:t>
-            </w:r>
-          </w:p>
-        </w:tc>
-        <w:tc>
-          <w:tcPr>
-            <w:tcW w:type="dxa" w:w="3120"/>
-          </w:tcPr>
-          <w:p>
-            <w:r>
-              <w:rPr>
-                <w:sz w:val="17"/>
-              </w:rPr>
-              <w:t>Covered on Capstone Day 8</w:t>
-            </w:r>
-          </w:p>
-        </w:tc>
-      </w:tr>
-      <w:tr>
-        <w:tc>
-          <w:tcPr>
-            <w:tcW w:type="dxa" w:w="3120"/>
-          </w:tcPr>
-          <w:p>
-            <w:r>
-              <w:rPr>
-                <w:sz w:val="17"/>
-              </w:rPr>
-              <w:t>Playwright reporter configured as html plus allure-playwright</w:t>
-            </w:r>
-          </w:p>
-        </w:tc>
-        <w:tc>
-          <w:tcPr>
-            <w:tcW w:type="dxa" w:w="3120"/>
-          </w:tcPr>
-          <w:p>
-            <w:r>
-              <w:rPr>
-                <w:sz w:val="17"/>
-              </w:rPr>
-              <w:t>Day 21</w:t>
-            </w:r>
-          </w:p>
-        </w:tc>
-        <w:tc>
-          <w:tcPr>
-            <w:tcW w:type="dxa" w:w="3120"/>
-          </w:tcPr>
-          <w:p>
-            <w:r>
-              <w:rPr>
-                <w:sz w:val="17"/>
-              </w:rPr>
-              <w:t>Covered on Capstone Day 8</w:t>
-            </w:r>
-          </w:p>
-        </w:tc>
-      </w:tr>
-      <w:tr>
-        <w:tc>
-          <w:tcPr>
-            <w:tcW w:type="dxa" w:w="3120"/>
-          </w:tcPr>
-          <w:p>
-            <w:r>
-              <w:rPr>
-                <w:sz w:val="17"/>
-              </w:rPr>
-              <w:t>allure-results and allure-report folders</w:t>
-            </w:r>
-          </w:p>
-        </w:tc>
-        <w:tc>
-          <w:tcPr>
-            <w:tcW w:type="dxa" w:w="3120"/>
-          </w:tcPr>
-          <w:p>
-            <w:r>
-              <w:rPr>
-                <w:sz w:val="17"/>
-              </w:rPr>
-              <w:t>Day 21</w:t>
-            </w:r>
-          </w:p>
-        </w:tc>
-        <w:tc>
-          <w:tcPr>
-            <w:tcW w:type="dxa" w:w="3120"/>
-          </w:tcPr>
-          <w:p>
-            <w:r>
-              <w:rPr>
-                <w:sz w:val="17"/>
-              </w:rPr>
-              <w:t>Covered on Capstone Day 8</w:t>
-            </w:r>
-          </w:p>
-        </w:tc>
-      </w:tr>
-      <w:tr>
-        <w:tc>
-          <w:tcPr>
-            <w:tcW w:type="dxa" w:w="3120"/>
-          </w:tcPr>
-          <w:p>
-            <w:r>
-              <w:rPr>
-                <w:sz w:val="17"/>
-              </w:rPr>
-              <w:t>npx allure generate and npx allure open commands</w:t>
-            </w:r>
-          </w:p>
-        </w:tc>
-        <w:tc>
-          <w:tcPr>
-            <w:tcW w:type="dxa" w:w="3120"/>
-          </w:tcPr>
-          <w:p>
-            <w:r>
-              <w:rPr>
-                <w:sz w:val="17"/>
-              </w:rPr>
-              <w:t>Day 21</w:t>
-            </w:r>
-          </w:p>
-        </w:tc>
-        <w:tc>
-          <w:tcPr>
-            <w:tcW w:type="dxa" w:w="3120"/>
-          </w:tcPr>
-          <w:p>
-            <w:r>
-              <w:rPr>
-                <w:sz w:val="17"/>
-              </w:rPr>
-              <w:t>Covered on Capstone Day 8</w:t>
-            </w:r>
-          </w:p>
-        </w:tc>
-      </w:tr>
-      <w:tr>
-        <w:tc>
-          <w:tcPr>
-            <w:tcW w:type="dxa" w:w="3120"/>
-          </w:tcPr>
-          <w:p>
-            <w:r>
-              <w:rPr>
-                <w:sz w:val="17"/>
-              </w:rPr>
-              <w:t>save-auth.js for manual login session capture</w:t>
-            </w:r>
-          </w:p>
-        </w:tc>
-        <w:tc>
-          <w:tcPr>
-            <w:tcW w:type="dxa" w:w="3120"/>
-          </w:tcPr>
-          <w:p>
-            <w:r>
-              <w:rPr>
-                <w:sz w:val="17"/>
-              </w:rPr>
-              <w:t>Day 21</w:t>
-            </w:r>
-          </w:p>
-        </w:tc>
-        <w:tc>
-          <w:tcPr>
-            <w:tcW w:type="dxa" w:w="3120"/>
-          </w:tcPr>
-          <w:p>
-            <w:r>
-              <w:rPr>
-                <w:sz w:val="17"/>
-              </w:rPr>
-              <w:t>Covered on Capstone Day 8</w:t>
-            </w:r>
-          </w:p>
-        </w:tc>
-      </w:tr>
-      <w:tr>
-        <w:tc>
-          <w:tcPr>
-            <w:tcW w:type="dxa" w:w="3120"/>
-          </w:tcPr>
-          <w:p>
-            <w:r>
-              <w:rPr>
-                <w:sz w:val="17"/>
-              </w:rPr>
-              <w:t>readline prompt waits for user before saving auth</w:t>
-            </w:r>
-          </w:p>
-        </w:tc>
-        <w:tc>
-          <w:tcPr>
-            <w:tcW w:type="dxa" w:w="3120"/>
-          </w:tcPr>
-          <w:p>
-            <w:r>
-              <w:rPr>
-                <w:sz w:val="17"/>
-              </w:rPr>
-              <w:t>Day 21</w:t>
-            </w:r>
-          </w:p>
-        </w:tc>
-        <w:tc>
-          <w:tcPr>
-            <w:tcW w:type="dxa" w:w="3120"/>
-          </w:tcPr>
-          <w:p>
-            <w:r>
-              <w:rPr>
-                <w:sz w:val="17"/>
-              </w:rPr>
-              <w:t>Covered on Capstone Day 8</w:t>
-            </w:r>
-          </w:p>
-        </w:tc>
-      </w:tr>
-      <w:tr>
-        <w:tc>
-          <w:tcPr>
-            <w:tcW w:type="dxa" w:w="3120"/>
-          </w:tcPr>
-          <w:p>
-            <w:r>
-              <w:rPr>
-                <w:sz w:val="17"/>
-              </w:rPr>
-              <w:t>context.storageState saved to auth.json</w:t>
-            </w:r>
-          </w:p>
-        </w:tc>
-        <w:tc>
-          <w:tcPr>
-            <w:tcW w:type="dxa" w:w="3120"/>
-          </w:tcPr>
-          <w:p>
-            <w:r>
-              <w:rPr>
-                <w:sz w:val="17"/>
-              </w:rPr>
-              <w:t>Day 21</w:t>
-            </w:r>
-          </w:p>
-        </w:tc>
-        <w:tc>
-          <w:tcPr>
-            <w:tcW w:type="dxa" w:w="3120"/>
-          </w:tcPr>
-          <w:p>
-            <w:r>
-              <w:rPr>
-                <w:sz w:val="17"/>
-              </w:rPr>
-              <w:t>Covered on Capstone Day 8</w:t>
-            </w:r>
-          </w:p>
-        </w:tc>
-      </w:tr>
-      <w:tr>
-        <w:tc>
-          <w:tcPr>
-            <w:tcW w:type="dxa" w:w="3120"/>
-          </w:tcPr>
-          <w:p>
-            <w:r>
-              <w:rPr>
-                <w:sz w:val="17"/>
-              </w:rPr>
-              <w:t>test.use with storageState auth.json</w:t>
-            </w:r>
-          </w:p>
-        </w:tc>
-        <w:tc>
-          <w:tcPr>
-            <w:tcW w:type="dxa" w:w="3120"/>
-          </w:tcPr>
-          <w:p>
-            <w:r>
-              <w:rPr>
-                <w:sz w:val="17"/>
-              </w:rPr>
-              <w:t>Day 21</w:t>
-            </w:r>
-          </w:p>
-        </w:tc>
-        <w:tc>
-          <w:tcPr>
-            <w:tcW w:type="dxa" w:w="3120"/>
-          </w:tcPr>
-          <w:p>
-            <w:r>
-              <w:rPr>
-                <w:sz w:val="17"/>
-              </w:rPr>
-              <w:t>Covered on Capstone Day 8</w:t>
-            </w:r>
-          </w:p>
-        </w:tc>
-      </w:tr>
-      <w:tr>
-        <w:tc>
-          <w:tcPr>
-            <w:tcW w:type="dxa" w:w="3120"/>
-          </w:tcPr>
-          <w:p>
-            <w:r>
-              <w:rPr>
-                <w:sz w:val="17"/>
-              </w:rPr>
-              <w:t>authenticated profile test using saved session</w:t>
-            </w:r>
-          </w:p>
-        </w:tc>
-        <w:tc>
-          <w:tcPr>
-            <w:tcW w:type="dxa" w:w="3120"/>
-          </w:tcPr>
-          <w:p>
-            <w:r>
-              <w:rPr>
-                <w:sz w:val="17"/>
-              </w:rPr>
-              <w:t>Day 21</w:t>
-            </w:r>
-          </w:p>
-        </w:tc>
-        <w:tc>
-          <w:tcPr>
-            <w:tcW w:type="dxa" w:w="3120"/>
-          </w:tcPr>
-          <w:p>
-            <w:r>
-              <w:rPr>
-                <w:sz w:val="17"/>
-              </w:rPr>
-              <w:t>Covered on Capstone Day 8</w:t>
-            </w:r>
-          </w:p>
-        </w:tc>
-      </w:tr>
-      <w:tr>
-        <w:tc>
-          <w:tcPr>
-            <w:tcW w:type="dxa" w:w="3120"/>
-          </w:tcPr>
-          <w:p>
-            <w:r>
-              <w:rPr>
-                <w:sz w:val="17"/>
-              </w:rPr>
-              <w:t>.gitignore entries for auth.json and Allure output folders</w:t>
-            </w:r>
-          </w:p>
-        </w:tc>
-        <w:tc>
-          <w:tcPr>
-            <w:tcW w:type="dxa" w:w="3120"/>
-          </w:tcPr>
-          <w:p>
-            <w:r>
-              <w:rPr>
-                <w:sz w:val="17"/>
-              </w:rPr>
-              <w:t>Day 21</w:t>
-            </w:r>
-          </w:p>
-        </w:tc>
-        <w:tc>
-          <w:tcPr>
-            <w:tcW w:type="dxa" w:w="3120"/>
-          </w:tcPr>
-          <w:p>
-            <w:r>
-              <w:rPr>
-                <w:sz w:val="17"/>
-              </w:rPr>
-              <w:t>Covered on Capstone Day 8</w:t>
-            </w:r>
-          </w:p>
-        </w:tc>
-      </w:tr>
-    </w:tbl>
-    <w:p>
-      <w:r>
-        <w:br w:type="page"/>
-      </w:r>
-    </w:p>
-    <w:p>
-      <w:pPr>
-        <w:pStyle w:val="Heading1"/>
-      </w:pPr>
-      <w:r>
-        <w:t>Service-Wise Application</w:t>
-      </w:r>
-    </w:p>
-    <w:tbl>
-      <w:tblPr>
-        <w:tblW w:type="dxa" w:w="9360"/>
-        <w:jc w:val="left"/>
-        <w:tblLayout w:type="fixed"/>
-        <w:tblLook w:firstColumn="1" w:firstRow="1" w:lastColumn="0" w:lastRow="0" w:noHBand="0" w:noVBand="1" w:val="04A0"/>
-        <w:tblInd w:w="120" w:type="dxa"/>
-        <w:tblCellMar>
-          <w:top w:w="80" w:type="dxa"/>
-          <w:start w:w="120" w:type="dxa"/>
-          <w:bottom w:w="80" w:type="dxa"/>
-          <w:end w:w="120" w:type="dxa"/>
-        </w:tblCellMar>
-      </w:tblPr>
-      <w:tblGrid>
-        <w:gridCol w:w="3120"/>
-        <w:gridCol w:w="3120"/>
-        <w:gridCol w:w="3120"/>
-      </w:tblGrid>
-      <w:tr>
-        <w:tc>
-          <w:tcPr>
-            <w:tcW w:type="dxa" w:w="2736"/>
-            <w:tcBorders>
-              <w:top w:val="single" w:sz="6" w:space="0" w:color="B7C9DC"/>
-              <w:left w:val="single" w:sz="6" w:space="0" w:color="B7C9DC"/>
-              <w:bottom w:val="single" w:sz="6" w:space="0" w:color="B7C9DC"/>
-              <w:right w:val="single" w:sz="6" w:space="0" w:color="B7C9DC"/>
-            </w:tcBorders>
-            <w:vAlign w:val="center"/>
-            <w:shd w:fill="E8EEF5"/>
-          </w:tcPr>
-          <w:p>
-            <w:pPr>
-              <w:spacing w:after="0" w:line="250" w:lineRule="auto"/>
-            </w:pPr>
-            <w:r>
-              <w:rPr>
-                <w:rFonts w:ascii="Calibri" w:hAnsi="Calibri" w:eastAsia="Calibri"/>
-                <w:b/>
-                <w:color w:val="0B2545"/>
-                <w:sz w:val="17"/>
-              </w:rPr>
-              <w:t>Capstone Service</w:t>
-            </w:r>
-          </w:p>
-        </w:tc>
-        <w:tc>
-          <w:tcPr>
-            <w:tcW w:type="dxa" w:w="1944"/>
-            <w:tcBorders>
-              <w:top w:val="single" w:sz="6" w:space="0" w:color="B7C9DC"/>
-              <w:left w:val="single" w:sz="6" w:space="0" w:color="B7C9DC"/>
-              <w:bottom w:val="single" w:sz="6" w:space="0" w:color="B7C9DC"/>
-              <w:right w:val="single" w:sz="6" w:space="0" w:color="B7C9DC"/>
-            </w:tcBorders>
-            <w:vAlign w:val="center"/>
-            <w:shd w:fill="E8EEF5"/>
-          </w:tcPr>
-          <w:p>
-            <w:pPr>
-              <w:spacing w:after="0" w:line="250" w:lineRule="auto"/>
-            </w:pPr>
-            <w:r>
-              <w:rPr>
-                <w:rFonts w:ascii="Calibri" w:hAnsi="Calibri" w:eastAsia="Calibri"/>
-                <w:b/>
-                <w:color w:val="0B2545"/>
-                <w:sz w:val="17"/>
-              </w:rPr>
-              <w:t>Applicable Days</w:t>
-            </w:r>
-          </w:p>
-        </w:tc>
-        <w:tc>
-          <w:tcPr>
-            <w:tcW w:type="dxa" w:w="4680"/>
-            <w:tcBorders>
-              <w:top w:val="single" w:sz="6" w:space="0" w:color="B7C9DC"/>
-              <w:left w:val="single" w:sz="6" w:space="0" w:color="B7C9DC"/>
-              <w:bottom w:val="single" w:sz="6" w:space="0" w:color="B7C9DC"/>
-              <w:right w:val="single" w:sz="6" w:space="0" w:color="B7C9DC"/>
-            </w:tcBorders>
-            <w:vAlign w:val="center"/>
-            <w:shd w:fill="E8EEF5"/>
-          </w:tcPr>
-          <w:p>
-            <w:pPr>
-              <w:spacing w:after="0" w:line="250" w:lineRule="auto"/>
-            </w:pPr>
-            <w:r>
-              <w:rPr>
-                <w:rFonts w:ascii="Calibri" w:hAnsi="Calibri" w:eastAsia="Calibri"/>
-                <w:b/>
-                <w:color w:val="0B2545"/>
-                <w:sz w:val="17"/>
-              </w:rPr>
-              <w:t>Work Coverage</w:t>
-            </w:r>
-          </w:p>
-        </w:tc>
-      </w:tr>
-      <w:tr>
-        <w:tc>
-          <w:tcPr>
-            <w:tcW w:type="dxa" w:w="2736"/>
-            <w:tcBorders>
-              <w:top w:val="single" w:sz="6" w:space="0" w:color="B7C9DC"/>
-              <w:left w:val="single" w:sz="6" w:space="0" w:color="B7C9DC"/>
-              <w:bottom w:val="single" w:sz="6" w:space="0" w:color="B7C9DC"/>
-              <w:right w:val="single" w:sz="6" w:space="0" w:color="B7C9DC"/>
-            </w:tcBorders>
-            <w:vAlign w:val="center"/>
-            <w:shd w:fill="FFFFFF"/>
-          </w:tcPr>
-          <w:p>
-            <w:pPr>
-              <w:spacing w:after="0" w:line="250" w:lineRule="auto"/>
-            </w:pPr>
-            <w:r>
-              <w:rPr>
-                <w:rFonts w:ascii="Calibri" w:hAnsi="Calibri" w:eastAsia="Calibri"/>
-                <w:sz w:val="17"/>
-              </w:rPr>
-              <w:t>Registration and Authentication</w:t>
-            </w:r>
-          </w:p>
-        </w:tc>
-        <w:tc>
-          <w:tcPr>
-            <w:tcW w:type="dxa" w:w="1944"/>
-            <w:tcBorders>
-              <w:top w:val="single" w:sz="6" w:space="0" w:color="B7C9DC"/>
-              <w:left w:val="single" w:sz="6" w:space="0" w:color="B7C9DC"/>
-              <w:bottom w:val="single" w:sz="6" w:space="0" w:color="B7C9DC"/>
-              <w:right w:val="single" w:sz="6" w:space="0" w:color="B7C9DC"/>
-            </w:tcBorders>
-            <w:vAlign w:val="center"/>
-            <w:shd w:fill="FFFFFF"/>
-          </w:tcPr>
-          <w:p>
-            <w:r>
-              <w:rPr>
-                <w:sz w:val="17"/>
-              </w:rPr>
-              <w:t>Day 1, Day 2, Day 4, Day 5, Day 7, Day 8</w:t>
-            </w:r>
-          </w:p>
-        </w:tc>
-        <w:tc>
-          <w:tcPr>
-            <w:tcW w:type="dxa" w:w="4680"/>
-            <w:tcBorders>
-              <w:top w:val="single" w:sz="6" w:space="0" w:color="B7C9DC"/>
-              <w:left w:val="single" w:sz="6" w:space="0" w:color="B7C9DC"/>
-              <w:bottom w:val="single" w:sz="6" w:space="0" w:color="B7C9DC"/>
-              <w:right w:val="single" w:sz="6" w:space="0" w:color="B7C9DC"/>
-            </w:tcBorders>
-            <w:vAlign w:val="center"/>
-            <w:shd w:fill="FFFFFF"/>
-          </w:tcPr>
-          <w:p>
-            <w:r>
-              <w:rPr>
-                <w:sz w:val="17"/>
-              </w:rPr>
-              <w:t>Smoke navigation, login/register validation, helper reuse, data-driven login, storage state, LoginPage object. Day 8 adds saved auth session and authenticated profile/account reuse.</w:t>
-            </w:r>
-          </w:p>
-        </w:tc>
-      </w:tr>
-      <w:tr>
-        <w:tc>
-          <w:tcPr>
-            <w:tcW w:type="dxa" w:w="2736"/>
-            <w:tcBorders>
-              <w:top w:val="single" w:sz="6" w:space="0" w:color="B7C9DC"/>
-              <w:left w:val="single" w:sz="6" w:space="0" w:color="B7C9DC"/>
-              <w:bottom w:val="single" w:sz="6" w:space="0" w:color="B7C9DC"/>
-              <w:right w:val="single" w:sz="6" w:space="0" w:color="B7C9DC"/>
-            </w:tcBorders>
-            <w:vAlign w:val="center"/>
-            <w:shd w:fill="FFFFFF"/>
-          </w:tcPr>
-          <w:p>
-            <w:pPr>
-              <w:spacing w:after="0" w:line="250" w:lineRule="auto"/>
-            </w:pPr>
-            <w:r>
-              <w:rPr>
-                <w:rFonts w:ascii="Calibri" w:hAnsi="Calibri" w:eastAsia="Calibri"/>
-                <w:sz w:val="17"/>
-              </w:rPr>
-              <w:t>Product Catalog</w:t>
-            </w:r>
-          </w:p>
-        </w:tc>
-        <w:tc>
-          <w:tcPr>
-            <w:tcW w:type="dxa" w:w="1944"/>
-            <w:tcBorders>
-              <w:top w:val="single" w:sz="6" w:space="0" w:color="B7C9DC"/>
-              <w:left w:val="single" w:sz="6" w:space="0" w:color="B7C9DC"/>
-              <w:bottom w:val="single" w:sz="6" w:space="0" w:color="B7C9DC"/>
-              <w:right w:val="single" w:sz="6" w:space="0" w:color="B7C9DC"/>
-            </w:tcBorders>
-            <w:vAlign w:val="center"/>
-            <w:shd w:fill="FFFFFF"/>
-          </w:tcPr>
-          <w:p>
-            <w:pPr>
-              <w:spacing w:after="0" w:line="250" w:lineRule="auto"/>
-            </w:pPr>
-            <w:r>
-              <w:rPr>
-                <w:rFonts w:ascii="Calibri" w:hAnsi="Calibri" w:eastAsia="Calibri"/>
-                <w:sz w:val="17"/>
-              </w:rPr>
-              <w:t>Day 2, Day 3, Day 4, Day 7</w:t>
-            </w:r>
-          </w:p>
-        </w:tc>
-        <w:tc>
-          <w:tcPr>
-            <w:tcW w:type="dxa" w:w="4680"/>
-            <w:tcBorders>
-              <w:top w:val="single" w:sz="6" w:space="0" w:color="B7C9DC"/>
-              <w:left w:val="single" w:sz="6" w:space="0" w:color="B7C9DC"/>
-              <w:bottom w:val="single" w:sz="6" w:space="0" w:color="B7C9DC"/>
-              <w:right w:val="single" w:sz="6" w:space="0" w:color="B7C9DC"/>
-            </w:tcBorders>
-            <w:vAlign w:val="center"/>
-            <w:shd w:fill="FFFFFF"/>
-          </w:tcPr>
-          <w:p>
-            <w:pPr>
-              <w:spacing w:after="0" w:line="250" w:lineRule="auto"/>
-            </w:pPr>
-            <w:r>
-              <w:rPr>
-                <w:rFonts w:ascii="Calibri" w:hAnsi="Calibri" w:eastAsia="Calibri"/>
-                <w:sz w:val="17"/>
-              </w:rPr>
-              <w:t>Locators, role-based selectors, product listing, product detail, category navigation, ProductPage object.</w:t>
-            </w:r>
-          </w:p>
-        </w:tc>
-      </w:tr>
-      <w:tr>
-        <w:tc>
-          <w:tcPr>
-            <w:tcW w:type="dxa" w:w="2736"/>
-            <w:tcBorders>
-              <w:top w:val="single" w:sz="6" w:space="0" w:color="B7C9DC"/>
-              <w:left w:val="single" w:sz="6" w:space="0" w:color="B7C9DC"/>
-              <w:bottom w:val="single" w:sz="6" w:space="0" w:color="B7C9DC"/>
-              <w:right w:val="single" w:sz="6" w:space="0" w:color="B7C9DC"/>
-            </w:tcBorders>
-            <w:vAlign w:val="center"/>
-            <w:shd w:fill="FFFFFF"/>
-          </w:tcPr>
-          <w:p>
-            <w:pPr>
-              <w:spacing w:after="0" w:line="250" w:lineRule="auto"/>
-            </w:pPr>
-            <w:r>
-              <w:rPr>
-                <w:rFonts w:ascii="Calibri" w:hAnsi="Calibri" w:eastAsia="Calibri"/>
-                <w:sz w:val="17"/>
-              </w:rPr>
-              <w:t>Search and Filters</w:t>
-            </w:r>
-          </w:p>
-        </w:tc>
-        <w:tc>
-          <w:tcPr>
-            <w:tcW w:type="dxa" w:w="1944"/>
-            <w:tcBorders>
-              <w:top w:val="single" w:sz="6" w:space="0" w:color="B7C9DC"/>
-              <w:left w:val="single" w:sz="6" w:space="0" w:color="B7C9DC"/>
-              <w:bottom w:val="single" w:sz="6" w:space="0" w:color="B7C9DC"/>
-              <w:right w:val="single" w:sz="6" w:space="0" w:color="B7C9DC"/>
-            </w:tcBorders>
-            <w:vAlign w:val="center"/>
-            <w:shd w:fill="FFFFFF"/>
-          </w:tcPr>
-          <w:p>
-            <w:pPr>
-              <w:spacing w:after="0" w:line="250" w:lineRule="auto"/>
-            </w:pPr>
-            <w:r>
-              <w:rPr>
-                <w:rFonts w:ascii="Calibri" w:hAnsi="Calibri" w:eastAsia="Calibri"/>
-                <w:sz w:val="17"/>
-              </w:rPr>
-              <w:t>Day 3, Day 4, Day 5</w:t>
-            </w:r>
-          </w:p>
-        </w:tc>
-        <w:tc>
-          <w:tcPr>
-            <w:tcW w:type="dxa" w:w="4680"/>
-            <w:tcBorders>
-              <w:top w:val="single" w:sz="6" w:space="0" w:color="B7C9DC"/>
-              <w:left w:val="single" w:sz="6" w:space="0" w:color="B7C9DC"/>
-              <w:bottom w:val="single" w:sz="6" w:space="0" w:color="B7C9DC"/>
-              <w:right w:val="single" w:sz="6" w:space="0" w:color="B7C9DC"/>
-            </w:tcBorders>
-            <w:vAlign w:val="center"/>
-            <w:shd w:fill="FFFFFF"/>
-          </w:tcPr>
-          <w:p>
-            <w:pPr>
-              <w:spacing w:after="0" w:line="250" w:lineRule="auto"/>
-            </w:pPr>
-            <w:r>
-              <w:rPr>
-                <w:rFonts w:ascii="Calibri" w:hAnsi="Calibri" w:eastAsia="Calibri"/>
-                <w:sz w:val="17"/>
-              </w:rPr>
-              <w:t>getByRole, keyword search, keyboard actions, parameterized search data, RegExp title or result checks.</w:t>
-            </w:r>
-          </w:p>
-        </w:tc>
-      </w:tr>
-      <w:tr>
-        <w:tc>
-          <w:tcPr>
-            <w:tcW w:type="dxa" w:w="2736"/>
-            <w:tcBorders>
-              <w:top w:val="single" w:sz="6" w:space="0" w:color="B7C9DC"/>
-              <w:left w:val="single" w:sz="6" w:space="0" w:color="B7C9DC"/>
-              <w:bottom w:val="single" w:sz="6" w:space="0" w:color="B7C9DC"/>
-              <w:right w:val="single" w:sz="6" w:space="0" w:color="B7C9DC"/>
-            </w:tcBorders>
-            <w:vAlign w:val="center"/>
-            <w:shd w:fill="FFFFFF"/>
-          </w:tcPr>
-          <w:p>
-            <w:pPr>
-              <w:spacing w:after="0" w:line="250" w:lineRule="auto"/>
-            </w:pPr>
-            <w:r>
-              <w:rPr>
-                <w:rFonts w:ascii="Calibri" w:hAnsi="Calibri" w:eastAsia="Calibri"/>
-                <w:sz w:val="17"/>
-              </w:rPr>
-              <w:t>Cart</w:t>
-            </w:r>
-          </w:p>
-        </w:tc>
-        <w:tc>
-          <w:tcPr>
-            <w:tcW w:type="dxa" w:w="1944"/>
-            <w:tcBorders>
-              <w:top w:val="single" w:sz="6" w:space="0" w:color="B7C9DC"/>
-              <w:left w:val="single" w:sz="6" w:space="0" w:color="B7C9DC"/>
-              <w:bottom w:val="single" w:sz="6" w:space="0" w:color="B7C9DC"/>
-              <w:right w:val="single" w:sz="6" w:space="0" w:color="B7C9DC"/>
-            </w:tcBorders>
-            <w:vAlign w:val="center"/>
-            <w:shd w:fill="FFFFFF"/>
-          </w:tcPr>
-          <w:p>
-            <w:pPr>
-              <w:spacing w:after="0" w:line="250" w:lineRule="auto"/>
-            </w:pPr>
-            <w:r>
-              <w:rPr>
-                <w:rFonts w:ascii="Calibri" w:hAnsi="Calibri" w:eastAsia="Calibri"/>
-                <w:sz w:val="17"/>
-              </w:rPr>
-              <w:t>Day 3, Day 4, Day 5, Day 7</w:t>
-            </w:r>
-          </w:p>
-        </w:tc>
-        <w:tc>
-          <w:tcPr>
-            <w:tcW w:type="dxa" w:w="4680"/>
-            <w:tcBorders>
-              <w:top w:val="single" w:sz="6" w:space="0" w:color="B7C9DC"/>
-              <w:left w:val="single" w:sz="6" w:space="0" w:color="B7C9DC"/>
-              <w:bottom w:val="single" w:sz="6" w:space="0" w:color="B7C9DC"/>
-              <w:right w:val="single" w:sz="6" w:space="0" w:color="B7C9DC"/>
-            </w:tcBorders>
-            <w:vAlign w:val="center"/>
-            <w:shd w:fill="FFFFFF"/>
-          </w:tcPr>
-          <w:p>
-            <w:pPr>
-              <w:spacing w:after="0" w:line="250" w:lineRule="auto"/>
-            </w:pPr>
-            <w:r>
-              <w:rPr>
-                <w:rFonts w:ascii="Calibri" w:hAnsi="Calibri" w:eastAsia="Calibri"/>
-                <w:sz w:val="17"/>
-              </w:rPr>
-              <w:t>Grouped tests, assertions, storage state for logged-in cart flows, CartPage object.</w:t>
-            </w:r>
-          </w:p>
-        </w:tc>
-      </w:tr>
-      <w:tr>
-        <w:tc>
-          <w:tcPr>
-            <w:tcW w:type="dxa" w:w="2736"/>
-            <w:tcBorders>
-              <w:top w:val="single" w:sz="6" w:space="0" w:color="B7C9DC"/>
-              <w:left w:val="single" w:sz="6" w:space="0" w:color="B7C9DC"/>
-              <w:bottom w:val="single" w:sz="6" w:space="0" w:color="B7C9DC"/>
-              <w:right w:val="single" w:sz="6" w:space="0" w:color="B7C9DC"/>
-            </w:tcBorders>
-            <w:vAlign w:val="center"/>
-            <w:shd w:fill="FFFFFF"/>
-          </w:tcPr>
-          <w:p>
-            <w:pPr>
-              <w:spacing w:after="0" w:line="250" w:lineRule="auto"/>
-            </w:pPr>
-            <w:r>
-              <w:rPr>
-                <w:rFonts w:ascii="Calibri" w:hAnsi="Calibri" w:eastAsia="Calibri"/>
-                <w:sz w:val="17"/>
-              </w:rPr>
-              <w:t>Wishlist and Compare</w:t>
-            </w:r>
-          </w:p>
-        </w:tc>
-        <w:tc>
-          <w:tcPr>
-            <w:tcW w:type="dxa" w:w="1944"/>
-            <w:tcBorders>
-              <w:top w:val="single" w:sz="6" w:space="0" w:color="B7C9DC"/>
-              <w:left w:val="single" w:sz="6" w:space="0" w:color="B7C9DC"/>
-              <w:bottom w:val="single" w:sz="6" w:space="0" w:color="B7C9DC"/>
-              <w:right w:val="single" w:sz="6" w:space="0" w:color="B7C9DC"/>
-            </w:tcBorders>
-            <w:vAlign w:val="center"/>
-            <w:shd w:fill="FFFFFF"/>
-          </w:tcPr>
-          <w:p>
-            <w:pPr>
-              <w:spacing w:after="0" w:line="250" w:lineRule="auto"/>
-            </w:pPr>
-            <w:r>
-              <w:rPr>
-                <w:rFonts w:ascii="Calibri" w:hAnsi="Calibri" w:eastAsia="Calibri"/>
-                <w:sz w:val="17"/>
-              </w:rPr>
-              <w:t>Day 4, Day 5, Day 7</w:t>
-            </w:r>
-          </w:p>
-        </w:tc>
-        <w:tc>
-          <w:tcPr>
-            <w:tcW w:type="dxa" w:w="4680"/>
-            <w:tcBorders>
-              <w:top w:val="single" w:sz="6" w:space="0" w:color="B7C9DC"/>
-              <w:left w:val="single" w:sz="6" w:space="0" w:color="B7C9DC"/>
-              <w:bottom w:val="single" w:sz="6" w:space="0" w:color="B7C9DC"/>
-              <w:right w:val="single" w:sz="6" w:space="0" w:color="B7C9DC"/>
-            </w:tcBorders>
-            <w:vAlign w:val="center"/>
-            <w:shd w:fill="FFFFFF"/>
-          </w:tcPr>
-          <w:p>
-            <w:pPr>
-              <w:spacing w:after="0" w:line="250" w:lineRule="auto"/>
-            </w:pPr>
-            <w:r>
-              <w:rPr>
-                <w:rFonts w:ascii="Calibri" w:hAnsi="Calibri" w:eastAsia="Calibri"/>
-                <w:sz w:val="17"/>
-              </w:rPr>
-              <w:t>Service grouping, reusable logged-in state, soft assertions where multiple details must be checked.</w:t>
-            </w:r>
-          </w:p>
-        </w:tc>
-      </w:tr>
-      <w:tr>
-        <w:tc>
-          <w:tcPr>
-            <w:tcW w:type="dxa" w:w="2736"/>
-            <w:tcBorders>
-              <w:top w:val="single" w:sz="6" w:space="0" w:color="B7C9DC"/>
-              <w:left w:val="single" w:sz="6" w:space="0" w:color="B7C9DC"/>
-              <w:bottom w:val="single" w:sz="6" w:space="0" w:color="B7C9DC"/>
-              <w:right w:val="single" w:sz="6" w:space="0" w:color="B7C9DC"/>
-            </w:tcBorders>
-            <w:vAlign w:val="center"/>
-            <w:shd w:fill="FFFFFF"/>
-          </w:tcPr>
-          <w:p>
-            <w:pPr>
-              <w:spacing w:after="0" w:line="250" w:lineRule="auto"/>
-            </w:pPr>
-            <w:r>
-              <w:rPr>
-                <w:rFonts w:ascii="Calibri" w:hAnsi="Calibri" w:eastAsia="Calibri"/>
-                <w:sz w:val="17"/>
-              </w:rPr>
-              <w:t>Checkout and Payment</w:t>
-            </w:r>
-          </w:p>
-        </w:tc>
-        <w:tc>
-          <w:tcPr>
-            <w:tcW w:type="dxa" w:w="1944"/>
-            <w:tcBorders>
-              <w:top w:val="single" w:sz="6" w:space="0" w:color="B7C9DC"/>
-              <w:left w:val="single" w:sz="6" w:space="0" w:color="B7C9DC"/>
-              <w:bottom w:val="single" w:sz="6" w:space="0" w:color="B7C9DC"/>
-              <w:right w:val="single" w:sz="6" w:space="0" w:color="B7C9DC"/>
-            </w:tcBorders>
-            <w:vAlign w:val="center"/>
-            <w:shd w:fill="FFFFFF"/>
-          </w:tcPr>
-          <w:p>
-            <w:r>
-              <w:rPr>
-                <w:sz w:val="17"/>
-              </w:rPr>
-              <w:t>Day 5, Day 6, Day 7, Day 8</w:t>
-            </w:r>
-          </w:p>
-        </w:tc>
-        <w:tc>
-          <w:tcPr>
-            <w:tcW w:type="dxa" w:w="4680"/>
-            <w:tcBorders>
-              <w:top w:val="single" w:sz="6" w:space="0" w:color="B7C9DC"/>
-              <w:left w:val="single" w:sz="6" w:space="0" w:color="B7C9DC"/>
-              <w:bottom w:val="single" w:sz="6" w:space="0" w:color="B7C9DC"/>
-              <w:right w:val="single" w:sz="6" w:space="0" w:color="B7C9DC"/>
-            </w:tcBorders>
-            <w:vAlign w:val="center"/>
-            <w:shd w:fill="FFFFFF"/>
-          </w:tcPr>
-          <w:p>
-            <w:r>
-              <w:rPr>
-                <w:sz w:val="17"/>
-              </w:rPr>
-              <w:t>Storage state, test data review, checkout page object, final flow execution. Day 8 session reuse can support authenticated checkout flow later.</w:t>
-            </w:r>
-          </w:p>
-        </w:tc>
-      </w:tr>
-      <w:tr>
-        <w:tc>
-          <w:tcPr>
-            <w:tcW w:type="dxa" w:w="2736"/>
-            <w:tcBorders>
-              <w:top w:val="single" w:sz="6" w:space="0" w:color="B7C9DC"/>
-              <w:left w:val="single" w:sz="6" w:space="0" w:color="B7C9DC"/>
-              <w:bottom w:val="single" w:sz="6" w:space="0" w:color="B7C9DC"/>
-              <w:right w:val="single" w:sz="6" w:space="0" w:color="B7C9DC"/>
-            </w:tcBorders>
-            <w:vAlign w:val="center"/>
-            <w:shd w:fill="FFFFFF"/>
-          </w:tcPr>
-          <w:p>
-            <w:pPr>
-              <w:spacing w:after="0" w:line="250" w:lineRule="auto"/>
-            </w:pPr>
-            <w:r>
-              <w:rPr>
-                <w:rFonts w:ascii="Calibri" w:hAnsi="Calibri" w:eastAsia="Calibri"/>
-                <w:sz w:val="17"/>
-              </w:rPr>
-              <w:t>Address and Shipping</w:t>
-            </w:r>
-          </w:p>
-        </w:tc>
-        <w:tc>
-          <w:tcPr>
-            <w:tcW w:type="dxa" w:w="1944"/>
-            <w:tcBorders>
-              <w:top w:val="single" w:sz="6" w:space="0" w:color="B7C9DC"/>
-              <w:left w:val="single" w:sz="6" w:space="0" w:color="B7C9DC"/>
-              <w:bottom w:val="single" w:sz="6" w:space="0" w:color="B7C9DC"/>
-              <w:right w:val="single" w:sz="6" w:space="0" w:color="B7C9DC"/>
-            </w:tcBorders>
-            <w:vAlign w:val="center"/>
-            <w:shd w:fill="FFFFFF"/>
-          </w:tcPr>
-          <w:p>
-            <w:r>
-              <w:rPr>
-                <w:sz w:val="17"/>
-              </w:rPr>
-              <w:t>Day 5, Day 6, Day 7, Day 8</w:t>
-            </w:r>
-          </w:p>
-        </w:tc>
-        <w:tc>
-          <w:tcPr>
-            <w:tcW w:type="dxa" w:w="4680"/>
-            <w:tcBorders>
-              <w:top w:val="single" w:sz="6" w:space="0" w:color="B7C9DC"/>
-              <w:left w:val="single" w:sz="6" w:space="0" w:color="B7C9DC"/>
-              <w:bottom w:val="single" w:sz="6" w:space="0" w:color="B7C9DC"/>
-              <w:right w:val="single" w:sz="6" w:space="0" w:color="B7C9DC"/>
-            </w:tcBorders>
-            <w:vAlign w:val="center"/>
-            <w:shd w:fill="FFFFFF"/>
-          </w:tcPr>
-          <w:p>
-            <w:r>
-              <w:rPr>
-                <w:sz w:val="17"/>
-              </w:rPr>
-              <w:t>Saved login state, address test data, account/address page object. Day 8 session reuse can support authenticated address/account flow later.</w:t>
-            </w:r>
-          </w:p>
-        </w:tc>
-      </w:tr>
-      <w:tr>
-        <w:tc>
-          <w:tcPr>
-            <w:tcW w:type="dxa" w:w="2736"/>
-            <w:tcBorders>
-              <w:top w:val="single" w:sz="6" w:space="0" w:color="B7C9DC"/>
-              <w:left w:val="single" w:sz="6" w:space="0" w:color="B7C9DC"/>
-              <w:bottom w:val="single" w:sz="6" w:space="0" w:color="B7C9DC"/>
-              <w:right w:val="single" w:sz="6" w:space="0" w:color="B7C9DC"/>
-            </w:tcBorders>
-            <w:vAlign w:val="center"/>
-            <w:shd w:fill="FFFFFF"/>
-          </w:tcPr>
-          <w:p>
-            <w:pPr>
-              <w:spacing w:after="0" w:line="250" w:lineRule="auto"/>
-            </w:pPr>
-            <w:r>
-              <w:rPr>
-                <w:rFonts w:ascii="Calibri" w:hAnsi="Calibri" w:eastAsia="Calibri"/>
-                <w:sz w:val="17"/>
-              </w:rPr>
-              <w:t>Customer Support and Account</w:t>
-            </w:r>
-          </w:p>
-        </w:tc>
-        <w:tc>
-          <w:tcPr>
-            <w:tcW w:type="dxa" w:w="1944"/>
-            <w:tcBorders>
-              <w:top w:val="single" w:sz="6" w:space="0" w:color="B7C9DC"/>
-              <w:left w:val="single" w:sz="6" w:space="0" w:color="B7C9DC"/>
-              <w:bottom w:val="single" w:sz="6" w:space="0" w:color="B7C9DC"/>
-              <w:right w:val="single" w:sz="6" w:space="0" w:color="B7C9DC"/>
-            </w:tcBorders>
-            <w:vAlign w:val="center"/>
-            <w:shd w:fill="FFFFFF"/>
-          </w:tcPr>
-          <w:p>
-            <w:r>
-              <w:rPr>
-                <w:sz w:val="17"/>
-              </w:rPr>
-              <w:t>Day 2, Day 4, Day 7, Day 8</w:t>
-            </w:r>
-          </w:p>
-        </w:tc>
-        <w:tc>
-          <w:tcPr>
-            <w:tcW w:type="dxa" w:w="4680"/>
-            <w:tcBorders>
-              <w:top w:val="single" w:sz="6" w:space="0" w:color="B7C9DC"/>
-              <w:left w:val="single" w:sz="6" w:space="0" w:color="B7C9DC"/>
-              <w:bottom w:val="single" w:sz="6" w:space="0" w:color="B7C9DC"/>
-              <w:right w:val="single" w:sz="6" w:space="0" w:color="B7C9DC"/>
-            </w:tcBorders>
-            <w:vAlign w:val="center"/>
-            <w:shd w:fill="FFFFFF"/>
-          </w:tcPr>
-          <w:p>
-            <w:r>
-              <w:rPr>
-                <w:sz w:val="17"/>
-              </w:rPr>
-              <w:t>Form validation, Contact Us tests, account navigation, helper functions, POM methods. Day 8 adds authenticated profile/account session validation and reporting evidence.</w:t>
-            </w:r>
-          </w:p>
-        </w:tc>
-      </w:tr>
-    </w:tbl>
-    <w:p>
-      <w:pPr>
-        <w:pStyle w:val="Heading1"/>
-      </w:pPr>
-      <w:r>
-        <w:t>Expected Output By Day</w:t>
-      </w:r>
-    </w:p>
-    <w:tbl>
-      <w:tblPr>
-        <w:tblW w:type="dxa" w:w="9360"/>
-        <w:jc w:val="left"/>
-        <w:tblLayout w:type="fixed"/>
-        <w:tblLook w:firstColumn="1" w:firstRow="1" w:lastColumn="0" w:lastRow="0" w:noHBand="0" w:noVBand="1" w:val="04A0"/>
-        <w:tblInd w:w="120" w:type="dxa"/>
-        <w:tblCellMar>
-          <w:top w:w="80" w:type="dxa"/>
-          <w:start w:w="120" w:type="dxa"/>
-          <w:bottom w:w="80" w:type="dxa"/>
-          <w:end w:w="120" w:type="dxa"/>
-        </w:tblCellMar>
-      </w:tblPr>
-      <w:tblGrid>
-        <w:gridCol w:w="4680"/>
-        <w:gridCol w:w="4680"/>
-      </w:tblGrid>
-      <w:tr>
-        <w:tc>
-          <w:tcPr>
-            <w:tcW w:type="dxa" w:w="1800"/>
-            <w:tcBorders>
-              <w:top w:val="single" w:sz="6" w:space="0" w:color="B7C9DC"/>
-              <w:left w:val="single" w:sz="6" w:space="0" w:color="B7C9DC"/>
-              <w:bottom w:val="single" w:sz="6" w:space="0" w:color="B7C9DC"/>
-              <w:right w:val="single" w:sz="6" w:space="0" w:color="B7C9DC"/>
-            </w:tcBorders>
-            <w:vAlign w:val="center"/>
-            <w:shd w:fill="E8EEF5"/>
-          </w:tcPr>
-          <w:p>
-            <w:pPr>
-              <w:spacing w:after="0" w:line="250" w:lineRule="auto"/>
-            </w:pPr>
-            <w:r>
-              <w:rPr>
-                <w:rFonts w:ascii="Calibri" w:hAnsi="Calibri" w:eastAsia="Calibri"/>
-                <w:b/>
-                <w:color w:val="0B2545"/>
-                <w:sz w:val="18"/>
-              </w:rPr>
-              <w:t>Capstone Day</w:t>
-            </w:r>
-          </w:p>
-        </w:tc>
-        <w:tc>
-          <w:tcPr>
-            <w:tcW w:type="dxa" w:w="7560"/>
-            <w:tcBorders>
-              <w:top w:val="single" w:sz="6" w:space="0" w:color="B7C9DC"/>
-              <w:left w:val="single" w:sz="6" w:space="0" w:color="B7C9DC"/>
-              <w:bottom w:val="single" w:sz="6" w:space="0" w:color="B7C9DC"/>
-              <w:right w:val="single" w:sz="6" w:space="0" w:color="B7C9DC"/>
-            </w:tcBorders>
-            <w:vAlign w:val="center"/>
-            <w:shd w:fill="E8EEF5"/>
-          </w:tcPr>
-          <w:p>
-            <w:pPr>
-              <w:spacing w:after="0" w:line="250" w:lineRule="auto"/>
-            </w:pPr>
-            <w:r>
-              <w:rPr>
-                <w:rFonts w:ascii="Calibri" w:hAnsi="Calibri" w:eastAsia="Calibri"/>
-                <w:b/>
-                <w:color w:val="0B2545"/>
-                <w:sz w:val="18"/>
-              </w:rPr>
-              <w:t>Expected Output</w:t>
-            </w:r>
-          </w:p>
-        </w:tc>
-      </w:tr>
-      <w:tr>
-        <w:tc>
-          <w:tcPr>
-            <w:tcW w:type="dxa" w:w="1800"/>
-            <w:tcBorders>
-              <w:top w:val="single" w:sz="6" w:space="0" w:color="B7C9DC"/>
-              <w:left w:val="single" w:sz="6" w:space="0" w:color="B7C9DC"/>
-              <w:bottom w:val="single" w:sz="6" w:space="0" w:color="B7C9DC"/>
-              <w:right w:val="single" w:sz="6" w:space="0" w:color="B7C9DC"/>
-            </w:tcBorders>
-            <w:vAlign w:val="center"/>
-            <w:shd w:fill="F2F4F7"/>
-          </w:tcPr>
-          <w:p>
-            <w:pPr>
-              <w:spacing w:after="0" w:line="250" w:lineRule="auto"/>
-            </w:pPr>
-            <w:r>
-              <w:rPr>
-                <w:rFonts w:ascii="Calibri" w:hAnsi="Calibri" w:eastAsia="Calibri"/>
-                <w:b/>
-                <w:sz w:val="18"/>
-              </w:rPr>
-              <w:t>Capstone Day 1</w:t>
-            </w:r>
-          </w:p>
-        </w:tc>
-        <w:tc>
-          <w:tcPr>
-            <w:tcW w:type="dxa" w:w="7560"/>
-            <w:tcBorders>
-              <w:top w:val="single" w:sz="6" w:space="0" w:color="B7C9DC"/>
-              <w:left w:val="single" w:sz="6" w:space="0" w:color="B7C9DC"/>
-              <w:bottom w:val="single" w:sz="6" w:space="0" w:color="B7C9DC"/>
-              <w:right w:val="single" w:sz="6" w:space="0" w:color="B7C9DC"/>
-            </w:tcBorders>
-            <w:vAlign w:val="center"/>
-            <w:shd w:fill="FFFFFF"/>
-          </w:tcPr>
-          <w:p>
-            <w:pPr>
-              <w:spacing w:after="0" w:line="250" w:lineRule="auto"/>
-            </w:pPr>
-            <w:r>
-              <w:rPr>
-                <w:rFonts w:ascii="Calibri" w:hAnsi="Calibri" w:eastAsia="Calibri"/>
-                <w:sz w:val="18"/>
-              </w:rPr>
-              <w:t>Basic smoke test for opening nopCommerce and verifying page title.</w:t>
-            </w:r>
-          </w:p>
-        </w:tc>
-      </w:tr>
-      <w:tr>
-        <w:tc>
-          <w:tcPr>
-            <w:tcW w:type="dxa" w:w="1800"/>
-            <w:tcBorders>
-              <w:top w:val="single" w:sz="6" w:space="0" w:color="B7C9DC"/>
-              <w:left w:val="single" w:sz="6" w:space="0" w:color="B7C9DC"/>
-              <w:bottom w:val="single" w:sz="6" w:space="0" w:color="B7C9DC"/>
-              <w:right w:val="single" w:sz="6" w:space="0" w:color="B7C9DC"/>
-            </w:tcBorders>
-            <w:vAlign w:val="center"/>
-            <w:shd w:fill="F2F4F7"/>
-          </w:tcPr>
-          <w:p>
-            <w:pPr>
-              <w:spacing w:after="0" w:line="250" w:lineRule="auto"/>
-            </w:pPr>
-            <w:r>
-              <w:rPr>
-                <w:rFonts w:ascii="Calibri" w:hAnsi="Calibri" w:eastAsia="Calibri"/>
-                <w:b/>
-                <w:sz w:val="18"/>
-              </w:rPr>
-              <w:t>Capstone Day 2</w:t>
-            </w:r>
-          </w:p>
-        </w:tc>
-        <w:tc>
-          <w:tcPr>
-            <w:tcW w:type="dxa" w:w="7560"/>
-            <w:tcBorders>
-              <w:top w:val="single" w:sz="6" w:space="0" w:color="B7C9DC"/>
-              <w:left w:val="single" w:sz="6" w:space="0" w:color="B7C9DC"/>
-              <w:bottom w:val="single" w:sz="6" w:space="0" w:color="B7C9DC"/>
-              <w:right w:val="single" w:sz="6" w:space="0" w:color="B7C9DC"/>
-            </w:tcBorders>
-            <w:vAlign w:val="center"/>
-            <w:shd w:fill="FFFFFF"/>
-          </w:tcPr>
-          <w:p>
-            <w:pPr>
-              <w:spacing w:after="0" w:line="250" w:lineRule="auto"/>
-            </w:pPr>
-            <w:r>
-              <w:rPr>
-                <w:rFonts w:ascii="Calibri" w:hAnsi="Calibri" w:eastAsia="Calibri"/>
-                <w:sz w:val="18"/>
-              </w:rPr>
-              <w:t>Playwright project setup, first specs, login/register validation, helper/module practice, and local form/API validation learning applied.</w:t>
-            </w:r>
-          </w:p>
-        </w:tc>
-      </w:tr>
-      <w:tr>
-        <w:tc>
-          <w:tcPr>
-            <w:tcW w:type="dxa" w:w="1800"/>
-            <w:tcBorders>
-              <w:top w:val="single" w:sz="6" w:space="0" w:color="B7C9DC"/>
-              <w:left w:val="single" w:sz="6" w:space="0" w:color="B7C9DC"/>
-              <w:bottom w:val="single" w:sz="6" w:space="0" w:color="B7C9DC"/>
-              <w:right w:val="single" w:sz="6" w:space="0" w:color="B7C9DC"/>
-            </w:tcBorders>
-            <w:vAlign w:val="center"/>
-            <w:shd w:fill="F2F4F7"/>
-          </w:tcPr>
-          <w:p>
-            <w:pPr>
-              <w:spacing w:after="0" w:line="250" w:lineRule="auto"/>
-            </w:pPr>
-            <w:r>
-              <w:rPr>
-                <w:rFonts w:ascii="Calibri" w:hAnsi="Calibri" w:eastAsia="Calibri"/>
-                <w:b/>
-                <w:sz w:val="18"/>
-              </w:rPr>
-              <w:t>Capstone Day 3</w:t>
-            </w:r>
-          </w:p>
-        </w:tc>
-        <w:tc>
-          <w:tcPr>
-            <w:tcW w:type="dxa" w:w="7560"/>
-            <w:tcBorders>
-              <w:top w:val="single" w:sz="6" w:space="0" w:color="B7C9DC"/>
-              <w:left w:val="single" w:sz="6" w:space="0" w:color="B7C9DC"/>
-              <w:bottom w:val="single" w:sz="6" w:space="0" w:color="B7C9DC"/>
-              <w:right w:val="single" w:sz="6" w:space="0" w:color="B7C9DC"/>
-            </w:tcBorders>
-            <w:vAlign w:val="center"/>
-            <w:shd w:fill="FFFFFF"/>
-          </w:tcPr>
-          <w:p>
-            <w:pPr>
-              <w:spacing w:after="0" w:line="250" w:lineRule="auto"/>
-            </w:pPr>
-            <w:r>
-              <w:rPr>
-                <w:rFonts w:ascii="Calibri" w:hAnsi="Calibri" w:eastAsia="Calibri"/>
-                <w:sz w:val="18"/>
-              </w:rPr>
-              <w:t>Report configuration, trace/screenshot settings, role locators, test annotations, timeout handling, and browser projects.</w:t>
-            </w:r>
-          </w:p>
-        </w:tc>
-      </w:tr>
-      <w:tr>
-        <w:tc>
-          <w:tcPr>
-            <w:tcW w:type="dxa" w:w="1800"/>
-            <w:tcBorders>
-              <w:top w:val="single" w:sz="6" w:space="0" w:color="B7C9DC"/>
-              <w:left w:val="single" w:sz="6" w:space="0" w:color="B7C9DC"/>
-              <w:bottom w:val="single" w:sz="6" w:space="0" w:color="B7C9DC"/>
-              <w:right w:val="single" w:sz="6" w:space="0" w:color="B7C9DC"/>
-            </w:tcBorders>
-            <w:vAlign w:val="center"/>
-            <w:shd w:fill="F2F4F7"/>
-          </w:tcPr>
-          <w:p>
-            <w:pPr>
-              <w:spacing w:after="0" w:line="250" w:lineRule="auto"/>
-            </w:pPr>
-            <w:r>
-              <w:rPr>
-                <w:rFonts w:ascii="Calibri" w:hAnsi="Calibri" w:eastAsia="Calibri"/>
-                <w:b/>
-                <w:sz w:val="18"/>
-              </w:rPr>
-              <w:t>Capstone Day 4</w:t>
-            </w:r>
-          </w:p>
-        </w:tc>
-        <w:tc>
-          <w:tcPr>
-            <w:tcW w:type="dxa" w:w="7560"/>
-            <w:tcBorders>
-              <w:top w:val="single" w:sz="6" w:space="0" w:color="B7C9DC"/>
-              <w:left w:val="single" w:sz="6" w:space="0" w:color="B7C9DC"/>
-              <w:bottom w:val="single" w:sz="6" w:space="0" w:color="B7C9DC"/>
-              <w:right w:val="single" w:sz="6" w:space="0" w:color="B7C9DC"/>
-            </w:tcBorders>
-            <w:vAlign w:val="center"/>
-            <w:shd w:fill="FFFFFF"/>
-          </w:tcPr>
-          <w:p>
-            <w:pPr>
-              <w:spacing w:after="0" w:line="250" w:lineRule="auto"/>
-            </w:pPr>
-            <w:r>
-              <w:rPr>
-                <w:rFonts w:ascii="Calibri" w:hAnsi="Calibri" w:eastAsia="Calibri"/>
-                <w:sz w:val="18"/>
-              </w:rPr>
-              <w:t>Service-wise describe blocks, hooks, dialog/visibility checks, and loop-based validation tests.</w:t>
-            </w:r>
-          </w:p>
-        </w:tc>
-      </w:tr>
-      <w:tr>
-        <w:tc>
-          <w:tcPr>
-            <w:tcW w:type="dxa" w:w="1800"/>
-            <w:tcBorders>
-              <w:top w:val="single" w:sz="6" w:space="0" w:color="B7C9DC"/>
-              <w:left w:val="single" w:sz="6" w:space="0" w:color="B7C9DC"/>
-              <w:bottom w:val="single" w:sz="6" w:space="0" w:color="B7C9DC"/>
-              <w:right w:val="single" w:sz="6" w:space="0" w:color="B7C9DC"/>
-            </w:tcBorders>
-            <w:vAlign w:val="center"/>
-            <w:shd w:fill="F2F4F7"/>
-          </w:tcPr>
-          <w:p>
-            <w:pPr>
-              <w:spacing w:after="0" w:line="250" w:lineRule="auto"/>
-            </w:pPr>
-            <w:r>
-              <w:rPr>
-                <w:rFonts w:ascii="Calibri" w:hAnsi="Calibri" w:eastAsia="Calibri"/>
-                <w:b/>
-                <w:sz w:val="18"/>
-              </w:rPr>
-              <w:t>Capstone Day 5</w:t>
-            </w:r>
-          </w:p>
-        </w:tc>
-        <w:tc>
-          <w:tcPr>
-            <w:tcW w:type="dxa" w:w="7560"/>
-            <w:tcBorders>
-              <w:top w:val="single" w:sz="6" w:space="0" w:color="B7C9DC"/>
-              <w:left w:val="single" w:sz="6" w:space="0" w:color="B7C9DC"/>
-              <w:bottom w:val="single" w:sz="6" w:space="0" w:color="B7C9DC"/>
-              <w:right w:val="single" w:sz="6" w:space="0" w:color="B7C9DC"/>
-            </w:tcBorders>
-            <w:vAlign w:val="center"/>
-            <w:shd w:fill="FFFFFF"/>
-          </w:tcPr>
-          <w:p>
-            <w:pPr>
-              <w:spacing w:after="0" w:line="250" w:lineRule="auto"/>
-            </w:pPr>
-            <w:r>
-              <w:rPr>
-                <w:rFonts w:ascii="Calibri" w:hAnsi="Calibri" w:eastAsia="Calibri"/>
-                <w:sz w:val="18"/>
-              </w:rPr>
-              <w:t>Authentication storage state, serial flow, parameterized tests, soft assertions, and polling assertions.</w:t>
-            </w:r>
-          </w:p>
-        </w:tc>
-      </w:tr>
-      <w:tr>
-        <w:tc>
-          <w:tcPr>
-            <w:tcW w:type="dxa" w:w="1800"/>
-            <w:tcBorders>
-              <w:top w:val="single" w:sz="6" w:space="0" w:color="B7C9DC"/>
-              <w:left w:val="single" w:sz="6" w:space="0" w:color="B7C9DC"/>
-              <w:bottom w:val="single" w:sz="6" w:space="0" w:color="B7C9DC"/>
-              <w:right w:val="single" w:sz="6" w:space="0" w:color="B7C9DC"/>
-            </w:tcBorders>
-            <w:vAlign w:val="center"/>
-            <w:shd w:fill="F2F4F7"/>
-          </w:tcPr>
-          <w:p>
-            <w:pPr>
-              <w:spacing w:after="0" w:line="250" w:lineRule="auto"/>
-            </w:pPr>
-            <w:r>
-              <w:rPr>
-                <w:rFonts w:ascii="Calibri" w:hAnsi="Calibri" w:eastAsia="Calibri"/>
-                <w:b/>
-                <w:sz w:val="18"/>
-              </w:rPr>
-              <w:t>Capstone Day 6</w:t>
-            </w:r>
-          </w:p>
-        </w:tc>
-        <w:tc>
-          <w:tcPr>
-            <w:tcW w:type="dxa" w:w="7560"/>
-            <w:tcBorders>
-              <w:top w:val="single" w:sz="6" w:space="0" w:color="B7C9DC"/>
-              <w:left w:val="single" w:sz="6" w:space="0" w:color="B7C9DC"/>
-              <w:bottom w:val="single" w:sz="6" w:space="0" w:color="B7C9DC"/>
-              <w:right w:val="single" w:sz="6" w:space="0" w:color="B7C9DC"/>
-            </w:tcBorders>
-            <w:vAlign w:val="center"/>
-            <w:shd w:fill="FFFFFF"/>
-          </w:tcPr>
-          <w:p>
-            <w:pPr>
-              <w:spacing w:after="0" w:line="250" w:lineRule="auto"/>
-            </w:pPr>
-            <w:r>
-              <w:rPr>
-                <w:rFonts w:ascii="Calibri" w:hAnsi="Calibri" w:eastAsia="Calibri"/>
-                <w:sz w:val="18"/>
-              </w:rPr>
-              <w:t>Holiday/review day for completing test cases, test data, and folder cleanup.</w:t>
-            </w:r>
-          </w:p>
-        </w:tc>
-      </w:tr>
-      <w:tr>
-        <w:tc>
-          <w:tcPr>
-            <w:tcW w:type="dxa" w:w="1800"/>
-            <w:tcBorders>
-              <w:top w:val="single" w:sz="6" w:space="0" w:color="B7C9DC"/>
-              <w:left w:val="single" w:sz="6" w:space="0" w:color="B7C9DC"/>
-              <w:bottom w:val="single" w:sz="6" w:space="0" w:color="B7C9DC"/>
-              <w:right w:val="single" w:sz="6" w:space="0" w:color="B7C9DC"/>
-            </w:tcBorders>
-            <w:vAlign w:val="center"/>
-            <w:shd w:fill="F2F4F7"/>
-          </w:tcPr>
-          <w:p>
-            <w:pPr>
-              <w:spacing w:after="0" w:line="250" w:lineRule="auto"/>
-            </w:pPr>
-            <w:r>
-              <w:rPr>
-                <w:rFonts w:ascii="Calibri" w:hAnsi="Calibri" w:eastAsia="Calibri"/>
-                <w:b/>
-                <w:sz w:val="18"/>
-              </w:rPr>
-              <w:t>Capstone Day 7</w:t>
-            </w:r>
-          </w:p>
-        </w:tc>
-        <w:tc>
-          <w:tcPr>
-            <w:tcW w:type="dxa" w:w="7560"/>
-            <w:tcBorders>
-              <w:top w:val="single" w:sz="6" w:space="0" w:color="B7C9DC"/>
-              <w:left w:val="single" w:sz="6" w:space="0" w:color="B7C9DC"/>
-              <w:bottom w:val="single" w:sz="6" w:space="0" w:color="B7C9DC"/>
-              <w:right w:val="single" w:sz="6" w:space="0" w:color="B7C9DC"/>
-            </w:tcBorders>
-            <w:vAlign w:val="center"/>
-            <w:shd w:fill="FFFFFF"/>
-          </w:tcPr>
-          <w:p>
-            <w:pPr>
-              <w:spacing w:after="0" w:line="250" w:lineRule="auto"/>
-            </w:pPr>
-            <w:r>
-              <w:rPr>
-                <w:rFonts w:ascii="Calibri" w:hAnsi="Calibri" w:eastAsia="Calibri"/>
-                <w:sz w:val="18"/>
-              </w:rPr>
-              <w:t>POM classes, reusable fixtures, prepared page setup, parallel execution, and final report readiness.</w:t>
-            </w:r>
-          </w:p>
-        </w:tc>
-      </w:tr>
-      <w:tr>
-        <w:tc>
-          <w:tcPr>
-            <w:tcW w:type="dxa" w:w="4680"/>
-          </w:tcPr>
-          <w:p>
-            <w:r>
-              <w:rPr>
-                <w:sz w:val="17"/>
-              </w:rPr>
-              <w:t>Capstone Day 8</w:t>
-            </w:r>
-          </w:p>
-        </w:tc>
-        <w:tc>
-          <w:tcPr>
-            <w:tcW w:type="dxa" w:w="4680"/>
-          </w:tcPr>
-          <w:p>
-            <w:r>
-              <w:rPr>
-                <w:sz w:val="17"/>
-              </w:rPr>
-              <w:t>Allure report setup, auth session saving with auth.json, storageState reuse, authenticated account/profile flow plan, and updated gitignore notes.</w:t>
-            </w:r>
-          </w:p>
-        </w:tc>
-      </w:tr>
-    </w:tbl>
-    <w:p>
-      <w:pPr>
-        <w:pStyle w:val="Heading1"/>
-      </w:pPr>
-      <w:r>
-        <w:t>Important Notes</w:t>
+        <w:t>Final Deliverables</w:t>
       </w:r>
     </w:p>
     <w:p>
       <w:pPr>
         <w:pStyle w:val="ListBullet"/>
+        <w:spacing w:after="80"/>
       </w:pPr>
       <w:r>
-        <w:t>Trainer Day 12 is considered Capstone Day 1 because Playwright started from Day 12.</w:t>
+        <w:t>Playwright JavaScript automation suite for Demo Web Shop.</w:t>
       </w:r>
     </w:p>
     <w:p>
       <w:pPr>
         <w:pStyle w:val="ListBullet"/>
+        <w:spacing w:after="80"/>
       </w:pPr>
       <w:r>
-        <w:t>Trainer Day 13 and Day 14 are combined because the trainer taught those topics together and kept them in one folder.</w:t>
+        <w:t>8 services with 15 test cases per service.</w:t>
       </w:r>
     </w:p>
     <w:p>
       <w:pPr>
         <w:pStyle w:val="ListBullet"/>
+        <w:spacing w:after="80"/>
       </w:pPr>
       <w:r>
-        <w:t>Day numbers that are not present in the training folder are considered holidays or non-training days.</w:t>
+        <w:t>120 total scenarios executed across Chromium, Firefox, and WebKit.</w:t>
       </w:r>
     </w:p>
     <w:p>
       <w:pPr>
         <w:pStyle w:val="ListBullet"/>
+        <w:spacing w:after="80"/>
       </w:pPr>
       <w:r>
-        <w:t>All Playwright/testing topics found in Day 12, Day 13 &amp; 14, Day 15, Day 16, Day 17, Day 19, and Day 21 are included in the checklist above.</w:t>
+        <w:t>Allure report hosted through GitHub Pages.</w:t>
       </w:r>
     </w:p>
     <w:p>
       <w:pPr>
         <w:pStyle w:val="ListBullet"/>
+        <w:spacing w:after="80"/>
       </w:pPr>
       <w:r>
-        <w:t>The capstone work will follow the training stack: Playwright with JavaScript.</w:t>
+        <w:t>README and testing plan updated for the selected website.</w:t>
       </w:r>
     </w:p>
     <w:sectPr>
       <w:footerReference w:type="default" r:id="rId9"/>
       <w:pgSz w:w="12240" w:h="15840"/>
-      <w:pgMar w:top="1440" w:right="1440" w:bottom="1440" w:left="1440" w:header="708" w:footer="708" w:gutter="0"/>
+      <w:pgMar w:top="1440" w:right="1440" w:bottom="1440" w:left="1440" w:header="720" w:footer="720" w:gutter="0"/>
       <w:cols w:space="720"/>
       <w:docGrid w:linePitch="360"/>
     </w:sectPr>
@@ -5272,10 +835,10 @@
     </w:pPr>
     <w:r>
       <w:rPr>
-        <w:color w:val="505050"/>
-        <w:sz w:val="18"/>
-      </w:rPr>
-      <w:t>Capstone Project Day-Wise Schedule</w:t>
+        <w:color w:val="5A5A5A"/>
+        <w:sz w:val="16"/>
+      </w:rPr>
+      <w:t>Demo Web Shop Playwright Capstone Schedule</w:t>
     </w:r>
   </w:p>
 </w:ftr>
@@ -5645,10 +1208,11 @@
     <w:qFormat/>
     <w:rsid w:val="00FC693F"/>
     <w:pPr>
-      <w:spacing w:after="120" w:line="264" w:lineRule="auto"/>
+      <w:spacing w:after="120" w:line="300" w:lineRule="auto"/>
     </w:pPr>
     <w:rPr>
-      <w:rFonts w:ascii="Calibri" w:hAnsi="Calibri" w:eastAsia="Calibri"/>
+      <w:rFonts w:ascii="Calibri" w:hAnsi="Calibri"/>
+      <w:color w:val="1F1F1F"/>
       <w:sz w:val="22"/>
     </w:rPr>
   </w:style>
@@ -5707,11 +1271,11 @@
     <w:pPr>
       <w:keepNext/>
       <w:keepLines/>
-      <w:spacing w:before="320" w:after="160"/>
+      <w:spacing w:before="280" w:after="120"/>
       <w:outlineLvl w:val="0"/>
     </w:pPr>
     <w:rPr>
-      <w:rFonts w:asciiTheme="majorHAnsi" w:eastAsiaTheme="majorEastAsia" w:hAnsiTheme="majorHAnsi" w:cstheme="majorBidi" w:ascii="Calibri" w:hAnsi="Calibri" w:eastAsia="Calibri"/>
+      <w:rFonts w:asciiTheme="majorHAnsi" w:eastAsiaTheme="majorEastAsia" w:hAnsiTheme="majorHAnsi" w:cstheme="majorBidi" w:ascii="Calibri" w:hAnsi="Calibri"/>
       <w:b/>
       <w:bCs/>
       <w:color w:val="2E74B5"/>
@@ -5731,11 +1295,11 @@
     <w:pPr>
       <w:keepNext/>
       <w:keepLines/>
-      <w:spacing w:before="240" w:after="120"/>
+      <w:spacing w:before="280" w:after="120"/>
       <w:outlineLvl w:val="1"/>
     </w:pPr>
     <w:rPr>
-      <w:rFonts w:asciiTheme="majorHAnsi" w:eastAsiaTheme="majorEastAsia" w:hAnsiTheme="majorHAnsi" w:cstheme="majorBidi" w:ascii="Calibri" w:hAnsi="Calibri" w:eastAsia="Calibri"/>
+      <w:rFonts w:asciiTheme="majorHAnsi" w:eastAsiaTheme="majorEastAsia" w:hAnsiTheme="majorHAnsi" w:cstheme="majorBidi" w:ascii="Calibri" w:hAnsi="Calibri"/>
       <w:b/>
       <w:bCs/>
       <w:color w:val="2E74B5"/>
@@ -5755,11 +1319,11 @@
     <w:pPr>
       <w:keepNext/>
       <w:keepLines/>
-      <w:spacing w:before="160" w:after="80"/>
+      <w:spacing w:before="200" w:after="120"/>
       <w:outlineLvl w:val="2"/>
     </w:pPr>
     <w:rPr>
-      <w:rFonts w:asciiTheme="majorHAnsi" w:eastAsiaTheme="majorEastAsia" w:hAnsiTheme="majorHAnsi" w:cstheme="majorBidi" w:ascii="Calibri" w:hAnsi="Calibri" w:eastAsia="Calibri"/>
+      <w:rFonts w:asciiTheme="majorHAnsi" w:eastAsiaTheme="majorEastAsia" w:hAnsiTheme="majorHAnsi" w:cstheme="majorBidi" w:ascii="Calibri" w:hAnsi="Calibri"/>
       <w:b/>
       <w:bCs/>
       <w:color w:val="1F4D78"/>
@@ -6179,13 +1743,8 @@
       <w:numPr>
         <w:numId w:val="1"/>
       </w:numPr>
-      <w:spacing w:after="80" w:line="280" w:lineRule="auto"/>
       <w:contextualSpacing/>
     </w:pPr>
-    <w:rPr>
-      <w:rFonts w:ascii="Calibri" w:hAnsi="Calibri" w:eastAsia="Calibri"/>
-      <w:sz w:val="22"/>
-    </w:rPr>
   </w:style>
   <w:style w:type="paragraph" w:styleId="ListBullet2">
     <w:name w:val="List Bullet 2"/>
@@ -6223,13 +1782,8 @@
       <w:numPr>
         <w:numId w:val="5"/>
       </w:numPr>
-      <w:spacing w:after="80" w:line="280" w:lineRule="auto"/>
       <w:contextualSpacing/>
     </w:pPr>
-    <w:rPr>
-      <w:rFonts w:ascii="Calibri" w:hAnsi="Calibri" w:eastAsia="Calibri"/>
-      <w:sz w:val="22"/>
-    </w:rPr>
   </w:style>
   <w:style w:type="paragraph" w:styleId="ListNumber2">
     <w:name w:val="List Number 2"/>
